--- a/Resume/Resume_2019_summer.docx
+++ b/Resume/Resume_2019_summer.docx
@@ -9,8 +9,8 @@
         <w:jc w:val="center"/>
         <w:rPr>
           <w:b/>
-          <w:sz w:val="40"/>
-          <w:szCs w:val="40"/>
+          <w:sz w:val="36"/>
+          <w:szCs w:val="36"/>
           <w:lang w:val="es-ES"/>
         </w:rPr>
       </w:pPr>
@@ -18,8 +18,8 @@
       <w:r>
         <w:rPr>
           <w:b/>
-          <w:sz w:val="40"/>
-          <w:szCs w:val="40"/>
+          <w:sz w:val="36"/>
+          <w:szCs w:val="36"/>
           <w:lang w:val="es-ES"/>
         </w:rPr>
         <w:t>Tian</w:t>
@@ -28,8 +28,8 @@
       <w:r>
         <w:rPr>
           <w:b/>
-          <w:sz w:val="40"/>
-          <w:szCs w:val="40"/>
+          <w:sz w:val="36"/>
+          <w:szCs w:val="36"/>
           <w:lang w:val="es-ES"/>
         </w:rPr>
         <w:t xml:space="preserve"> Feng</w:t>
@@ -186,12 +186,24 @@
           <w:color w:val="000000" w:themeColor="text1"/>
           <w:spacing w:val="-32"/>
           <w:w w:val="99"/>
-          <w:sz w:val="36"/>
-          <w:szCs w:val="36"/>
+          <w:sz w:val="32"/>
+          <w:szCs w:val="32"/>
           <w:u w:val="single"/>
           <w:lang w:val="es-US"/>
         </w:rPr>
         <w:t>E</w:t>
+      </w:r>
+      <w:r>
+        <w:rPr>
+          <w:color w:val="000000" w:themeColor="text1"/>
+          <w:spacing w:val="-32"/>
+          <w:w w:val="99"/>
+          <w:sz w:val="28"/>
+          <w:szCs w:val="28"/>
+          <w:u w:val="single"/>
+          <w:lang w:val="es-US"/>
+        </w:rPr>
+        <w:t>DUCATION</w:t>
       </w:r>
       <w:r>
         <w:rPr>
@@ -203,9 +215,900 @@
           <w:u w:val="single"/>
           <w:lang w:val="es-US"/>
         </w:rPr>
-        <w:t>DUCATION</w:t>
-      </w:r>
-      <w:r>
+        <w:tab/>
+      </w:r>
+    </w:p>
+    <w:p>
+      <w:pPr>
+        <w:tabs>
+          <w:tab w:val="left" w:pos="8360"/>
+        </w:tabs>
+        <w:ind w:left="153" w:right="227"/>
+        <w:rPr>
+          <w:b/>
+          <w:sz w:val="24"/>
+          <w:szCs w:val="24"/>
+          <w:lang w:val="es-US"/>
+        </w:rPr>
+      </w:pPr>
+      <w:r>
+        <w:rPr>
+          <w:b/>
+          <w:bCs/>
+          <w:sz w:val="24"/>
+          <w:szCs w:val="24"/>
+          <w:lang w:val="es-US"/>
+        </w:rPr>
+        <w:t xml:space="preserve">University of </w:t>
+      </w:r>
+      <w:r>
+        <w:rPr>
+          <w:b/>
+          <w:bCs/>
+          <w:sz w:val="24"/>
+          <w:szCs w:val="24"/>
+          <w:lang w:val="es-US"/>
+        </w:rPr>
+        <w:t>California</w:t>
+      </w:r>
+      <w:r>
+        <w:rPr>
+          <w:b/>
+          <w:bCs/>
+          <w:sz w:val="24"/>
+          <w:szCs w:val="24"/>
+          <w:lang w:val="es-US"/>
+        </w:rPr>
+        <w:t xml:space="preserve">, </w:t>
+      </w:r>
+      <w:r>
+        <w:rPr>
+          <w:b/>
+          <w:bCs/>
+          <w:sz w:val="24"/>
+          <w:szCs w:val="24"/>
+          <w:lang w:val="es-US"/>
+        </w:rPr>
+        <w:t>Los Angeles</w:t>
+      </w:r>
+      <w:r>
+        <w:rPr>
+          <w:b/>
+          <w:bCs/>
+          <w:sz w:val="24"/>
+          <w:szCs w:val="24"/>
+          <w:lang w:val="es-US"/>
+        </w:rPr>
+        <w:t xml:space="preserve">                                               </w:t>
+      </w:r>
+      <w:r>
+        <w:rPr>
+          <w:b/>
+          <w:bCs/>
+          <w:sz w:val="24"/>
+          <w:szCs w:val="24"/>
+          <w:lang w:val="es-US"/>
+        </w:rPr>
+        <w:t xml:space="preserve">    </w:t>
+      </w:r>
+      <w:r>
+        <w:rPr>
+          <w:b/>
+          <w:bCs/>
+          <w:sz w:val="24"/>
+          <w:szCs w:val="24"/>
+          <w:lang w:val="es-US"/>
+        </w:rPr>
+        <w:t xml:space="preserve">           </w:t>
+      </w:r>
+      <w:r>
+        <w:rPr>
+          <w:b/>
+          <w:bCs/>
+          <w:sz w:val="24"/>
+          <w:szCs w:val="24"/>
+          <w:lang w:val="es-US"/>
+        </w:rPr>
+        <w:t xml:space="preserve"> </w:t>
+      </w:r>
+      <w:r>
+        <w:rPr>
+          <w:b/>
+          <w:bCs/>
+          <w:sz w:val="24"/>
+          <w:szCs w:val="24"/>
+          <w:lang w:val="es-US"/>
+        </w:rPr>
+        <w:t>Los Angeles</w:t>
+      </w:r>
+      <w:r>
+        <w:rPr>
+          <w:b/>
+          <w:bCs/>
+          <w:sz w:val="24"/>
+          <w:szCs w:val="24"/>
+          <w:lang w:val="es-US"/>
+        </w:rPr>
+        <w:t>,</w:t>
+      </w:r>
+      <w:r>
+        <w:rPr>
+          <w:b/>
+          <w:sz w:val="24"/>
+          <w:szCs w:val="24"/>
+          <w:lang w:val="es-US"/>
+        </w:rPr>
+        <w:t xml:space="preserve"> </w:t>
+      </w:r>
+      <w:r>
+        <w:rPr>
+          <w:b/>
+          <w:sz w:val="24"/>
+          <w:szCs w:val="24"/>
+          <w:lang w:val="es-US"/>
+        </w:rPr>
+        <w:t>CA</w:t>
+      </w:r>
+    </w:p>
+    <w:p>
+      <w:pPr>
+        <w:tabs>
+          <w:tab w:val="left" w:pos="8360"/>
+        </w:tabs>
+        <w:ind w:left="153" w:right="227"/>
+        <w:rPr>
+          <w:b/>
+          <w:sz w:val="24"/>
+        </w:rPr>
+      </w:pPr>
+      <w:r>
+        <w:rPr>
+          <w:sz w:val="21"/>
+          <w:szCs w:val="21"/>
+        </w:rPr>
+        <w:t>Ph.D. C</w:t>
+      </w:r>
+      <w:r>
+        <w:rPr>
+          <w:sz w:val="21"/>
+          <w:szCs w:val="21"/>
+        </w:rPr>
+        <w:t>andidate</w:t>
+      </w:r>
+      <w:r>
+        <w:rPr>
+          <w:sz w:val="21"/>
+          <w:szCs w:val="21"/>
+        </w:rPr>
+        <w:t xml:space="preserve"> of </w:t>
+      </w:r>
+      <w:r>
+        <w:rPr>
+          <w:sz w:val="21"/>
+          <w:szCs w:val="21"/>
+        </w:rPr>
+        <w:t>Geophysics and Space Physics</w:t>
+      </w:r>
+      <w:r>
+        <w:rPr>
+          <w:sz w:val="21"/>
+          <w:szCs w:val="21"/>
+        </w:rPr>
+        <w:t xml:space="preserve">                   </w:t>
+      </w:r>
+      <w:r>
+        <w:rPr>
+          <w:sz w:val="21"/>
+          <w:szCs w:val="21"/>
+        </w:rPr>
+        <w:t xml:space="preserve">             </w:t>
+      </w:r>
+      <w:r>
+        <w:rPr>
+          <w:sz w:val="21"/>
+          <w:szCs w:val="21"/>
+        </w:rPr>
+        <w:t xml:space="preserve">                </w:t>
+      </w:r>
+      <w:r>
+        <w:rPr>
+          <w:sz w:val="21"/>
+          <w:szCs w:val="21"/>
+        </w:rPr>
+        <w:t xml:space="preserve"> </w:t>
+      </w:r>
+      <w:r>
+        <w:rPr>
+          <w:sz w:val="21"/>
+          <w:szCs w:val="21"/>
+        </w:rPr>
+        <w:tab/>
+        <w:t xml:space="preserve"> </w:t>
+      </w:r>
+      <w:r>
+        <w:rPr>
+          <w:sz w:val="21"/>
+          <w:szCs w:val="21"/>
+        </w:rPr>
+        <w:t xml:space="preserve">  </w:t>
+      </w:r>
+      <w:r>
+        <w:rPr>
+          <w:sz w:val="21"/>
+          <w:szCs w:val="21"/>
+        </w:rPr>
+        <w:t xml:space="preserve">Expected </w:t>
+      </w:r>
+      <w:r>
+        <w:rPr>
+          <w:sz w:val="21"/>
+          <w:szCs w:val="21"/>
+        </w:rPr>
+        <w:t>May 2021</w:t>
+      </w:r>
+    </w:p>
+    <w:p>
+      <w:pPr>
+        <w:ind w:left="151"/>
+        <w:rPr>
+          <w:sz w:val="21"/>
+          <w:szCs w:val="21"/>
+        </w:rPr>
+      </w:pPr>
+      <w:r>
+        <w:rPr>
+          <w:b/>
+          <w:bCs/>
+          <w:i/>
+          <w:sz w:val="21"/>
+          <w:szCs w:val="21"/>
+        </w:rPr>
+        <w:t>Activities</w:t>
+      </w:r>
+      <w:r>
+        <w:rPr>
+          <w:b/>
+          <w:bCs/>
+          <w:sz w:val="21"/>
+          <w:szCs w:val="21"/>
+        </w:rPr>
+        <w:t>:</w:t>
+      </w:r>
+      <w:r>
+        <w:rPr>
+          <w:sz w:val="21"/>
+          <w:szCs w:val="21"/>
+        </w:rPr>
+        <w:t xml:space="preserve"> </w:t>
+      </w:r>
+      <w:r>
+        <w:rPr>
+          <w:sz w:val="21"/>
+          <w:szCs w:val="21"/>
+        </w:rPr>
+        <w:t xml:space="preserve">Academic </w:t>
+      </w:r>
+      <w:r>
+        <w:rPr>
+          <w:sz w:val="21"/>
+          <w:szCs w:val="21"/>
+        </w:rPr>
+        <w:t xml:space="preserve">Student </w:t>
+      </w:r>
+      <w:r>
+        <w:rPr>
+          <w:sz w:val="21"/>
+          <w:szCs w:val="21"/>
+        </w:rPr>
+        <w:t>Employee (ASE</w:t>
+      </w:r>
+      <w:r>
+        <w:rPr>
+          <w:sz w:val="21"/>
+          <w:szCs w:val="21"/>
+        </w:rPr>
+        <w:t xml:space="preserve">) </w:t>
+      </w:r>
+    </w:p>
+    <w:p>
+      <w:pPr>
+        <w:tabs>
+          <w:tab w:val="left" w:pos="8360"/>
+        </w:tabs>
+        <w:ind w:left="153" w:right="227"/>
+        <w:rPr>
+          <w:sz w:val="24"/>
+          <w:szCs w:val="24"/>
+          <w:lang w:val="es-US"/>
+        </w:rPr>
+      </w:pPr>
+      <w:r>
+        <w:rPr>
+          <w:b/>
+          <w:bCs/>
+          <w:sz w:val="24"/>
+          <w:szCs w:val="24"/>
+          <w:lang w:val="es-US"/>
+        </w:rPr>
+        <w:t xml:space="preserve">University of California, Los Angeles                                               </w:t>
+      </w:r>
+      <w:r>
+        <w:rPr>
+          <w:b/>
+          <w:bCs/>
+          <w:sz w:val="24"/>
+          <w:szCs w:val="24"/>
+          <w:lang w:val="es-US"/>
+        </w:rPr>
+        <w:t xml:space="preserve">   </w:t>
+      </w:r>
+      <w:r>
+        <w:rPr>
+          <w:b/>
+          <w:bCs/>
+          <w:sz w:val="24"/>
+          <w:szCs w:val="24"/>
+          <w:lang w:val="es-US"/>
+        </w:rPr>
+        <w:t xml:space="preserve">           </w:t>
+      </w:r>
+      <w:r>
+        <w:rPr>
+          <w:b/>
+          <w:bCs/>
+          <w:sz w:val="24"/>
+          <w:szCs w:val="24"/>
+          <w:lang w:val="es-US"/>
+        </w:rPr>
+        <w:t xml:space="preserve"> </w:t>
+      </w:r>
+      <w:r>
+        <w:rPr>
+          <w:b/>
+          <w:bCs/>
+          <w:sz w:val="24"/>
+          <w:szCs w:val="24"/>
+          <w:lang w:val="es-US"/>
+        </w:rPr>
+        <w:t xml:space="preserve"> </w:t>
+      </w:r>
+      <w:r>
+        <w:rPr>
+          <w:b/>
+          <w:bCs/>
+          <w:sz w:val="24"/>
+          <w:szCs w:val="24"/>
+          <w:lang w:val="es-US"/>
+        </w:rPr>
+        <w:t>Los Angeles,</w:t>
+      </w:r>
+      <w:r>
+        <w:rPr>
+          <w:b/>
+          <w:sz w:val="24"/>
+          <w:szCs w:val="24"/>
+          <w:lang w:val="es-US"/>
+        </w:rPr>
+        <w:t xml:space="preserve"> CA</w:t>
+      </w:r>
+    </w:p>
+    <w:p>
+      <w:pPr>
+        <w:tabs>
+          <w:tab w:val="left" w:pos="8360"/>
+        </w:tabs>
+        <w:ind w:left="153" w:right="227"/>
+        <w:rPr>
+          <w:sz w:val="21"/>
+          <w:szCs w:val="21"/>
+        </w:rPr>
+      </w:pPr>
+      <w:r>
+        <w:rPr>
+          <w:sz w:val="21"/>
+          <w:szCs w:val="21"/>
+        </w:rPr>
+        <w:t xml:space="preserve">Master of </w:t>
+      </w:r>
+      <w:r>
+        <w:rPr>
+          <w:sz w:val="21"/>
+          <w:szCs w:val="21"/>
+        </w:rPr>
+        <w:t xml:space="preserve">Science in </w:t>
+      </w:r>
+      <w:r>
+        <w:rPr>
+          <w:sz w:val="21"/>
+          <w:szCs w:val="21"/>
+        </w:rPr>
+        <w:t>Geophysics and Space Physics</w:t>
+      </w:r>
+      <w:r>
+        <w:rPr>
+          <w:sz w:val="21"/>
+          <w:szCs w:val="21"/>
+        </w:rPr>
+        <w:t xml:space="preserve"> (GPA: 3</w:t>
+      </w:r>
+      <w:r>
+        <w:rPr>
+          <w:sz w:val="21"/>
+          <w:szCs w:val="21"/>
+        </w:rPr>
+        <w:t>.</w:t>
+      </w:r>
+      <w:r>
+        <w:rPr>
+          <w:sz w:val="21"/>
+          <w:szCs w:val="21"/>
+        </w:rPr>
+        <w:t>9</w:t>
+      </w:r>
+      <w:r>
+        <w:rPr>
+          <w:sz w:val="21"/>
+          <w:szCs w:val="21"/>
+        </w:rPr>
+        <w:t xml:space="preserve">)            </w:t>
+      </w:r>
+      <w:r>
+        <w:rPr>
+          <w:sz w:val="21"/>
+          <w:szCs w:val="21"/>
+        </w:rPr>
+        <w:t xml:space="preserve">                               </w:t>
+      </w:r>
+      <w:r>
+        <w:rPr>
+          <w:sz w:val="21"/>
+          <w:szCs w:val="21"/>
+        </w:rPr>
+        <w:t xml:space="preserve"> </w:t>
+      </w:r>
+      <w:r>
+        <w:rPr>
+          <w:sz w:val="21"/>
+          <w:szCs w:val="21"/>
+        </w:rPr>
+        <w:t xml:space="preserve"> </w:t>
+      </w:r>
+      <w:r>
+        <w:rPr>
+          <w:sz w:val="21"/>
+          <w:szCs w:val="21"/>
+        </w:rPr>
+        <w:tab/>
+      </w:r>
+      <w:r>
+        <w:rPr>
+          <w:sz w:val="21"/>
+          <w:szCs w:val="21"/>
+        </w:rPr>
+        <w:tab/>
+      </w:r>
+      <w:r>
+        <w:rPr>
+          <w:sz w:val="21"/>
+          <w:szCs w:val="21"/>
+        </w:rPr>
+        <w:tab/>
+      </w:r>
+      <w:r>
+        <w:rPr>
+          <w:sz w:val="21"/>
+          <w:szCs w:val="21"/>
+        </w:rPr>
+        <w:t>Mar 2018</w:t>
+      </w:r>
+      <w:r>
+        <w:rPr>
+          <w:sz w:val="21"/>
+          <w:szCs w:val="21"/>
+        </w:rPr>
+        <w:t xml:space="preserve"> </w:t>
+      </w:r>
+    </w:p>
+    <w:p>
+      <w:pPr>
+        <w:ind w:left="151"/>
+        <w:rPr>
+          <w:sz w:val="21"/>
+          <w:szCs w:val="21"/>
+        </w:rPr>
+      </w:pPr>
+      <w:r>
+        <w:rPr>
+          <w:b/>
+          <w:bCs/>
+          <w:i/>
+          <w:sz w:val="21"/>
+          <w:szCs w:val="21"/>
+        </w:rPr>
+        <w:t>Activities</w:t>
+      </w:r>
+      <w:r>
+        <w:rPr>
+          <w:b/>
+          <w:bCs/>
+          <w:sz w:val="21"/>
+          <w:szCs w:val="21"/>
+        </w:rPr>
+        <w:t>:</w:t>
+      </w:r>
+      <w:r>
+        <w:rPr>
+          <w:sz w:val="21"/>
+          <w:szCs w:val="21"/>
+        </w:rPr>
+        <w:t xml:space="preserve"> Gr</w:t>
+      </w:r>
+      <w:r>
+        <w:rPr>
+          <w:sz w:val="21"/>
+          <w:szCs w:val="21"/>
+        </w:rPr>
+        <w:t>aduate Student Research (GSR</w:t>
+      </w:r>
+      <w:r>
+        <w:rPr>
+          <w:sz w:val="21"/>
+          <w:szCs w:val="21"/>
+        </w:rPr>
+        <w:t xml:space="preserve">) </w:t>
+      </w:r>
+    </w:p>
+    <w:p>
+      <w:pPr>
+        <w:tabs>
+          <w:tab w:val="left" w:pos="8360"/>
+        </w:tabs>
+        <w:ind w:left="153" w:right="227"/>
+        <w:rPr>
+          <w:b/>
+          <w:bCs/>
+          <w:sz w:val="24"/>
+          <w:szCs w:val="24"/>
+        </w:rPr>
+      </w:pPr>
+      <w:r>
+        <w:rPr>
+          <w:b/>
+          <w:bCs/>
+          <w:sz w:val="24"/>
+          <w:szCs w:val="24"/>
+        </w:rPr>
+        <w:t xml:space="preserve">Nanjing </w:t>
+      </w:r>
+      <w:r>
+        <w:rPr>
+          <w:b/>
+          <w:bCs/>
+          <w:sz w:val="24"/>
+          <w:szCs w:val="24"/>
+        </w:rPr>
+        <w:t xml:space="preserve">University                                                      </w:t>
+      </w:r>
+      <w:r>
+        <w:rPr>
+          <w:b/>
+          <w:bCs/>
+          <w:sz w:val="24"/>
+          <w:szCs w:val="24"/>
+        </w:rPr>
+        <w:t xml:space="preserve">                             </w:t>
+      </w:r>
+      <w:r>
+        <w:rPr>
+          <w:b/>
+          <w:bCs/>
+          <w:sz w:val="24"/>
+          <w:szCs w:val="24"/>
+        </w:rPr>
+        <w:t xml:space="preserve">           </w:t>
+      </w:r>
+      <w:r>
+        <w:rPr>
+          <w:b/>
+          <w:bCs/>
+          <w:sz w:val="24"/>
+          <w:szCs w:val="24"/>
+        </w:rPr>
+        <w:t xml:space="preserve"> </w:t>
+      </w:r>
+      <w:r>
+        <w:rPr>
+          <w:b/>
+          <w:bCs/>
+          <w:sz w:val="24"/>
+          <w:szCs w:val="24"/>
+        </w:rPr>
+        <w:t xml:space="preserve"> </w:t>
+      </w:r>
+      <w:r>
+        <w:rPr>
+          <w:b/>
+          <w:bCs/>
+          <w:sz w:val="24"/>
+          <w:szCs w:val="24"/>
+        </w:rPr>
+        <w:t>Nanjing, China</w:t>
+      </w:r>
+    </w:p>
+    <w:p>
+      <w:pPr>
+        <w:pStyle w:val="BodyText"/>
+        <w:tabs>
+          <w:tab w:val="left" w:pos="8695"/>
+        </w:tabs>
+        <w:ind w:left="153" w:right="166"/>
+      </w:pPr>
+      <w:r>
+        <w:t xml:space="preserve">Bachelor of </w:t>
+      </w:r>
+      <w:r>
+        <w:t xml:space="preserve">Science </w:t>
+      </w:r>
+      <w:r>
+        <w:t>in</w:t>
+      </w:r>
+      <w:r>
+        <w:t xml:space="preserve"> Geology and Geophysics (GPA: 3.8,</w:t>
+      </w:r>
+      <w:r>
+        <w:t xml:space="preserve"> Rank: 1/8</w:t>
+      </w:r>
+      <w:r>
+        <w:t>)</w:t>
+      </w:r>
+      <w:r>
+        <w:t xml:space="preserve">             </w:t>
+      </w:r>
+      <w:r>
+        <w:t xml:space="preserve">                 </w:t>
+      </w:r>
+      <w:r>
+        <w:t xml:space="preserve">  </w:t>
+      </w:r>
+      <w:r>
+        <w:t xml:space="preserve"> </w:t>
+      </w:r>
+      <w:r>
+        <w:t xml:space="preserve"> </w:t>
+      </w:r>
+      <w:r>
+        <w:tab/>
+      </w:r>
+      <w:r>
+        <w:tab/>
+      </w:r>
+      <w:r>
+        <w:t xml:space="preserve"> </w:t>
+      </w:r>
+      <w:r>
+        <w:t xml:space="preserve">Jun 2016 </w:t>
+      </w:r>
+    </w:p>
+    <w:p>
+      <w:pPr>
+        <w:pStyle w:val="BodyText"/>
+        <w:ind w:left="153"/>
+        <w:rPr>
+          <w:sz w:val="22"/>
+          <w:szCs w:val="22"/>
+        </w:rPr>
+      </w:pPr>
+      <w:r>
+        <w:rPr>
+          <w:b/>
+          <w:bCs/>
+          <w:i/>
+        </w:rPr>
+        <w:t>Honors</w:t>
+      </w:r>
+      <w:r>
+        <w:rPr>
+          <w:b/>
+          <w:bCs/>
+        </w:rPr>
+        <w:t>:</w:t>
+      </w:r>
+      <w:r>
+        <w:t xml:space="preserve"> </w:t>
+      </w:r>
+      <w:r>
+        <w:t xml:space="preserve">Dean’s List, </w:t>
+      </w:r>
+      <w:r>
+        <w:t xml:space="preserve">Geology Field </w:t>
+      </w:r>
+      <w:r>
+        <w:rPr>
+          <w:rFonts w:hint="eastAsia"/>
+          <w:lang w:eastAsia="zh-CN"/>
+        </w:rPr>
+        <w:t>Practice</w:t>
+      </w:r>
+      <w:r>
+        <w:rPr>
+          <w:lang w:eastAsia="zh-CN"/>
+        </w:rPr>
+        <w:t xml:space="preserve"> Scholarship</w:t>
+      </w:r>
+      <w:r>
+        <w:t xml:space="preserve">, </w:t>
+      </w:r>
+      <w:proofErr w:type="spellStart"/>
+      <w:r>
+        <w:t>Runtian’s</w:t>
+      </w:r>
+      <w:proofErr w:type="spellEnd"/>
+      <w:r>
+        <w:t xml:space="preserve"> Scholarship, People’s </w:t>
+      </w:r>
+      <w:r>
+        <w:t>Scholarship</w:t>
+      </w:r>
+    </w:p>
+    <w:p>
+      <w:pPr>
+        <w:tabs>
+          <w:tab w:val="left" w:pos="8360"/>
+        </w:tabs>
+        <w:ind w:left="153" w:right="227"/>
+        <w:rPr>
+          <w:b/>
+          <w:bCs/>
+          <w:sz w:val="24"/>
+          <w:szCs w:val="24"/>
+        </w:rPr>
+      </w:pPr>
+      <w:r>
+        <w:rPr>
+          <w:b/>
+          <w:bCs/>
+          <w:sz w:val="24"/>
+          <w:szCs w:val="24"/>
+        </w:rPr>
+        <w:t xml:space="preserve">University of California, </w:t>
+      </w:r>
+      <w:r>
+        <w:rPr>
+          <w:b/>
+          <w:bCs/>
+          <w:sz w:val="24"/>
+          <w:szCs w:val="24"/>
+        </w:rPr>
+        <w:t>Berkeley</w:t>
+      </w:r>
+      <w:r>
+        <w:rPr>
+          <w:b/>
+          <w:bCs/>
+          <w:sz w:val="24"/>
+          <w:szCs w:val="24"/>
+        </w:rPr>
+        <w:t xml:space="preserve">                                           </w:t>
+      </w:r>
+      <w:r>
+        <w:rPr>
+          <w:b/>
+          <w:bCs/>
+          <w:sz w:val="24"/>
+          <w:szCs w:val="24"/>
+        </w:rPr>
+        <w:t xml:space="preserve">                   </w:t>
+      </w:r>
+      <w:r>
+        <w:rPr>
+          <w:b/>
+          <w:bCs/>
+          <w:sz w:val="24"/>
+          <w:szCs w:val="24"/>
+        </w:rPr>
+        <w:t xml:space="preserve"> </w:t>
+      </w:r>
+      <w:r>
+        <w:rPr>
+          <w:b/>
+          <w:bCs/>
+          <w:sz w:val="24"/>
+          <w:szCs w:val="24"/>
+        </w:rPr>
+        <w:t xml:space="preserve">           </w:t>
+      </w:r>
+      <w:proofErr w:type="spellStart"/>
+      <w:r>
+        <w:rPr>
+          <w:b/>
+          <w:bCs/>
+          <w:sz w:val="24"/>
+          <w:szCs w:val="24"/>
+        </w:rPr>
+        <w:t>Berkeley</w:t>
+      </w:r>
+      <w:proofErr w:type="spellEnd"/>
+      <w:r>
+        <w:rPr>
+          <w:b/>
+          <w:bCs/>
+          <w:sz w:val="24"/>
+          <w:szCs w:val="24"/>
+        </w:rPr>
+        <w:t>, CA</w:t>
+      </w:r>
+    </w:p>
+    <w:p>
+      <w:pPr>
+        <w:pStyle w:val="BodyText"/>
+        <w:tabs>
+          <w:tab w:val="left" w:pos="8735"/>
+        </w:tabs>
+        <w:ind w:left="151"/>
+      </w:pPr>
+      <w:r>
+        <w:t>Visiting student in the De</w:t>
+      </w:r>
+      <w:r>
+        <w:t>partment of</w:t>
+      </w:r>
+      <w:r>
+        <w:t xml:space="preserve"> Earth, Planetary, and Space Sciences</w:t>
+      </w:r>
+      <w:r>
+        <w:t xml:space="preserve"> (GPA 4.0)</w:t>
+      </w:r>
+      <w:r>
+        <w:rPr>
+          <w:w w:val="105"/>
+        </w:rPr>
+        <w:t xml:space="preserve">  </w:t>
+      </w:r>
+      <w:r>
+        <w:rPr>
+          <w:w w:val="105"/>
+        </w:rPr>
+        <w:t xml:space="preserve"> </w:t>
+      </w:r>
+      <w:r>
+        <w:rPr>
+          <w:w w:val="105"/>
+        </w:rPr>
+        <w:t xml:space="preserve"> </w:t>
+      </w:r>
+      <w:r>
+        <w:rPr>
+          <w:w w:val="105"/>
+        </w:rPr>
+        <w:t xml:space="preserve">       </w:t>
+      </w:r>
+      <w:r>
+        <w:rPr>
+          <w:w w:val="105"/>
+        </w:rPr>
+        <w:t xml:space="preserve"> </w:t>
+      </w:r>
+      <w:r>
+        <w:rPr>
+          <w:w w:val="105"/>
+        </w:rPr>
+        <w:t xml:space="preserve"> </w:t>
+      </w:r>
+      <w:r>
+        <w:t>Jan 2015—</w:t>
+      </w:r>
+      <w:r>
+        <w:t>Jul 2015</w:t>
+      </w:r>
+    </w:p>
+    <w:p>
+      <w:pPr>
+        <w:pStyle w:val="Heading1"/>
+        <w:tabs>
+          <w:tab w:val="left" w:pos="10458"/>
+        </w:tabs>
+        <w:spacing w:before="40" w:line="240" w:lineRule="auto"/>
+        <w:ind w:left="115"/>
         <w:rPr>
           <w:color w:val="000000" w:themeColor="text1"/>
           <w:spacing w:val="-32"/>
@@ -215,899 +1118,8 @@
           <w:u w:val="single"/>
           <w:lang w:val="es-US"/>
         </w:rPr>
-        <w:tab/>
-      </w:r>
-    </w:p>
-    <w:p>
-      <w:pPr>
-        <w:tabs>
-          <w:tab w:val="left" w:pos="8360"/>
-        </w:tabs>
-        <w:ind w:left="153" w:right="227"/>
-        <w:rPr>
-          <w:b/>
-          <w:sz w:val="26"/>
-          <w:szCs w:val="26"/>
-          <w:lang w:val="es-US"/>
-        </w:rPr>
-      </w:pPr>
-      <w:r>
-        <w:rPr>
-          <w:b/>
-          <w:bCs/>
-          <w:sz w:val="26"/>
-          <w:szCs w:val="26"/>
-          <w:lang w:val="es-US"/>
-        </w:rPr>
-        <w:t xml:space="preserve">University of </w:t>
-      </w:r>
-      <w:r>
-        <w:rPr>
-          <w:b/>
-          <w:bCs/>
-          <w:sz w:val="26"/>
-          <w:szCs w:val="26"/>
-          <w:lang w:val="es-US"/>
-        </w:rPr>
-        <w:t>California</w:t>
-      </w:r>
-      <w:r>
-        <w:rPr>
-          <w:b/>
-          <w:bCs/>
-          <w:sz w:val="26"/>
-          <w:szCs w:val="26"/>
-          <w:lang w:val="es-US"/>
-        </w:rPr>
-        <w:t xml:space="preserve">, </w:t>
-      </w:r>
-      <w:r>
-        <w:rPr>
-          <w:b/>
-          <w:bCs/>
-          <w:sz w:val="26"/>
-          <w:szCs w:val="26"/>
-          <w:lang w:val="es-US"/>
-        </w:rPr>
-        <w:t>Los Angeles</w:t>
-      </w:r>
-      <w:r>
-        <w:rPr>
-          <w:b/>
-          <w:bCs/>
-          <w:sz w:val="26"/>
-          <w:szCs w:val="26"/>
-          <w:lang w:val="es-US"/>
-        </w:rPr>
-        <w:t xml:space="preserve">                                               </w:t>
-      </w:r>
-      <w:r>
-        <w:rPr>
-          <w:b/>
-          <w:bCs/>
-          <w:sz w:val="26"/>
-          <w:szCs w:val="26"/>
-          <w:lang w:val="es-US"/>
-        </w:rPr>
-        <w:t xml:space="preserve">    </w:t>
-      </w:r>
-      <w:r>
-        <w:rPr>
-          <w:b/>
-          <w:bCs/>
-          <w:sz w:val="26"/>
-          <w:szCs w:val="26"/>
-          <w:lang w:val="es-US"/>
-        </w:rPr>
-        <w:t xml:space="preserve">           </w:t>
-      </w:r>
-      <w:r>
-        <w:rPr>
-          <w:b/>
-          <w:bCs/>
-          <w:sz w:val="26"/>
-          <w:szCs w:val="26"/>
-          <w:lang w:val="es-US"/>
-        </w:rPr>
-        <w:t xml:space="preserve"> </w:t>
-      </w:r>
-      <w:r>
-        <w:rPr>
-          <w:b/>
-          <w:bCs/>
-          <w:sz w:val="26"/>
-          <w:szCs w:val="26"/>
-          <w:lang w:val="es-US"/>
-        </w:rPr>
-        <w:t>Los Angeles</w:t>
-      </w:r>
-      <w:r>
-        <w:rPr>
-          <w:b/>
-          <w:bCs/>
-          <w:sz w:val="26"/>
-          <w:szCs w:val="26"/>
-          <w:lang w:val="es-US"/>
-        </w:rPr>
-        <w:t>,</w:t>
-      </w:r>
-      <w:r>
-        <w:rPr>
-          <w:b/>
-          <w:sz w:val="26"/>
-          <w:szCs w:val="26"/>
-          <w:lang w:val="es-US"/>
-        </w:rPr>
-        <w:t xml:space="preserve"> </w:t>
-      </w:r>
-      <w:r>
-        <w:rPr>
-          <w:b/>
-          <w:sz w:val="26"/>
-          <w:szCs w:val="26"/>
-          <w:lang w:val="es-US"/>
-        </w:rPr>
-        <w:t>CA</w:t>
-      </w:r>
-    </w:p>
-    <w:p>
-      <w:pPr>
-        <w:tabs>
-          <w:tab w:val="left" w:pos="8360"/>
-        </w:tabs>
-        <w:ind w:left="153" w:right="227"/>
-        <w:rPr>
-          <w:b/>
-          <w:sz w:val="28"/>
-          <w:szCs w:val="24"/>
-        </w:rPr>
-      </w:pPr>
-      <w:r>
-        <w:t>Ph.D. C</w:t>
-      </w:r>
-      <w:r>
-        <w:t>andidate</w:t>
-      </w:r>
-      <w:r>
-        <w:t xml:space="preserve"> of </w:t>
-      </w:r>
-      <w:r>
-        <w:t>Geophysics and Space Physics</w:t>
-      </w:r>
-      <w:r>
-        <w:t xml:space="preserve">                   </w:t>
-      </w:r>
-      <w:r>
-        <w:t xml:space="preserve">             </w:t>
-      </w:r>
-      <w:r>
-        <w:t xml:space="preserve">                </w:t>
-      </w:r>
-      <w:r>
-        <w:t xml:space="preserve"> </w:t>
-      </w:r>
-      <w:r>
-        <w:tab/>
-        <w:t xml:space="preserve"> </w:t>
-      </w:r>
-      <w:r>
-        <w:t xml:space="preserve">Expected </w:t>
-      </w:r>
-      <w:r>
-        <w:t>May 2021</w:t>
-      </w:r>
-    </w:p>
-    <w:p>
-      <w:pPr>
-        <w:ind w:left="151"/>
-      </w:pPr>
-      <w:r>
-        <w:rPr>
-          <w:b/>
-          <w:bCs/>
-          <w:i/>
-        </w:rPr>
-        <w:t>Activities</w:t>
-      </w:r>
-      <w:r>
-        <w:rPr>
-          <w:b/>
-          <w:bCs/>
-        </w:rPr>
-        <w:t>:</w:t>
-      </w:r>
-      <w:r>
-        <w:t xml:space="preserve"> </w:t>
-      </w:r>
-      <w:r>
-        <w:t xml:space="preserve">Academic </w:t>
-      </w:r>
-      <w:r>
-        <w:t xml:space="preserve">Student </w:t>
-      </w:r>
-      <w:r>
-        <w:t>Employee (ASE</w:t>
-      </w:r>
-      <w:r>
-        <w:t xml:space="preserve">) </w:t>
-      </w:r>
-    </w:p>
-    <w:p>
-      <w:pPr>
-        <w:tabs>
-          <w:tab w:val="left" w:pos="8360"/>
-        </w:tabs>
-        <w:ind w:left="153" w:right="227"/>
-        <w:rPr>
-          <w:sz w:val="26"/>
-          <w:szCs w:val="26"/>
-          <w:lang w:val="es-US"/>
-        </w:rPr>
-      </w:pPr>
-      <w:r>
-        <w:rPr>
-          <w:b/>
-          <w:bCs/>
-          <w:sz w:val="26"/>
-          <w:szCs w:val="26"/>
-          <w:lang w:val="es-US"/>
-        </w:rPr>
-        <w:t xml:space="preserve">University of California, Los Angeles                                               </w:t>
-      </w:r>
-      <w:r>
-        <w:rPr>
-          <w:b/>
-          <w:bCs/>
-          <w:sz w:val="26"/>
-          <w:szCs w:val="26"/>
-          <w:lang w:val="es-US"/>
-        </w:rPr>
-        <w:t xml:space="preserve">   </w:t>
-      </w:r>
-      <w:r>
-        <w:rPr>
-          <w:b/>
-          <w:bCs/>
-          <w:sz w:val="26"/>
-          <w:szCs w:val="26"/>
-          <w:lang w:val="es-US"/>
-        </w:rPr>
-        <w:t xml:space="preserve">           </w:t>
-      </w:r>
-      <w:r>
-        <w:rPr>
-          <w:b/>
-          <w:bCs/>
-          <w:sz w:val="26"/>
-          <w:szCs w:val="26"/>
-          <w:lang w:val="es-US"/>
-        </w:rPr>
-        <w:t xml:space="preserve"> </w:t>
-      </w:r>
-      <w:r>
-        <w:rPr>
-          <w:b/>
-          <w:bCs/>
-          <w:sz w:val="26"/>
-          <w:szCs w:val="26"/>
-          <w:lang w:val="es-US"/>
-        </w:rPr>
-        <w:t xml:space="preserve"> </w:t>
-      </w:r>
-      <w:r>
-        <w:rPr>
-          <w:b/>
-          <w:bCs/>
-          <w:sz w:val="26"/>
-          <w:szCs w:val="26"/>
-          <w:lang w:val="es-US"/>
-        </w:rPr>
-        <w:t>Los Angeles,</w:t>
-      </w:r>
-      <w:r>
-        <w:rPr>
-          <w:b/>
-          <w:sz w:val="26"/>
-          <w:szCs w:val="26"/>
-          <w:lang w:val="es-US"/>
-        </w:rPr>
-        <w:t xml:space="preserve"> CA</w:t>
-      </w:r>
-    </w:p>
-    <w:p>
-      <w:pPr>
-        <w:tabs>
-          <w:tab w:val="left" w:pos="8360"/>
-        </w:tabs>
-        <w:ind w:left="153" w:right="227"/>
-      </w:pPr>
-      <w:r>
-        <w:t xml:space="preserve">Master of </w:t>
-      </w:r>
-      <w:r>
-        <w:t xml:space="preserve">Science in </w:t>
-      </w:r>
-      <w:r>
-        <w:t>Geophysics and Space Physics</w:t>
-      </w:r>
-      <w:r>
-        <w:t xml:space="preserve"> (GPA: 3</w:t>
-      </w:r>
-      <w:r>
-        <w:t>.</w:t>
-      </w:r>
-      <w:r>
-        <w:t>9</w:t>
-      </w:r>
-      <w:r>
-        <w:t xml:space="preserve">)            </w:t>
-      </w:r>
-      <w:r>
-        <w:t xml:space="preserve">                               </w:t>
-      </w:r>
-      <w:r>
-        <w:t xml:space="preserve"> </w:t>
-      </w:r>
-      <w:r>
-        <w:t xml:space="preserve"> </w:t>
-      </w:r>
-      <w:r>
-        <w:tab/>
-      </w:r>
-      <w:r>
-        <w:tab/>
-      </w:r>
-      <w:r>
-        <w:tab/>
-      </w:r>
-      <w:r>
-        <w:t>Mar 2018</w:t>
-      </w:r>
-      <w:r>
-        <w:t xml:space="preserve"> </w:t>
-      </w:r>
-    </w:p>
-    <w:p>
-      <w:pPr>
-        <w:ind w:left="151"/>
-      </w:pPr>
-      <w:r>
-        <w:rPr>
-          <w:b/>
-          <w:bCs/>
-          <w:i/>
-        </w:rPr>
-        <w:t>Activities</w:t>
-      </w:r>
-      <w:r>
-        <w:rPr>
-          <w:b/>
-          <w:bCs/>
-        </w:rPr>
-        <w:t>:</w:t>
-      </w:r>
-      <w:r>
-        <w:t xml:space="preserve"> Gr</w:t>
-      </w:r>
-      <w:r>
-        <w:t>aduate Student Research (GSR</w:t>
-      </w:r>
-      <w:r>
-        <w:t xml:space="preserve">) </w:t>
-      </w:r>
-    </w:p>
-    <w:p>
-      <w:pPr>
-        <w:pStyle w:val="Heading1"/>
-        <w:tabs>
-          <w:tab w:val="left" w:pos="8920"/>
-        </w:tabs>
-        <w:spacing w:before="60" w:line="240" w:lineRule="auto"/>
-        <w:rPr>
-          <w:sz w:val="26"/>
-          <w:szCs w:val="26"/>
-        </w:rPr>
-      </w:pPr>
-      <w:r>
-        <w:rPr>
-          <w:sz w:val="26"/>
-          <w:szCs w:val="26"/>
-        </w:rPr>
-        <w:t xml:space="preserve">Nanjing </w:t>
-      </w:r>
-      <w:r>
-        <w:rPr>
-          <w:sz w:val="26"/>
-          <w:szCs w:val="26"/>
-        </w:rPr>
-        <w:t xml:space="preserve">University                                                      </w:t>
-      </w:r>
-      <w:r>
-        <w:rPr>
-          <w:sz w:val="26"/>
-          <w:szCs w:val="26"/>
-        </w:rPr>
-        <w:t xml:space="preserve">                             </w:t>
-      </w:r>
-      <w:r>
-        <w:rPr>
-          <w:sz w:val="26"/>
-          <w:szCs w:val="26"/>
-        </w:rPr>
-        <w:t xml:space="preserve">           </w:t>
-      </w:r>
-      <w:r>
-        <w:rPr>
-          <w:sz w:val="26"/>
-          <w:szCs w:val="26"/>
-        </w:rPr>
-        <w:t xml:space="preserve"> </w:t>
-      </w:r>
-      <w:r>
-        <w:rPr>
-          <w:sz w:val="26"/>
-          <w:szCs w:val="26"/>
-        </w:rPr>
-        <w:t xml:space="preserve"> </w:t>
-      </w:r>
-      <w:r>
-        <w:rPr>
-          <w:sz w:val="26"/>
-          <w:szCs w:val="26"/>
-        </w:rPr>
-        <w:t>Nanjing,</w:t>
-      </w:r>
-      <w:r>
-        <w:rPr>
-          <w:spacing w:val="-1"/>
-          <w:sz w:val="26"/>
-          <w:szCs w:val="26"/>
-        </w:rPr>
-        <w:t xml:space="preserve"> </w:t>
-      </w:r>
-      <w:r>
-        <w:rPr>
-          <w:sz w:val="26"/>
-          <w:szCs w:val="26"/>
-        </w:rPr>
-        <w:t>China</w:t>
-      </w:r>
-    </w:p>
-    <w:p>
-      <w:pPr>
-        <w:pStyle w:val="BodyText"/>
-        <w:tabs>
-          <w:tab w:val="left" w:pos="8695"/>
-        </w:tabs>
-        <w:ind w:left="153" w:right="166"/>
-        <w:rPr>
-          <w:sz w:val="22"/>
-          <w:szCs w:val="22"/>
-        </w:rPr>
-      </w:pPr>
-      <w:r>
-        <w:rPr>
-          <w:sz w:val="22"/>
-          <w:szCs w:val="22"/>
-        </w:rPr>
-        <w:t xml:space="preserve">Bachelor of </w:t>
-      </w:r>
-      <w:r>
-        <w:rPr>
-          <w:sz w:val="22"/>
-          <w:szCs w:val="22"/>
-        </w:rPr>
-        <w:t xml:space="preserve">Science </w:t>
-      </w:r>
-      <w:r>
-        <w:rPr>
-          <w:sz w:val="22"/>
-          <w:szCs w:val="22"/>
-        </w:rPr>
-        <w:t>in</w:t>
-      </w:r>
-      <w:r>
-        <w:rPr>
-          <w:sz w:val="22"/>
-          <w:szCs w:val="22"/>
-        </w:rPr>
-        <w:t xml:space="preserve"> Geology and Geophysics (GPA: 3.8,</w:t>
-      </w:r>
-      <w:r>
-        <w:rPr>
-          <w:sz w:val="22"/>
-          <w:szCs w:val="22"/>
-        </w:rPr>
-        <w:t xml:space="preserve"> Rank: 1/8</w:t>
-      </w:r>
-      <w:r>
-        <w:rPr>
-          <w:sz w:val="22"/>
-          <w:szCs w:val="22"/>
-        </w:rPr>
-        <w:t>)</w:t>
-      </w:r>
-      <w:r>
-        <w:rPr>
-          <w:sz w:val="22"/>
-          <w:szCs w:val="22"/>
-        </w:rPr>
-        <w:t xml:space="preserve">             </w:t>
-      </w:r>
-      <w:r>
-        <w:rPr>
-          <w:sz w:val="22"/>
-          <w:szCs w:val="22"/>
-        </w:rPr>
-        <w:t xml:space="preserve">                 </w:t>
-      </w:r>
-      <w:r>
-        <w:rPr>
-          <w:sz w:val="22"/>
-          <w:szCs w:val="22"/>
-        </w:rPr>
-        <w:t xml:space="preserve">  </w:t>
-      </w:r>
-      <w:r>
-        <w:rPr>
-          <w:sz w:val="22"/>
-          <w:szCs w:val="22"/>
-        </w:rPr>
-        <w:t xml:space="preserve"> </w:t>
-      </w:r>
-      <w:r>
-        <w:rPr>
-          <w:sz w:val="22"/>
-          <w:szCs w:val="22"/>
-        </w:rPr>
-        <w:t xml:space="preserve"> </w:t>
-      </w:r>
-      <w:r>
-        <w:rPr>
-          <w:sz w:val="22"/>
-          <w:szCs w:val="22"/>
-        </w:rPr>
-        <w:tab/>
-      </w:r>
-      <w:r>
-        <w:rPr>
-          <w:sz w:val="22"/>
-          <w:szCs w:val="22"/>
-        </w:rPr>
-        <w:tab/>
-      </w:r>
-      <w:r>
-        <w:rPr>
-          <w:sz w:val="22"/>
-          <w:szCs w:val="22"/>
-        </w:rPr>
-        <w:t xml:space="preserve"> </w:t>
-      </w:r>
-      <w:r>
-        <w:rPr>
-          <w:sz w:val="22"/>
-          <w:szCs w:val="22"/>
-        </w:rPr>
-        <w:t xml:space="preserve">Jun 2016 </w:t>
-      </w:r>
-    </w:p>
-    <w:p>
-      <w:pPr>
-        <w:pStyle w:val="BodyText"/>
-        <w:ind w:left="153"/>
-        <w:rPr>
-          <w:sz w:val="22"/>
-          <w:szCs w:val="22"/>
-        </w:rPr>
-      </w:pPr>
-      <w:r>
-        <w:rPr>
-          <w:b/>
-          <w:bCs/>
-          <w:i/>
-          <w:sz w:val="22"/>
-          <w:szCs w:val="22"/>
-        </w:rPr>
-        <w:t>Honors</w:t>
-      </w:r>
-      <w:r>
-        <w:rPr>
-          <w:b/>
-          <w:bCs/>
-          <w:sz w:val="22"/>
-          <w:szCs w:val="22"/>
-        </w:rPr>
-        <w:t>:</w:t>
-      </w:r>
-      <w:r>
-        <w:rPr>
-          <w:sz w:val="22"/>
-          <w:szCs w:val="22"/>
-        </w:rPr>
-        <w:t xml:space="preserve"> </w:t>
-      </w:r>
-      <w:r>
-        <w:rPr>
-          <w:sz w:val="22"/>
-          <w:szCs w:val="22"/>
-        </w:rPr>
-        <w:t xml:space="preserve">Dean’s List, </w:t>
-      </w:r>
-      <w:r>
-        <w:rPr>
-          <w:sz w:val="22"/>
-          <w:szCs w:val="22"/>
-        </w:rPr>
-        <w:t xml:space="preserve">Geology Field </w:t>
-      </w:r>
-      <w:r>
-        <w:rPr>
-          <w:rFonts w:hint="eastAsia"/>
-          <w:sz w:val="22"/>
-          <w:szCs w:val="22"/>
-          <w:lang w:eastAsia="zh-CN"/>
-        </w:rPr>
-        <w:t>Practice</w:t>
-      </w:r>
-      <w:r>
-        <w:rPr>
-          <w:sz w:val="22"/>
-          <w:szCs w:val="22"/>
-          <w:lang w:eastAsia="zh-CN"/>
-        </w:rPr>
-        <w:t xml:space="preserve"> Scholarship</w:t>
-      </w:r>
-      <w:r>
-        <w:rPr>
-          <w:sz w:val="22"/>
-          <w:szCs w:val="22"/>
-        </w:rPr>
-        <w:t xml:space="preserve">, </w:t>
-      </w:r>
-      <w:proofErr w:type="spellStart"/>
-      <w:r>
-        <w:rPr>
-          <w:sz w:val="22"/>
-          <w:szCs w:val="22"/>
-        </w:rPr>
-        <w:t>Runtian’s</w:t>
-      </w:r>
-      <w:proofErr w:type="spellEnd"/>
-      <w:r>
-        <w:rPr>
-          <w:sz w:val="22"/>
-          <w:szCs w:val="22"/>
-        </w:rPr>
-        <w:t xml:space="preserve"> Scholarship, People’s </w:t>
-      </w:r>
-      <w:r>
-        <w:rPr>
-          <w:sz w:val="22"/>
-          <w:szCs w:val="22"/>
-        </w:rPr>
-        <w:t>Scholarship</w:t>
-      </w:r>
-    </w:p>
-    <w:p>
-      <w:pPr>
-        <w:pStyle w:val="Heading1"/>
-        <w:tabs>
-          <w:tab w:val="left" w:pos="9120"/>
-        </w:tabs>
-        <w:spacing w:before="62" w:line="240" w:lineRule="auto"/>
-        <w:rPr>
-          <w:sz w:val="26"/>
-          <w:szCs w:val="26"/>
-        </w:rPr>
-      </w:pPr>
-      <w:r>
-        <w:rPr>
-          <w:sz w:val="26"/>
-          <w:szCs w:val="26"/>
-        </w:rPr>
-        <w:t>University of</w:t>
-      </w:r>
-      <w:r>
-        <w:rPr>
-          <w:spacing w:val="-4"/>
-          <w:sz w:val="26"/>
-          <w:szCs w:val="26"/>
-        </w:rPr>
-        <w:t xml:space="preserve"> </w:t>
-      </w:r>
-      <w:r>
-        <w:rPr>
-          <w:sz w:val="26"/>
-          <w:szCs w:val="26"/>
-        </w:rPr>
-        <w:t>California,</w:t>
-      </w:r>
-      <w:r>
-        <w:rPr>
-          <w:spacing w:val="-1"/>
-          <w:sz w:val="26"/>
-          <w:szCs w:val="26"/>
-        </w:rPr>
-        <w:t xml:space="preserve"> </w:t>
-      </w:r>
-      <w:r>
-        <w:rPr>
-          <w:sz w:val="26"/>
-          <w:szCs w:val="26"/>
-        </w:rPr>
-        <w:t>Berkeley</w:t>
-      </w:r>
-      <w:r>
-        <w:rPr>
-          <w:sz w:val="26"/>
-          <w:szCs w:val="26"/>
-        </w:rPr>
-        <w:t xml:space="preserve">                                           </w:t>
-      </w:r>
-      <w:r>
-        <w:rPr>
-          <w:sz w:val="26"/>
-          <w:szCs w:val="26"/>
-        </w:rPr>
-        <w:t xml:space="preserve">                   </w:t>
-      </w:r>
-      <w:r>
-        <w:rPr>
-          <w:sz w:val="26"/>
-          <w:szCs w:val="26"/>
-        </w:rPr>
-        <w:t xml:space="preserve"> </w:t>
-      </w:r>
-      <w:r>
-        <w:rPr>
-          <w:sz w:val="26"/>
-          <w:szCs w:val="26"/>
-        </w:rPr>
-        <w:t xml:space="preserve">           </w:t>
-      </w:r>
-      <w:proofErr w:type="spellStart"/>
-      <w:r>
-        <w:rPr>
-          <w:sz w:val="26"/>
-          <w:szCs w:val="26"/>
-        </w:rPr>
-        <w:t>Berkeley</w:t>
-      </w:r>
-      <w:proofErr w:type="spellEnd"/>
-      <w:r>
-        <w:rPr>
-          <w:sz w:val="26"/>
-          <w:szCs w:val="26"/>
-        </w:rPr>
-        <w:t>,</w:t>
-      </w:r>
-      <w:r>
-        <w:rPr>
-          <w:spacing w:val="-4"/>
-          <w:sz w:val="26"/>
-          <w:szCs w:val="26"/>
-        </w:rPr>
-        <w:t xml:space="preserve"> </w:t>
-      </w:r>
-      <w:r>
-        <w:rPr>
-          <w:sz w:val="26"/>
-          <w:szCs w:val="26"/>
-        </w:rPr>
-        <w:t>CA</w:t>
-      </w:r>
-    </w:p>
-    <w:p>
-      <w:pPr>
-        <w:pStyle w:val="BodyText"/>
-        <w:tabs>
-          <w:tab w:val="left" w:pos="8735"/>
-        </w:tabs>
-        <w:ind w:left="151"/>
-        <w:rPr>
-          <w:sz w:val="22"/>
-          <w:szCs w:val="22"/>
-        </w:rPr>
-      </w:pPr>
-      <w:r>
-        <w:rPr>
-          <w:sz w:val="22"/>
-          <w:szCs w:val="22"/>
-        </w:rPr>
-        <w:t>Visiting student in the De</w:t>
-      </w:r>
-      <w:r>
-        <w:rPr>
-          <w:sz w:val="22"/>
-          <w:szCs w:val="22"/>
-        </w:rPr>
-        <w:t>partment of</w:t>
-      </w:r>
-      <w:r>
-        <w:rPr>
-          <w:sz w:val="22"/>
-          <w:szCs w:val="22"/>
-        </w:rPr>
-        <w:t xml:space="preserve"> Earth, Planetary, and Space Sciences</w:t>
-      </w:r>
-      <w:r>
-        <w:rPr>
-          <w:sz w:val="22"/>
-          <w:szCs w:val="22"/>
-        </w:rPr>
-        <w:t xml:space="preserve"> (GPA 4.0)</w:t>
-      </w:r>
-      <w:r>
-        <w:rPr>
-          <w:w w:val="105"/>
-          <w:sz w:val="22"/>
-          <w:szCs w:val="22"/>
-        </w:rPr>
-        <w:t xml:space="preserve">  </w:t>
-      </w:r>
-      <w:r>
-        <w:rPr>
-          <w:w w:val="105"/>
-          <w:sz w:val="22"/>
-          <w:szCs w:val="22"/>
-        </w:rPr>
-        <w:t xml:space="preserve"> </w:t>
-      </w:r>
-      <w:r>
-        <w:rPr>
-          <w:w w:val="105"/>
-          <w:sz w:val="22"/>
-          <w:szCs w:val="22"/>
-        </w:rPr>
-        <w:t xml:space="preserve"> </w:t>
-      </w:r>
-      <w:r>
-        <w:rPr>
-          <w:w w:val="105"/>
-          <w:sz w:val="22"/>
-          <w:szCs w:val="22"/>
-        </w:rPr>
-        <w:t xml:space="preserve">       </w:t>
-      </w:r>
-      <w:r>
-        <w:rPr>
-          <w:w w:val="105"/>
-          <w:sz w:val="22"/>
-          <w:szCs w:val="22"/>
-        </w:rPr>
-        <w:t xml:space="preserve"> </w:t>
-      </w:r>
-      <w:r>
-        <w:rPr>
-          <w:w w:val="105"/>
-          <w:sz w:val="22"/>
-          <w:szCs w:val="22"/>
-        </w:rPr>
-        <w:t xml:space="preserve"> </w:t>
-      </w:r>
-      <w:r>
-        <w:rPr>
-          <w:sz w:val="22"/>
-          <w:szCs w:val="22"/>
-        </w:rPr>
-        <w:t>Jan 2015—</w:t>
-      </w:r>
-      <w:r>
-        <w:rPr>
-          <w:sz w:val="22"/>
-          <w:szCs w:val="22"/>
-        </w:rPr>
-        <w:t>Jul 2015</w:t>
-      </w:r>
-    </w:p>
-    <w:p>
-      <w:pPr>
-        <w:pStyle w:val="Heading1"/>
-        <w:tabs>
-          <w:tab w:val="left" w:pos="10458"/>
-        </w:tabs>
-        <w:spacing w:before="40" w:line="240" w:lineRule="auto"/>
-        <w:ind w:left="115"/>
+      </w:pPr>
+      <w:r>
         <w:rPr>
           <w:color w:val="000000" w:themeColor="text1"/>
           <w:spacing w:val="-32"/>
@@ -1117,14 +1129,27 @@
           <w:u w:val="single"/>
           <w:lang w:val="es-US"/>
         </w:rPr>
-      </w:pPr>
+        <w:t>E</w:t>
+      </w:r>
       <w:r>
         <w:rPr>
           <w:color w:val="000000" w:themeColor="text1"/>
           <w:spacing w:val="-32"/>
           <w:w w:val="99"/>
-          <w:sz w:val="36"/>
-          <w:szCs w:val="36"/>
+          <w:sz w:val="28"/>
+          <w:szCs w:val="28"/>
+          <w:u w:val="single"/>
+          <w:lang w:val="es-US"/>
+        </w:rPr>
+        <w:t>XPERIENC</w:t>
+      </w:r>
+      <w:r>
+        <w:rPr>
+          <w:color w:val="000000" w:themeColor="text1"/>
+          <w:spacing w:val="-32"/>
+          <w:w w:val="99"/>
+          <w:sz w:val="28"/>
+          <w:szCs w:val="28"/>
           <w:u w:val="single"/>
           <w:lang w:val="es-US"/>
         </w:rPr>
@@ -1140,51 +1165,29 @@
           <w:u w:val="single"/>
           <w:lang w:val="es-US"/>
         </w:rPr>
-        <w:t>XPERIENC</w:t>
-      </w:r>
-      <w:r>
-        <w:rPr>
-          <w:color w:val="000000" w:themeColor="text1"/>
-          <w:spacing w:val="-32"/>
-          <w:w w:val="99"/>
-          <w:sz w:val="32"/>
-          <w:szCs w:val="32"/>
-          <w:u w:val="single"/>
-          <w:lang w:val="es-US"/>
-        </w:rPr>
-        <w:t>E</w:t>
-      </w:r>
-      <w:r>
-        <w:rPr>
-          <w:color w:val="000000" w:themeColor="text1"/>
-          <w:spacing w:val="-32"/>
-          <w:w w:val="99"/>
-          <w:sz w:val="32"/>
-          <w:szCs w:val="32"/>
-          <w:u w:val="single"/>
-          <w:lang w:val="es-US"/>
-        </w:rPr>
         <w:tab/>
       </w:r>
     </w:p>
     <w:p>
       <w:pPr>
         <w:tabs>
-          <w:tab w:val="left" w:pos="8664"/>
+          <w:tab w:val="left" w:pos="8360"/>
         </w:tabs>
-        <w:ind w:firstLineChars="50" w:firstLine="131"/>
-        <w:rPr>
-          <w:b/>
-          <w:sz w:val="26"/>
-          <w:szCs w:val="26"/>
+        <w:ind w:left="153" w:right="227"/>
+        <w:rPr>
+          <w:b/>
+          <w:bCs/>
+          <w:sz w:val="24"/>
+          <w:szCs w:val="24"/>
           <w:lang w:val="es-US"/>
         </w:rPr>
       </w:pPr>
       <w:r>
         <w:rPr>
           <w:b/>
-          <w:sz w:val="26"/>
-          <w:szCs w:val="26"/>
+          <w:bCs/>
+          <w:sz w:val="24"/>
+          <w:szCs w:val="24"/>
           <w:lang w:val="es-US"/>
         </w:rPr>
         <w:t xml:space="preserve">UCLA Seismology Laboratory                                                               </w:t>
@@ -1192,8 +1195,9 @@
       <w:r>
         <w:rPr>
           <w:b/>
-          <w:sz w:val="26"/>
-          <w:szCs w:val="26"/>
+          <w:bCs/>
+          <w:sz w:val="24"/>
+          <w:szCs w:val="24"/>
           <w:lang w:val="es-US"/>
         </w:rPr>
         <w:t xml:space="preserve"> </w:t>
@@ -1201,8 +1205,9 @@
       <w:r>
         <w:rPr>
           <w:b/>
-          <w:sz w:val="26"/>
-          <w:szCs w:val="26"/>
+          <w:bCs/>
+          <w:sz w:val="24"/>
+          <w:szCs w:val="24"/>
           <w:lang w:val="es-US"/>
         </w:rPr>
         <w:t xml:space="preserve">           </w:t>
@@ -1210,8 +1215,9 @@
       <w:r>
         <w:rPr>
           <w:b/>
-          <w:sz w:val="26"/>
-          <w:szCs w:val="26"/>
+          <w:bCs/>
+          <w:sz w:val="24"/>
+          <w:szCs w:val="24"/>
           <w:lang w:val="es-US"/>
         </w:rPr>
         <w:t>Los Angeles</w:t>
@@ -1219,8 +1225,9 @@
       <w:r>
         <w:rPr>
           <w:b/>
-          <w:sz w:val="26"/>
-          <w:szCs w:val="26"/>
+          <w:bCs/>
+          <w:sz w:val="24"/>
+          <w:szCs w:val="24"/>
           <w:lang w:val="es-US"/>
         </w:rPr>
         <w:t xml:space="preserve">, </w:t>
@@ -1228,8 +1235,9 @@
       <w:r>
         <w:rPr>
           <w:b/>
-          <w:sz w:val="26"/>
-          <w:szCs w:val="26"/>
+          <w:bCs/>
+          <w:sz w:val="24"/>
+          <w:szCs w:val="24"/>
           <w:lang w:val="es-US"/>
         </w:rPr>
         <w:t>CA</w:t>
@@ -1237,78 +1245,93 @@
     </w:p>
     <w:p>
       <w:pPr>
-        <w:tabs>
-          <w:tab w:val="left" w:pos="8664"/>
-        </w:tabs>
-        <w:ind w:firstLineChars="50" w:firstLine="115"/>
-        <w:rPr>
-          <w:w w:val="105"/>
-          <w:szCs w:val="24"/>
-        </w:rPr>
-      </w:pPr>
-      <w:r>
+        <w:widowControl/>
+        <w:autoSpaceDE/>
+        <w:autoSpaceDN/>
+        <w:ind w:left="288"/>
+        <w:contextualSpacing/>
         <w:rPr>
           <w:i/>
           <w:w w:val="105"/>
-          <w:szCs w:val="24"/>
-        </w:rPr>
-        <w:t>Research Assistant</w:t>
-      </w:r>
+          <w:sz w:val="21"/>
+          <w:szCs w:val="21"/>
+        </w:rPr>
+      </w:pPr>
       <w:r>
         <w:rPr>
           <w:i/>
           <w:w w:val="105"/>
-          <w:szCs w:val="24"/>
-        </w:rPr>
-        <w:t xml:space="preserve"> </w:t>
+          <w:sz w:val="21"/>
+          <w:szCs w:val="21"/>
+        </w:rPr>
+        <w:t>Research Assistant</w:t>
       </w:r>
       <w:r>
         <w:rPr>
           <w:i/>
           <w:w w:val="105"/>
-          <w:szCs w:val="24"/>
-        </w:rPr>
-        <w:t xml:space="preserve">                                                  </w:t>
-      </w:r>
-      <w:r>
-        <w:rPr>
+          <w:sz w:val="21"/>
+          <w:szCs w:val="21"/>
+        </w:rPr>
+        <w:t xml:space="preserve"> </w:t>
+      </w:r>
+      <w:r>
+        <w:rPr>
+          <w:i/>
           <w:w w:val="105"/>
-          <w:szCs w:val="24"/>
-        </w:rPr>
-        <w:t xml:space="preserve">                                                 </w:t>
-      </w:r>
-      <w:r>
-        <w:rPr>
+          <w:sz w:val="21"/>
+          <w:szCs w:val="21"/>
+        </w:rPr>
+        <w:t>and</w:t>
+      </w:r>
+      <w:r>
+        <w:rPr>
+          <w:i/>
           <w:w w:val="105"/>
-          <w:szCs w:val="24"/>
-        </w:rPr>
-        <w:t xml:space="preserve">         </w:t>
-      </w:r>
-      <w:r>
-        <w:rPr>
+          <w:sz w:val="21"/>
+          <w:szCs w:val="21"/>
+        </w:rPr>
+        <w:t xml:space="preserve"> </w:t>
+      </w:r>
+      <w:r>
+        <w:rPr>
+          <w:i/>
           <w:w w:val="105"/>
-          <w:szCs w:val="24"/>
-        </w:rPr>
-        <w:t xml:space="preserve">     </w:t>
-      </w:r>
-      <w:r>
-        <w:rPr>
+          <w:sz w:val="21"/>
+          <w:szCs w:val="21"/>
+        </w:rPr>
+        <w:t xml:space="preserve">Teaching Assistant           </w:t>
+      </w:r>
+      <w:r>
+        <w:rPr>
+          <w:i/>
           <w:w w:val="105"/>
-          <w:szCs w:val="24"/>
+          <w:sz w:val="21"/>
+          <w:szCs w:val="21"/>
+        </w:rPr>
+        <w:t xml:space="preserve">                                                            </w:t>
+      </w:r>
+      <w:r>
+        <w:rPr>
+          <w:w w:val="105"/>
+          <w:sz w:val="21"/>
+          <w:szCs w:val="21"/>
         </w:rPr>
         <w:t>Sep 2016</w:t>
       </w:r>
       <w:r>
         <w:rPr>
           <w:w w:val="105"/>
-          <w:szCs w:val="24"/>
+          <w:sz w:val="21"/>
+          <w:szCs w:val="21"/>
         </w:rPr>
         <w:t>—</w:t>
       </w:r>
       <w:r>
         <w:rPr>
           <w:w w:val="105"/>
-          <w:szCs w:val="24"/>
+          <w:sz w:val="21"/>
+          <w:szCs w:val="21"/>
         </w:rPr>
         <w:t>present</w:t>
       </w:r>
@@ -1325,89 +1348,119 @@
         <w:autoSpaceDN/>
         <w:contextualSpacing/>
         <w:rPr>
-          <w:lang w:eastAsia="zh-CN"/>
-        </w:rPr>
-      </w:pPr>
-      <w:r>
-        <w:rPr>
+          <w:sz w:val="21"/>
+          <w:szCs w:val="21"/>
+          <w:lang w:eastAsia="zh-CN"/>
+        </w:rPr>
+      </w:pPr>
+      <w:r>
+        <w:rPr>
+          <w:sz w:val="21"/>
+          <w:szCs w:val="21"/>
           <w:lang w:eastAsia="zh-CN"/>
         </w:rPr>
         <w:t xml:space="preserve">Developed Deep </w:t>
       </w:r>
       <w:r>
         <w:rPr>
+          <w:sz w:val="21"/>
+          <w:szCs w:val="21"/>
           <w:lang w:eastAsia="zh-CN"/>
         </w:rPr>
         <w:t xml:space="preserve">Learning </w:t>
       </w:r>
       <w:r>
         <w:rPr>
+          <w:sz w:val="21"/>
+          <w:szCs w:val="21"/>
           <w:lang w:eastAsia="zh-CN"/>
         </w:rPr>
         <w:t>a</w:t>
       </w:r>
       <w:r>
         <w:rPr>
+          <w:sz w:val="21"/>
+          <w:szCs w:val="21"/>
           <w:lang w:eastAsia="zh-CN"/>
         </w:rPr>
         <w:t xml:space="preserve">lgorithms </w:t>
       </w:r>
       <w:r>
         <w:rPr>
+          <w:sz w:val="21"/>
+          <w:szCs w:val="21"/>
           <w:lang w:eastAsia="zh-CN"/>
         </w:rPr>
         <w:t xml:space="preserve">(Convolutional Neural Network) </w:t>
       </w:r>
       <w:r>
         <w:rPr>
+          <w:sz w:val="21"/>
+          <w:szCs w:val="21"/>
           <w:lang w:eastAsia="zh-CN"/>
         </w:rPr>
         <w:t>to detect</w:t>
       </w:r>
       <w:r>
         <w:rPr>
+          <w:sz w:val="21"/>
+          <w:szCs w:val="21"/>
           <w:lang w:eastAsia="zh-CN"/>
         </w:rPr>
         <w:t xml:space="preserve"> low-frequency earthquakes</w:t>
       </w:r>
       <w:r>
         <w:rPr>
+          <w:sz w:val="21"/>
+          <w:szCs w:val="21"/>
           <w:lang w:eastAsia="zh-CN"/>
         </w:rPr>
         <w:t xml:space="preserve">, </w:t>
       </w:r>
       <w:r>
         <w:rPr>
+          <w:sz w:val="21"/>
+          <w:szCs w:val="21"/>
           <w:lang w:eastAsia="zh-CN"/>
         </w:rPr>
         <w:t xml:space="preserve">computationally </w:t>
       </w:r>
       <w:r>
         <w:rPr>
+          <w:sz w:val="21"/>
+          <w:szCs w:val="21"/>
           <w:lang w:eastAsia="zh-CN"/>
         </w:rPr>
         <w:t xml:space="preserve">faster than </w:t>
       </w:r>
       <w:r>
         <w:rPr>
+          <w:sz w:val="21"/>
+          <w:szCs w:val="21"/>
           <w:lang w:eastAsia="zh-CN"/>
         </w:rPr>
         <w:t xml:space="preserve">the </w:t>
       </w:r>
       <w:r>
         <w:rPr>
+          <w:sz w:val="21"/>
+          <w:szCs w:val="21"/>
           <w:lang w:eastAsia="zh-CN"/>
         </w:rPr>
         <w:t>tradi</w:t>
       </w:r>
       <w:r>
         <w:rPr>
+          <w:sz w:val="21"/>
+          <w:szCs w:val="21"/>
           <w:lang w:eastAsia="zh-CN"/>
         </w:rPr>
         <w:t>tional template matching method</w:t>
       </w:r>
       <w:r>
         <w:rPr>
+          <w:sz w:val="21"/>
+          <w:szCs w:val="21"/>
           <w:lang w:eastAsia="zh-CN"/>
         </w:rPr>
         <w:t xml:space="preserve">. </w:t>
@@ -1425,12 +1478,16 @@
         <w:autoSpaceDN/>
         <w:contextualSpacing/>
         <w:rPr>
+          <w:sz w:val="21"/>
+          <w:szCs w:val="21"/>
           <w:lang w:eastAsia="zh-CN"/>
         </w:rPr>
       </w:pPr>
       <w:r>
         <w:rPr>
           <w:rFonts w:hint="eastAsia"/>
+          <w:sz w:val="21"/>
+          <w:szCs w:val="21"/>
           <w:lang w:eastAsia="zh-CN"/>
         </w:rPr>
         <w:t>Integrated</w:t>
@@ -1438,12 +1495,16 @@
       <w:r>
         <w:rPr>
           <w:rFonts w:hint="eastAsia"/>
+          <w:sz w:val="21"/>
+          <w:szCs w:val="21"/>
           <w:lang w:eastAsia="zh-CN"/>
         </w:rPr>
         <w:t xml:space="preserve"> Back-Projection Imagi</w:t>
       </w:r>
       <w:r>
         <w:rPr>
+          <w:sz w:val="21"/>
+          <w:szCs w:val="21"/>
           <w:lang w:eastAsia="zh-CN"/>
         </w:rPr>
         <w:t>n</w:t>
@@ -1451,18 +1512,40 @@
       <w:r>
         <w:rPr>
           <w:rFonts w:hint="eastAsia"/>
+          <w:sz w:val="21"/>
+          <w:szCs w:val="21"/>
           <w:lang w:eastAsia="zh-CN"/>
         </w:rPr>
         <w:t xml:space="preserve">g </w:t>
       </w:r>
       <w:r>
         <w:rPr>
-          <w:lang w:eastAsia="zh-CN"/>
-        </w:rPr>
-        <w:t xml:space="preserve">and match-filter </w:t>
-      </w:r>
-      <w:r>
-        <w:rPr>
+          <w:sz w:val="21"/>
+          <w:szCs w:val="21"/>
+          <w:lang w:eastAsia="zh-CN"/>
+        </w:rPr>
+        <w:t>and match</w:t>
+      </w:r>
+      <w:r>
+        <w:rPr>
+          <w:sz w:val="21"/>
+          <w:szCs w:val="21"/>
+          <w:lang w:eastAsia="zh-CN"/>
+        </w:rPr>
+        <w:t>ed</w:t>
+      </w:r>
+      <w:r>
+        <w:rPr>
+          <w:sz w:val="21"/>
+          <w:szCs w:val="21"/>
+          <w:lang w:eastAsia="zh-CN"/>
+        </w:rPr>
+        <w:t xml:space="preserve">-filter </w:t>
+      </w:r>
+      <w:r>
+        <w:rPr>
+          <w:sz w:val="21"/>
+          <w:szCs w:val="21"/>
           <w:lang w:eastAsia="zh-CN"/>
         </w:rPr>
         <w:t xml:space="preserve">techniques </w:t>
@@ -1470,66 +1553,88 @@
       <w:r>
         <w:rPr>
           <w:rFonts w:hint="eastAsia"/>
+          <w:sz w:val="21"/>
+          <w:szCs w:val="21"/>
           <w:lang w:eastAsia="zh-CN"/>
         </w:rPr>
         <w:t>to</w:t>
       </w:r>
       <w:r>
         <w:rPr>
+          <w:sz w:val="21"/>
+          <w:szCs w:val="21"/>
           <w:lang w:eastAsia="zh-CN"/>
         </w:rPr>
         <w:t xml:space="preserve"> detect and relocate the aftershocks of 2011 M</w:t>
       </w:r>
       <w:r>
         <w:rPr>
+          <w:sz w:val="21"/>
+          <w:szCs w:val="21"/>
           <w:lang w:eastAsia="zh-CN"/>
         </w:rPr>
         <w:t>agnitude 9.0 Tohoku earthquake, a</w:t>
       </w:r>
       <w:r>
         <w:rPr>
+          <w:sz w:val="21"/>
+          <w:szCs w:val="21"/>
           <w:lang w:eastAsia="zh-CN"/>
         </w:rPr>
         <w:t xml:space="preserve"> large portion of </w:t>
       </w:r>
       <w:r>
         <w:rPr>
+          <w:sz w:val="21"/>
+          <w:szCs w:val="21"/>
           <w:lang w:eastAsia="zh-CN"/>
         </w:rPr>
         <w:t xml:space="preserve">which </w:t>
       </w:r>
       <w:r>
         <w:rPr>
+          <w:sz w:val="21"/>
+          <w:szCs w:val="21"/>
           <w:lang w:eastAsia="zh-CN"/>
         </w:rPr>
         <w:t xml:space="preserve">were </w:t>
       </w:r>
       <w:r>
         <w:rPr>
+          <w:sz w:val="21"/>
+          <w:szCs w:val="21"/>
           <w:lang w:eastAsia="zh-CN"/>
         </w:rPr>
         <w:t>missed by</w:t>
       </w:r>
       <w:r>
         <w:rPr>
+          <w:sz w:val="21"/>
+          <w:szCs w:val="21"/>
           <w:lang w:eastAsia="zh-CN"/>
         </w:rPr>
         <w:t xml:space="preserve"> the</w:t>
       </w:r>
       <w:r>
         <w:rPr>
+          <w:sz w:val="21"/>
+          <w:szCs w:val="21"/>
           <w:lang w:eastAsia="zh-CN"/>
         </w:rPr>
         <w:t xml:space="preserve"> earthquake catalog</w:t>
       </w:r>
       <w:r>
         <w:rPr>
+          <w:sz w:val="21"/>
+          <w:szCs w:val="21"/>
           <w:lang w:eastAsia="zh-CN"/>
         </w:rPr>
         <w:t>s</w:t>
       </w:r>
       <w:r>
         <w:rPr>
+          <w:sz w:val="21"/>
+          <w:szCs w:val="21"/>
           <w:lang w:eastAsia="zh-CN"/>
         </w:rPr>
         <w:t>.</w:t>
@@ -1547,18 +1652,24 @@
         <w:autoSpaceDN/>
         <w:contextualSpacing/>
         <w:rPr>
+          <w:sz w:val="21"/>
+          <w:szCs w:val="21"/>
           <w:lang w:eastAsia="zh-CN"/>
         </w:rPr>
       </w:pPr>
       <w:r>
         <w:rPr>
           <w:rFonts w:hint="eastAsia"/>
+          <w:sz w:val="21"/>
+          <w:szCs w:val="21"/>
           <w:lang w:eastAsia="zh-CN"/>
         </w:rPr>
         <w:t xml:space="preserve">Adopted and </w:t>
       </w:r>
       <w:r>
         <w:rPr>
+          <w:sz w:val="21"/>
+          <w:szCs w:val="21"/>
           <w:lang w:eastAsia="zh-CN"/>
         </w:rPr>
         <w:t>i</w:t>
@@ -1566,12 +1677,16 @@
       <w:r>
         <w:rPr>
           <w:rFonts w:hint="eastAsia"/>
+          <w:sz w:val="21"/>
+          <w:szCs w:val="21"/>
           <w:lang w:eastAsia="zh-CN"/>
         </w:rPr>
         <w:t xml:space="preserve">mproved </w:t>
       </w:r>
       <w:r>
         <w:rPr>
+          <w:sz w:val="21"/>
+          <w:szCs w:val="21"/>
           <w:lang w:eastAsia="zh-CN"/>
         </w:rPr>
         <w:t xml:space="preserve">Neighboring-station Coherence method </w:t>
@@ -1579,54 +1694,72 @@
       <w:r>
         <w:rPr>
           <w:rFonts w:hint="eastAsia"/>
+          <w:sz w:val="21"/>
+          <w:szCs w:val="21"/>
           <w:lang w:eastAsia="zh-CN"/>
         </w:rPr>
         <w:t>to d</w:t>
       </w:r>
       <w:r>
         <w:rPr>
+          <w:sz w:val="21"/>
+          <w:szCs w:val="21"/>
           <w:lang w:eastAsia="zh-CN"/>
         </w:rPr>
         <w:t>etect micro-seismicity in South California</w:t>
       </w:r>
       <w:r>
         <w:rPr>
+          <w:sz w:val="21"/>
+          <w:szCs w:val="21"/>
           <w:lang w:eastAsia="zh-CN"/>
         </w:rPr>
         <w:t xml:space="preserve">, </w:t>
       </w:r>
       <w:r>
         <w:rPr>
+          <w:sz w:val="21"/>
+          <w:szCs w:val="21"/>
           <w:lang w:eastAsia="zh-CN"/>
         </w:rPr>
         <w:t xml:space="preserve">and </w:t>
       </w:r>
       <w:r>
         <w:rPr>
+          <w:sz w:val="21"/>
+          <w:szCs w:val="21"/>
           <w:lang w:eastAsia="zh-CN"/>
         </w:rPr>
         <w:t xml:space="preserve">additionally </w:t>
       </w:r>
       <w:r>
         <w:rPr>
+          <w:sz w:val="21"/>
+          <w:szCs w:val="21"/>
           <w:lang w:eastAsia="zh-CN"/>
         </w:rPr>
         <w:t>found seismic signals generated by helicopters</w:t>
       </w:r>
       <w:r>
         <w:rPr>
+          <w:sz w:val="21"/>
+          <w:szCs w:val="21"/>
           <w:lang w:eastAsia="zh-CN"/>
         </w:rPr>
         <w:t xml:space="preserve"> and trains</w:t>
       </w:r>
       <w:r>
         <w:rPr>
+          <w:sz w:val="21"/>
+          <w:szCs w:val="21"/>
           <w:lang w:eastAsia="zh-CN"/>
         </w:rPr>
         <w:t xml:space="preserve"> (Doppler shift)</w:t>
       </w:r>
       <w:r>
         <w:rPr>
+          <w:sz w:val="21"/>
+          <w:szCs w:val="21"/>
           <w:lang w:eastAsia="zh-CN"/>
         </w:rPr>
         <w:t xml:space="preserve">. </w:t>
@@ -1644,18 +1777,24 @@
         <w:autoSpaceDN/>
         <w:contextualSpacing/>
         <w:rPr>
+          <w:sz w:val="21"/>
+          <w:szCs w:val="21"/>
           <w:lang w:eastAsia="zh-CN"/>
         </w:rPr>
       </w:pPr>
       <w:r>
         <w:rPr>
           <w:rFonts w:hint="eastAsia"/>
+          <w:sz w:val="21"/>
+          <w:szCs w:val="21"/>
           <w:lang w:eastAsia="zh-CN"/>
         </w:rPr>
         <w:t>Proposed</w:t>
       </w:r>
       <w:r>
         <w:rPr>
+          <w:sz w:val="21"/>
+          <w:szCs w:val="21"/>
           <w:lang w:eastAsia="zh-CN"/>
         </w:rPr>
         <w:t xml:space="preserve"> a new frequency-dependent distance metric (</w:t>
@@ -1663,12 +1802,16 @@
       <w:proofErr w:type="spellStart"/>
       <w:r>
         <w:rPr>
+          <w:sz w:val="21"/>
+          <w:szCs w:val="21"/>
           <w:lang w:eastAsia="zh-CN"/>
         </w:rPr>
         <w:t>R</w:t>
       </w:r>
       <w:r>
         <w:rPr>
+          <w:sz w:val="21"/>
+          <w:szCs w:val="21"/>
           <w:vertAlign w:val="subscript"/>
           <w:lang w:eastAsia="zh-CN"/>
         </w:rPr>
@@ -1677,12 +1820,16 @@
       <w:proofErr w:type="spellEnd"/>
       <w:r>
         <w:rPr>
+          <w:sz w:val="21"/>
+          <w:szCs w:val="21"/>
           <w:lang w:eastAsia="zh-CN"/>
         </w:rPr>
         <w:t>) in the ground-</w:t>
       </w:r>
       <w:r>
         <w:rPr>
+          <w:sz w:val="21"/>
+          <w:szCs w:val="21"/>
           <w:lang w:eastAsia="zh-CN"/>
         </w:rPr>
         <w:t>motion prediction equation</w:t>
@@ -1690,12 +1837,16 @@
       <w:r>
         <w:rPr>
           <w:rFonts w:hint="eastAsia"/>
+          <w:sz w:val="21"/>
+          <w:szCs w:val="21"/>
           <w:lang w:eastAsia="zh-CN"/>
         </w:rPr>
         <w:t>s</w:t>
       </w:r>
       <w:r>
         <w:rPr>
+          <w:sz w:val="21"/>
+          <w:szCs w:val="21"/>
           <w:lang w:eastAsia="zh-CN"/>
         </w:rPr>
         <w:t xml:space="preserve"> (GMPE). Demonstrated </w:t>
@@ -1703,12 +1854,16 @@
       <w:proofErr w:type="spellStart"/>
       <w:r>
         <w:rPr>
+          <w:sz w:val="21"/>
+          <w:szCs w:val="21"/>
           <w:lang w:eastAsia="zh-CN"/>
         </w:rPr>
         <w:t>R</w:t>
       </w:r>
       <w:r>
         <w:rPr>
+          <w:sz w:val="21"/>
+          <w:szCs w:val="21"/>
           <w:vertAlign w:val="subscript"/>
           <w:lang w:eastAsia="zh-CN"/>
         </w:rPr>
@@ -1717,6 +1872,8 @@
       <w:proofErr w:type="spellEnd"/>
       <w:r>
         <w:rPr>
+          <w:sz w:val="21"/>
+          <w:szCs w:val="21"/>
           <w:lang w:eastAsia="zh-CN"/>
         </w:rPr>
         <w:t xml:space="preserve"> as a complementary measure to conventional GMPE distance metrics and</w:t>
@@ -1724,18 +1881,24 @@
       <w:r>
         <w:rPr>
           <w:rFonts w:hint="eastAsia"/>
+          <w:sz w:val="21"/>
+          <w:szCs w:val="21"/>
           <w:lang w:eastAsia="zh-CN"/>
         </w:rPr>
         <w:t xml:space="preserve"> yielded</w:t>
       </w:r>
       <w:r>
         <w:rPr>
+          <w:sz w:val="21"/>
+          <w:szCs w:val="21"/>
           <w:lang w:eastAsia="zh-CN"/>
         </w:rPr>
         <w:t xml:space="preserve"> more accurate ground-motion predic</w:t>
       </w:r>
       <w:r>
         <w:rPr>
+          <w:sz w:val="21"/>
+          <w:szCs w:val="21"/>
           <w:lang w:eastAsia="zh-CN"/>
         </w:rPr>
         <w:t>tor in megathrust earthquakes.</w:t>
@@ -1743,86 +1906,156 @@
     </w:p>
     <w:p>
       <w:pPr>
-        <w:pStyle w:val="Heading1"/>
+        <w:pStyle w:val="ListParagraph"/>
+        <w:widowControl/>
+        <w:numPr>
+          <w:ilvl w:val="0"/>
+          <w:numId w:val="21"/>
+        </w:numPr>
+        <w:autoSpaceDE/>
+        <w:autoSpaceDN/>
+        <w:contextualSpacing/>
+        <w:rPr>
+          <w:sz w:val="21"/>
+          <w:szCs w:val="21"/>
+          <w:lang w:eastAsia="zh-CN"/>
+        </w:rPr>
+      </w:pPr>
+      <w:r>
+        <w:rPr>
+          <w:sz w:val="21"/>
+          <w:szCs w:val="21"/>
+          <w:lang w:eastAsia="zh-CN"/>
+        </w:rPr>
+        <w:t>O</w:t>
+      </w:r>
+      <w:r>
+        <w:rPr>
+          <w:sz w:val="21"/>
+          <w:szCs w:val="21"/>
+          <w:lang w:eastAsia="zh-CN"/>
+        </w:rPr>
+        <w:t>rganized</w:t>
+      </w:r>
+      <w:r>
+        <w:rPr>
+          <w:sz w:val="21"/>
+          <w:szCs w:val="21"/>
+          <w:lang w:eastAsia="zh-CN"/>
+        </w:rPr>
+        <w:t xml:space="preserve"> labs of UCLA EPSS 3 Astrobiology and EPSS 10 Exploring Mars, Red Planet</w:t>
+      </w:r>
+      <w:r>
+        <w:rPr>
+          <w:sz w:val="21"/>
+          <w:szCs w:val="21"/>
+          <w:lang w:eastAsia="zh-CN"/>
+        </w:rPr>
+        <w:t>.</w:t>
+      </w:r>
+    </w:p>
+    <w:p>
+      <w:pPr>
         <w:tabs>
-          <w:tab w:val="left" w:pos="8820"/>
+          <w:tab w:val="left" w:pos="8360"/>
         </w:tabs>
-        <w:spacing w:before="60" w:line="240" w:lineRule="auto"/>
-        <w:ind w:left="0" w:firstLineChars="50" w:firstLine="131"/>
-        <w:rPr>
-          <w:sz w:val="26"/>
-          <w:szCs w:val="26"/>
+        <w:ind w:left="153" w:right="227"/>
+        <w:rPr>
+          <w:b/>
+          <w:bCs/>
+          <w:sz w:val="24"/>
+          <w:szCs w:val="24"/>
+          <w:lang w:val="es-US"/>
         </w:rPr>
       </w:pPr>
       <w:r>
         <w:rPr>
           <w:rFonts w:hint="eastAsia"/>
-          <w:sz w:val="26"/>
-          <w:szCs w:val="26"/>
+          <w:b/>
+          <w:bCs/>
+          <w:sz w:val="24"/>
+          <w:szCs w:val="24"/>
+          <w:lang w:val="es-US"/>
         </w:rPr>
         <w:t>US G</w:t>
       </w:r>
       <w:r>
         <w:rPr>
-          <w:sz w:val="26"/>
-          <w:szCs w:val="26"/>
+          <w:b/>
+          <w:bCs/>
+          <w:sz w:val="24"/>
+          <w:szCs w:val="24"/>
+          <w:lang w:val="es-US"/>
         </w:rPr>
         <w:t>eological Survey</w:t>
       </w:r>
       <w:r>
         <w:rPr>
-          <w:sz w:val="26"/>
-          <w:szCs w:val="26"/>
+          <w:b/>
+          <w:bCs/>
+          <w:sz w:val="24"/>
+          <w:szCs w:val="24"/>
+          <w:lang w:val="es-US"/>
         </w:rPr>
         <w:t xml:space="preserve">                                                      </w:t>
       </w:r>
       <w:r>
         <w:rPr>
-          <w:sz w:val="26"/>
-          <w:szCs w:val="26"/>
+          <w:b/>
+          <w:bCs/>
+          <w:sz w:val="24"/>
+          <w:szCs w:val="24"/>
+          <w:lang w:val="es-US"/>
         </w:rPr>
         <w:t xml:space="preserve">   </w:t>
       </w:r>
       <w:r>
         <w:rPr>
-          <w:sz w:val="26"/>
-          <w:szCs w:val="26"/>
+          <w:b/>
+          <w:bCs/>
+          <w:sz w:val="24"/>
+          <w:szCs w:val="24"/>
+          <w:lang w:val="es-US"/>
         </w:rPr>
         <w:t xml:space="preserve">                     </w:t>
       </w:r>
       <w:r>
         <w:rPr>
-          <w:sz w:val="26"/>
-          <w:szCs w:val="26"/>
+          <w:b/>
+          <w:bCs/>
+          <w:sz w:val="24"/>
+          <w:szCs w:val="24"/>
+          <w:lang w:val="es-US"/>
         </w:rPr>
         <w:t xml:space="preserve">            </w:t>
       </w:r>
       <w:r>
         <w:rPr>
-          <w:sz w:val="26"/>
-          <w:szCs w:val="26"/>
+          <w:b/>
+          <w:bCs/>
+          <w:sz w:val="24"/>
+          <w:szCs w:val="24"/>
+          <w:lang w:val="es-US"/>
         </w:rPr>
         <w:t>Los Angeles</w:t>
       </w:r>
       <w:r>
         <w:rPr>
-          <w:sz w:val="26"/>
-          <w:szCs w:val="26"/>
-        </w:rPr>
-        <w:t>,</w:t>
-      </w:r>
-      <w:r>
-        <w:rPr>
-          <w:spacing w:val="-4"/>
-          <w:sz w:val="26"/>
-          <w:szCs w:val="26"/>
-        </w:rPr>
-        <w:t xml:space="preserve"> </w:t>
-      </w:r>
-      <w:r>
-        <w:rPr>
-          <w:sz w:val="26"/>
-          <w:szCs w:val="26"/>
+          <w:b/>
+          <w:bCs/>
+          <w:sz w:val="24"/>
+          <w:szCs w:val="24"/>
+          <w:lang w:val="es-US"/>
+        </w:rPr>
+        <w:t xml:space="preserve">, </w:t>
+      </w:r>
+      <w:r>
+        <w:rPr>
+          <w:b/>
+          <w:bCs/>
+          <w:sz w:val="24"/>
+          <w:szCs w:val="24"/>
+          <w:lang w:val="es-US"/>
         </w:rPr>
         <w:t>CA</w:t>
       </w:r>
@@ -1834,14 +2067,14 @@
         </w:tabs>
         <w:ind w:left="153"/>
         <w:rPr>
-          <w:szCs w:val="24"/>
+          <w:sz w:val="21"/>
         </w:rPr>
       </w:pPr>
       <w:r>
         <w:rPr>
           <w:i/>
           <w:w w:val="105"/>
-          <w:szCs w:val="24"/>
+          <w:sz w:val="21"/>
         </w:rPr>
         <w:t>Research Assistant</w:t>
       </w:r>
@@ -1849,7 +2082,7 @@
         <w:rPr>
           <w:i/>
           <w:w w:val="105"/>
-          <w:szCs w:val="24"/>
+          <w:sz w:val="21"/>
         </w:rPr>
         <w:t xml:space="preserve">                                                                                                       </w:t>
       </w:r>
@@ -1857,7 +2090,7 @@
         <w:rPr>
           <w:i/>
           <w:w w:val="105"/>
-          <w:szCs w:val="24"/>
+          <w:sz w:val="21"/>
         </w:rPr>
         <w:t xml:space="preserve">     </w:t>
       </w:r>
@@ -1865,7 +2098,7 @@
         <w:rPr>
           <w:i/>
           <w:w w:val="105"/>
-          <w:szCs w:val="24"/>
+          <w:sz w:val="21"/>
         </w:rPr>
         <w:t xml:space="preserve"> </w:t>
       </w:r>
@@ -1873,7 +2106,7 @@
         <w:rPr>
           <w:i/>
           <w:w w:val="105"/>
-          <w:szCs w:val="24"/>
+          <w:sz w:val="21"/>
         </w:rPr>
         <w:t xml:space="preserve"> </w:t>
       </w:r>
@@ -1881,28 +2114,28 @@
         <w:rPr>
           <w:i/>
           <w:w w:val="105"/>
-          <w:szCs w:val="24"/>
+          <w:sz w:val="21"/>
         </w:rPr>
         <w:t xml:space="preserve"> </w:t>
       </w:r>
       <w:r>
         <w:rPr>
           <w:w w:val="105"/>
-          <w:szCs w:val="24"/>
+          <w:sz w:val="21"/>
         </w:rPr>
         <w:t xml:space="preserve">Jan </w:t>
       </w:r>
       <w:r>
         <w:rPr>
           <w:w w:val="105"/>
-          <w:szCs w:val="24"/>
+          <w:sz w:val="21"/>
         </w:rPr>
         <w:t>2017—</w:t>
       </w:r>
       <w:r>
         <w:rPr>
           <w:w w:val="105"/>
-          <w:szCs w:val="24"/>
+          <w:sz w:val="21"/>
         </w:rPr>
         <w:t>Dec</w:t>
       </w:r>
@@ -1910,14 +2143,14 @@
         <w:rPr>
           <w:spacing w:val="-9"/>
           <w:w w:val="105"/>
-          <w:szCs w:val="24"/>
+          <w:sz w:val="21"/>
         </w:rPr>
         <w:t xml:space="preserve"> </w:t>
       </w:r>
       <w:r>
         <w:rPr>
           <w:w w:val="105"/>
-          <w:szCs w:val="24"/>
+          <w:sz w:val="21"/>
         </w:rPr>
         <w:t>2017</w:t>
       </w:r>
@@ -1934,11 +2167,15 @@
         <w:autoSpaceDN/>
         <w:contextualSpacing/>
         <w:rPr>
-          <w:lang w:eastAsia="zh-CN"/>
-        </w:rPr>
-      </w:pPr>
-      <w:r>
-        <w:rPr>
+          <w:sz w:val="21"/>
+          <w:szCs w:val="21"/>
+          <w:lang w:eastAsia="zh-CN"/>
+        </w:rPr>
+      </w:pPr>
+      <w:r>
+        <w:rPr>
+          <w:sz w:val="21"/>
+          <w:szCs w:val="21"/>
           <w:lang w:eastAsia="zh-CN"/>
         </w:rPr>
         <w:t>Analyzed</w:t>
@@ -1946,12 +2183,16 @@
       <w:r>
         <w:rPr>
           <w:rFonts w:hint="eastAsia"/>
+          <w:sz w:val="21"/>
+          <w:szCs w:val="21"/>
           <w:lang w:eastAsia="zh-CN"/>
         </w:rPr>
         <w:t xml:space="preserve"> one</w:t>
       </w:r>
       <w:r>
         <w:rPr>
+          <w:sz w:val="21"/>
+          <w:szCs w:val="21"/>
           <w:lang w:eastAsia="zh-CN"/>
         </w:rPr>
         <w:t>-</w:t>
@@ -1959,12 +2200,16 @@
       <w:r>
         <w:rPr>
           <w:rFonts w:hint="eastAsia"/>
+          <w:sz w:val="21"/>
+          <w:szCs w:val="21"/>
           <w:lang w:eastAsia="zh-CN"/>
         </w:rPr>
         <w:t>year</w:t>
       </w:r>
       <w:r>
         <w:rPr>
+          <w:sz w:val="21"/>
+          <w:szCs w:val="21"/>
           <w:lang w:eastAsia="zh-CN"/>
         </w:rPr>
         <w:t xml:space="preserve"> </w:t>
@@ -1972,12 +2217,16 @@
       <w:r>
         <w:rPr>
           <w:rFonts w:hint="eastAsia"/>
+          <w:sz w:val="21"/>
+          <w:szCs w:val="21"/>
           <w:lang w:eastAsia="zh-CN"/>
         </w:rPr>
         <w:t>US</w:t>
       </w:r>
       <w:r>
         <w:rPr>
+          <w:sz w:val="21"/>
+          <w:szCs w:val="21"/>
           <w:lang w:eastAsia="zh-CN"/>
         </w:rPr>
         <w:t xml:space="preserve"> Geological Survey </w:t>
@@ -1985,54 +2234,72 @@
       <w:r>
         <w:rPr>
           <w:rFonts w:hint="eastAsia"/>
+          <w:sz w:val="21"/>
+          <w:szCs w:val="21"/>
           <w:lang w:eastAsia="zh-CN"/>
         </w:rPr>
         <w:t>s</w:t>
       </w:r>
       <w:r>
         <w:rPr>
+          <w:sz w:val="21"/>
+          <w:szCs w:val="21"/>
           <w:lang w:eastAsia="zh-CN"/>
         </w:rPr>
         <w:t xml:space="preserve">eismic station response data by adopting </w:t>
       </w:r>
       <w:r>
         <w:rPr>
+          <w:sz w:val="21"/>
+          <w:szCs w:val="21"/>
           <w:lang w:eastAsia="zh-CN"/>
         </w:rPr>
         <w:t>horizonta</w:t>
       </w:r>
       <w:r>
         <w:rPr>
+          <w:sz w:val="21"/>
+          <w:szCs w:val="21"/>
           <w:lang w:eastAsia="zh-CN"/>
         </w:rPr>
         <w:t>l-to-</w:t>
       </w:r>
       <w:r>
         <w:rPr>
+          <w:sz w:val="21"/>
+          <w:szCs w:val="21"/>
           <w:lang w:eastAsia="zh-CN"/>
         </w:rPr>
         <w:t>vertical spectral ratio (</w:t>
       </w:r>
       <w:r>
         <w:rPr>
+          <w:sz w:val="21"/>
+          <w:szCs w:val="21"/>
           <w:lang w:eastAsia="zh-CN"/>
         </w:rPr>
         <w:t>HVSR</w:t>
       </w:r>
       <w:r>
         <w:rPr>
+          <w:sz w:val="21"/>
+          <w:szCs w:val="21"/>
           <w:lang w:eastAsia="zh-CN"/>
         </w:rPr>
         <w:t>)</w:t>
       </w:r>
       <w:r>
         <w:rPr>
+          <w:sz w:val="21"/>
+          <w:szCs w:val="21"/>
           <w:lang w:eastAsia="zh-CN"/>
         </w:rPr>
         <w:t xml:space="preserve"> method, which c</w:t>
       </w:r>
       <w:r>
         <w:rPr>
+          <w:sz w:val="21"/>
+          <w:szCs w:val="21"/>
           <w:lang w:eastAsia="zh-CN"/>
         </w:rPr>
         <w:t>ontributed to the next generation of Vs30 study.</w:t>
@@ -2040,11 +2307,10 @@
     </w:p>
     <w:p>
       <w:pPr>
-        <w:pStyle w:val="Heading1"/>
         <w:tabs>
-          <w:tab w:val="left" w:pos="8780"/>
+          <w:tab w:val="left" w:pos="8360"/>
         </w:tabs>
-        <w:spacing w:before="60" w:line="240" w:lineRule="auto"/>
+        <w:ind w:left="153" w:right="227"/>
         <w:rPr>
           <w:sz w:val="26"/>
           <w:szCs w:val="26"/>
@@ -2052,57 +2318,81 @@
       </w:pPr>
       <w:r>
         <w:rPr>
-          <w:sz w:val="26"/>
-          <w:szCs w:val="26"/>
+          <w:b/>
+          <w:bCs/>
+          <w:sz w:val="24"/>
+          <w:szCs w:val="24"/>
+          <w:lang w:val="es-US"/>
         </w:rPr>
         <w:t xml:space="preserve">Berkeley Seismology Laboratory          </w:t>
       </w:r>
       <w:r>
         <w:rPr>
-          <w:sz w:val="26"/>
-          <w:szCs w:val="26"/>
+          <w:b/>
+          <w:bCs/>
+          <w:sz w:val="24"/>
+          <w:szCs w:val="24"/>
+          <w:lang w:val="es-US"/>
         </w:rPr>
         <w:t xml:space="preserve">                                                    </w:t>
       </w:r>
       <w:r>
         <w:rPr>
-          <w:sz w:val="26"/>
-          <w:szCs w:val="26"/>
+          <w:b/>
+          <w:bCs/>
+          <w:sz w:val="24"/>
+          <w:szCs w:val="24"/>
+          <w:lang w:val="es-US"/>
         </w:rPr>
         <w:t xml:space="preserve">  </w:t>
       </w:r>
       <w:r>
         <w:rPr>
-          <w:sz w:val="26"/>
-          <w:szCs w:val="26"/>
+          <w:b/>
+          <w:bCs/>
+          <w:sz w:val="24"/>
+          <w:szCs w:val="24"/>
+          <w:lang w:val="es-US"/>
         </w:rPr>
         <w:t xml:space="preserve"> </w:t>
       </w:r>
       <w:r>
         <w:rPr>
-          <w:sz w:val="26"/>
-          <w:szCs w:val="26"/>
+          <w:b/>
+          <w:bCs/>
+          <w:sz w:val="24"/>
+          <w:szCs w:val="24"/>
+          <w:lang w:val="es-US"/>
         </w:rPr>
         <w:t xml:space="preserve">           </w:t>
       </w:r>
       <w:r>
         <w:rPr>
-          <w:sz w:val="26"/>
-          <w:szCs w:val="26"/>
+          <w:b/>
+          <w:bCs/>
+          <w:sz w:val="24"/>
+          <w:szCs w:val="24"/>
+          <w:lang w:val="es-US"/>
         </w:rPr>
         <w:t>Berkeley</w:t>
       </w:r>
       <w:r>
         <w:rPr>
-          <w:sz w:val="26"/>
-          <w:szCs w:val="26"/>
+          <w:b/>
+          <w:bCs/>
+          <w:sz w:val="24"/>
+          <w:szCs w:val="24"/>
+          <w:lang w:val="es-US"/>
         </w:rPr>
         <w:t xml:space="preserve">, </w:t>
       </w:r>
       <w:r>
         <w:rPr>
-          <w:sz w:val="26"/>
-          <w:szCs w:val="26"/>
+          <w:b/>
+          <w:bCs/>
+          <w:sz w:val="24"/>
+          <w:szCs w:val="24"/>
+          <w:lang w:val="es-US"/>
         </w:rPr>
         <w:t>CA</w:t>
       </w:r>
@@ -2112,17 +2402,17 @@
         <w:tabs>
           <w:tab w:val="left" w:pos="8712"/>
         </w:tabs>
-        <w:ind w:firstLineChars="50" w:firstLine="115"/>
+        <w:ind w:firstLineChars="50" w:firstLine="110"/>
         <w:rPr>
           <w:w w:val="105"/>
-          <w:szCs w:val="24"/>
+          <w:sz w:val="21"/>
         </w:rPr>
       </w:pPr>
       <w:r>
         <w:rPr>
           <w:i/>
           <w:w w:val="105"/>
-          <w:szCs w:val="24"/>
+          <w:sz w:val="21"/>
         </w:rPr>
         <w:t>Research Assistant</w:t>
       </w:r>
@@ -2130,7 +2420,7 @@
         <w:rPr>
           <w:i/>
           <w:w w:val="105"/>
-          <w:szCs w:val="24"/>
+          <w:sz w:val="21"/>
         </w:rPr>
         <w:t xml:space="preserve">                                                                                                             </w:t>
       </w:r>
@@ -2138,7 +2428,7 @@
         <w:rPr>
           <w:i/>
           <w:w w:val="105"/>
-          <w:szCs w:val="24"/>
+          <w:sz w:val="21"/>
         </w:rPr>
         <w:t xml:space="preserve">   </w:t>
       </w:r>
@@ -2146,28 +2436,28 @@
         <w:rPr>
           <w:i/>
           <w:w w:val="105"/>
-          <w:szCs w:val="24"/>
+          <w:sz w:val="21"/>
         </w:rPr>
         <w:t xml:space="preserve"> </w:t>
       </w:r>
       <w:r>
         <w:rPr>
           <w:w w:val="105"/>
-          <w:szCs w:val="24"/>
+          <w:sz w:val="21"/>
         </w:rPr>
         <w:t>Jan 2015</w:t>
       </w:r>
       <w:r>
         <w:rPr>
           <w:w w:val="105"/>
-          <w:szCs w:val="24"/>
+          <w:sz w:val="21"/>
         </w:rPr>
         <w:t>—</w:t>
       </w:r>
       <w:r>
         <w:rPr>
           <w:w w:val="105"/>
-          <w:szCs w:val="24"/>
+          <w:sz w:val="21"/>
         </w:rPr>
         <w:t>Jul</w:t>
       </w:r>
@@ -2175,14 +2465,14 @@
         <w:rPr>
           <w:spacing w:val="-3"/>
           <w:w w:val="105"/>
-          <w:szCs w:val="24"/>
+          <w:sz w:val="21"/>
         </w:rPr>
         <w:t xml:space="preserve"> </w:t>
       </w:r>
       <w:r>
         <w:rPr>
           <w:w w:val="105"/>
-          <w:szCs w:val="24"/>
+          <w:sz w:val="21"/>
         </w:rPr>
         <w:t>2015</w:t>
       </w:r>
@@ -2199,11 +2489,15 @@
         <w:autoSpaceDN/>
         <w:contextualSpacing/>
         <w:rPr>
-          <w:lang w:eastAsia="zh-CN"/>
-        </w:rPr>
-      </w:pPr>
-      <w:r>
-        <w:rPr>
+          <w:sz w:val="21"/>
+          <w:szCs w:val="21"/>
+          <w:lang w:eastAsia="zh-CN"/>
+        </w:rPr>
+      </w:pPr>
+      <w:r>
+        <w:rPr>
+          <w:sz w:val="21"/>
+          <w:szCs w:val="21"/>
           <w:lang w:eastAsia="zh-CN"/>
         </w:rPr>
         <w:t xml:space="preserve">Utilized Markov Chain </w:t>
@@ -2211,12 +2505,16 @@
       <w:r>
         <w:rPr>
           <w:rFonts w:hint="eastAsia"/>
+          <w:sz w:val="21"/>
+          <w:szCs w:val="21"/>
           <w:lang w:eastAsia="zh-CN"/>
         </w:rPr>
         <w:t>Mont</w:t>
       </w:r>
       <w:r>
         <w:rPr>
+          <w:sz w:val="21"/>
+          <w:szCs w:val="21"/>
           <w:lang w:eastAsia="zh-CN"/>
         </w:rPr>
         <w:t>o</w:t>
@@ -2224,12 +2522,16 @@
       <w:r>
         <w:rPr>
           <w:rFonts w:hint="eastAsia"/>
+          <w:sz w:val="21"/>
+          <w:szCs w:val="21"/>
           <w:lang w:eastAsia="zh-CN"/>
         </w:rPr>
         <w:t xml:space="preserve"> Carlo</w:t>
       </w:r>
       <w:r>
         <w:rPr>
+          <w:sz w:val="21"/>
+          <w:szCs w:val="21"/>
           <w:lang w:eastAsia="zh-CN"/>
         </w:rPr>
         <w:t xml:space="preserve"> (MCMC)</w:t>
@@ -2237,18 +2539,24 @@
       <w:r>
         <w:rPr>
           <w:rFonts w:hint="eastAsia"/>
+          <w:sz w:val="21"/>
+          <w:szCs w:val="21"/>
           <w:lang w:eastAsia="zh-CN"/>
         </w:rPr>
         <w:t xml:space="preserve"> </w:t>
       </w:r>
       <w:r>
         <w:rPr>
+          <w:sz w:val="21"/>
+          <w:szCs w:val="21"/>
           <w:lang w:eastAsia="zh-CN"/>
         </w:rPr>
         <w:t>m</w:t>
       </w:r>
       <w:r>
         <w:rPr>
+          <w:sz w:val="21"/>
+          <w:szCs w:val="21"/>
           <w:lang w:eastAsia="zh-CN"/>
         </w:rPr>
         <w:t xml:space="preserve">ethod to inverse the 1D shear wave velocity model from crust to upper mantle. Obtained 1D shear velocity model of Juan de Fuca Plate. </w:t>
@@ -2276,11 +2584,22 @@
           <w:color w:val="000000" w:themeColor="text1"/>
           <w:spacing w:val="-32"/>
           <w:w w:val="99"/>
-          <w:sz w:val="36"/>
-          <w:szCs w:val="36"/>
+          <w:sz w:val="32"/>
+          <w:szCs w:val="32"/>
           <w:u w:val="single"/>
         </w:rPr>
         <w:t>S</w:t>
+      </w:r>
+      <w:r>
+        <w:rPr>
+          <w:color w:val="000000" w:themeColor="text1"/>
+          <w:spacing w:val="-32"/>
+          <w:w w:val="99"/>
+          <w:sz w:val="28"/>
+          <w:szCs w:val="28"/>
+          <w:u w:val="single"/>
+        </w:rPr>
+        <w:t>KILLS</w:t>
       </w:r>
       <w:r>
         <w:rPr>
@@ -2291,17 +2610,6 @@
           <w:szCs w:val="32"/>
           <w:u w:val="single"/>
         </w:rPr>
-        <w:t>KILLS</w:t>
-      </w:r>
-      <w:r>
-        <w:rPr>
-          <w:color w:val="000000" w:themeColor="text1"/>
-          <w:spacing w:val="-32"/>
-          <w:w w:val="99"/>
-          <w:sz w:val="32"/>
-          <w:szCs w:val="32"/>
-          <w:u w:val="single"/>
-        </w:rPr>
         <w:tab/>
       </w:r>
     </w:p>
@@ -2309,7 +2617,8 @@
       <w:pPr>
         <w:ind w:left="158"/>
         <w:rPr>
-          <w:rFonts w:ascii="Batang" w:eastAsia="Batang" w:hAnsi="Batang" w:cs="Batang"/>
+          <w:sz w:val="21"/>
+          <w:szCs w:val="21"/>
           <w:lang w:eastAsia="zh-CN"/>
         </w:rPr>
       </w:pPr>
@@ -2317,6 +2626,8 @@
         <w:rPr>
           <w:b/>
           <w:w w:val="105"/>
+          <w:sz w:val="21"/>
+          <w:szCs w:val="21"/>
         </w:rPr>
         <w:t>Programming:</w:t>
       </w:r>
@@ -2324,7 +2635,7 @@
         <w:rPr>
           <w:b/>
           <w:w w:val="105"/>
-          <w:szCs w:val="24"/>
+          <w:sz w:val="21"/>
         </w:rPr>
         <w:t xml:space="preserve">  </w:t>
       </w:r>
@@ -2332,7 +2643,7 @@
         <w:rPr>
           <w:b/>
           <w:w w:val="105"/>
-          <w:szCs w:val="24"/>
+          <w:sz w:val="21"/>
         </w:rPr>
         <w:t xml:space="preserve"> </w:t>
       </w:r>
@@ -2340,25 +2651,39 @@
         <w:rPr>
           <w:b/>
           <w:w w:val="105"/>
-          <w:szCs w:val="24"/>
-        </w:rPr>
-        <w:t xml:space="preserve">               </w:t>
+          <w:sz w:val="21"/>
+        </w:rPr>
+        <w:t xml:space="preserve"> </w:t>
+      </w:r>
+      <w:r>
+        <w:rPr>
+          <w:b/>
+          <w:w w:val="105"/>
+          <w:sz w:val="21"/>
+        </w:rPr>
+        <w:t xml:space="preserve"> </w:t>
       </w:r>
       <w:r>
         <w:rPr>
           <w:rFonts w:hint="eastAsia"/>
-          <w:lang w:eastAsia="zh-CN"/>
-        </w:rPr>
-        <w:t>Python, C, C++, Fortran,</w:t>
-      </w:r>
-      <w:r>
-        <w:rPr>
+          <w:sz w:val="21"/>
+          <w:szCs w:val="21"/>
+          <w:lang w:eastAsia="zh-CN"/>
+        </w:rPr>
+        <w:t>Python, C, C++,</w:t>
+      </w:r>
+      <w:r>
+        <w:rPr>
+          <w:sz w:val="21"/>
+          <w:szCs w:val="21"/>
           <w:lang w:eastAsia="zh-CN"/>
         </w:rPr>
         <w:t xml:space="preserve"> Java,</w:t>
       </w:r>
       <w:r>
         <w:rPr>
+          <w:sz w:val="21"/>
+          <w:szCs w:val="21"/>
           <w:lang w:eastAsia="zh-CN"/>
         </w:rPr>
         <w:t xml:space="preserve"> </w:t>
@@ -2366,6 +2691,8 @@
       <w:proofErr w:type="spellStart"/>
       <w:r>
         <w:rPr>
+          <w:sz w:val="21"/>
+          <w:szCs w:val="21"/>
           <w:lang w:eastAsia="zh-CN"/>
         </w:rPr>
         <w:t>Matlab</w:t>
@@ -2373,6 +2700,8 @@
       <w:proofErr w:type="spellEnd"/>
       <w:r>
         <w:rPr>
+          <w:sz w:val="21"/>
+          <w:szCs w:val="21"/>
           <w:lang w:eastAsia="zh-CN"/>
         </w:rPr>
         <w:t xml:space="preserve">, </w:t>
@@ -2381,6 +2710,8 @@
       <w:r>
         <w:rPr>
           <w:rFonts w:hint="eastAsia"/>
+          <w:sz w:val="21"/>
+          <w:szCs w:val="21"/>
           <w:lang w:eastAsia="zh-CN"/>
         </w:rPr>
         <w:t>Tensorflow</w:t>
@@ -2388,14 +2719,17 @@
       <w:proofErr w:type="spellEnd"/>
       <w:r>
         <w:rPr>
-          <w:rFonts w:ascii="Batang" w:eastAsia="Batang" w:hAnsi="Batang" w:cs="Batang" w:hint="eastAsia"/>
+          <w:rFonts w:hint="eastAsia"/>
+          <w:sz w:val="21"/>
+          <w:szCs w:val="21"/>
           <w:lang w:eastAsia="zh-CN"/>
         </w:rPr>
         <w:t>,</w:t>
       </w:r>
       <w:r>
         <w:rPr>
-          <w:rFonts w:ascii="Batang" w:eastAsia="Batang" w:hAnsi="Batang" w:cs="Batang"/>
+          <w:sz w:val="21"/>
+          <w:szCs w:val="21"/>
           <w:lang w:eastAsia="zh-CN"/>
         </w:rPr>
         <w:t xml:space="preserve"> </w:t>
@@ -2403,18 +2737,63 @@
       <w:proofErr w:type="spellStart"/>
       <w:r>
         <w:rPr>
-          <w:rFonts w:ascii="Batang" w:eastAsia="Batang" w:hAnsi="Batang" w:cs="Batang"/>
+          <w:sz w:val="21"/>
+          <w:szCs w:val="21"/>
           <w:lang w:eastAsia="zh-CN"/>
         </w:rPr>
         <w:t>Pytorch</w:t>
       </w:r>
       <w:proofErr w:type="spellEnd"/>
+      <w:r>
+        <w:rPr>
+          <w:sz w:val="21"/>
+          <w:szCs w:val="21"/>
+          <w:lang w:eastAsia="zh-CN"/>
+        </w:rPr>
+        <w:t xml:space="preserve">, </w:t>
+      </w:r>
+      <w:r>
+        <w:rPr>
+          <w:rFonts w:hint="eastAsia"/>
+          <w:sz w:val="21"/>
+          <w:szCs w:val="21"/>
+          <w:lang w:eastAsia="zh-CN"/>
+        </w:rPr>
+        <w:t>Fortran</w:t>
+      </w:r>
+      <w:r>
+        <w:rPr>
+          <w:sz w:val="21"/>
+          <w:szCs w:val="21"/>
+          <w:lang w:eastAsia="zh-CN"/>
+        </w:rPr>
+        <w:t xml:space="preserve">, </w:t>
+      </w:r>
+      <w:proofErr w:type="spellStart"/>
+      <w:r>
+        <w:rPr>
+          <w:sz w:val="21"/>
+          <w:szCs w:val="21"/>
+          <w:lang w:eastAsia="zh-CN"/>
+        </w:rPr>
+        <w:t>OpenMPI</w:t>
+      </w:r>
+      <w:proofErr w:type="spellEnd"/>
+      <w:r>
+        <w:rPr>
+          <w:sz w:val="21"/>
+          <w:szCs w:val="21"/>
+          <w:lang w:eastAsia="zh-CN"/>
+        </w:rPr>
+        <w:t xml:space="preserve">, Assembly </w:t>
+      </w:r>
     </w:p>
     <w:p>
       <w:pPr>
         <w:ind w:left="158"/>
         <w:rPr>
-          <w:rFonts w:ascii="Batang" w:eastAsia="Batang" w:hAnsi="Batang" w:cs="Batang" w:hint="eastAsia"/>
+          <w:sz w:val="21"/>
+          <w:szCs w:val="21"/>
           <w:lang w:eastAsia="zh-CN"/>
         </w:rPr>
       </w:pPr>
@@ -2422,26 +2801,82 @@
         <w:rPr>
           <w:b/>
           <w:w w:val="105"/>
-        </w:rPr>
-        <w:t xml:space="preserve">CS Coursework:               </w:t>
-      </w:r>
-      <w:r>
-        <w:rPr>
-          <w:lang w:eastAsia="zh-CN"/>
-        </w:rPr>
-        <w:t xml:space="preserve"> Al</w:t>
-      </w:r>
-      <w:r>
-        <w:rPr>
-          <w:lang w:eastAsia="zh-CN"/>
-        </w:rPr>
-        <w:t>gorithms, Data Structures, Introduction to Computer Organization, Operating System</w:t>
+          <w:sz w:val="21"/>
+          <w:szCs w:val="21"/>
+        </w:rPr>
+        <w:t>C</w:t>
+      </w:r>
+      <w:r>
+        <w:rPr>
+          <w:b/>
+          <w:w w:val="105"/>
+          <w:sz w:val="21"/>
+          <w:szCs w:val="21"/>
+        </w:rPr>
+        <w:t>omputer</w:t>
+      </w:r>
+      <w:r>
+        <w:rPr>
+          <w:b/>
+          <w:w w:val="105"/>
+          <w:sz w:val="21"/>
+          <w:szCs w:val="21"/>
+        </w:rPr>
+        <w:t xml:space="preserve">:      </w:t>
+      </w:r>
+      <w:r>
+        <w:rPr>
+          <w:b/>
+          <w:w w:val="105"/>
+          <w:sz w:val="21"/>
+          <w:szCs w:val="21"/>
+        </w:rPr>
+        <w:t xml:space="preserve">    </w:t>
+      </w:r>
+      <w:r>
+        <w:rPr>
+          <w:b/>
+          <w:w w:val="105"/>
+          <w:sz w:val="21"/>
+          <w:szCs w:val="21"/>
+        </w:rPr>
+        <w:t xml:space="preserve"> </w:t>
+      </w:r>
+      <w:r>
+        <w:rPr>
+          <w:b/>
+          <w:w w:val="105"/>
+          <w:sz w:val="21"/>
+          <w:szCs w:val="21"/>
+        </w:rPr>
+        <w:t xml:space="preserve"> </w:t>
+      </w:r>
+      <w:bookmarkStart w:id="0" w:name="_GoBack"/>
+      <w:bookmarkEnd w:id="0"/>
+      <w:r>
+        <w:rPr>
+          <w:sz w:val="21"/>
+          <w:szCs w:val="21"/>
+          <w:lang w:eastAsia="zh-CN"/>
+        </w:rPr>
+        <w:t>Algorithms, Data Structures, Computer Organization, Operating System</w:t>
+      </w:r>
+      <w:r>
+        <w:rPr>
+          <w:sz w:val="21"/>
+          <w:szCs w:val="21"/>
+          <w:lang w:eastAsia="zh-CN"/>
+        </w:rPr>
+        <w:t>, Network Fundamentals</w:t>
       </w:r>
     </w:p>
     <w:p>
       <w:pPr>
         <w:ind w:left="158"/>
         <w:rPr>
+          <w:rFonts w:ascii="Batang" w:eastAsia="Batang" w:hAnsi="Batang" w:cs="Batang"/>
+          <w:sz w:val="21"/>
+          <w:szCs w:val="21"/>
           <w:lang w:eastAsia="zh-CN"/>
         </w:rPr>
       </w:pPr>
@@ -2449,199 +2884,368 @@
         <w:rPr>
           <w:b/>
           <w:w w:val="105"/>
-          <w:szCs w:val="24"/>
-        </w:rPr>
-        <w:t>Physics</w:t>
-      </w:r>
-      <w:r>
-        <w:rPr>
+          <w:sz w:val="21"/>
+          <w:szCs w:val="21"/>
+        </w:rPr>
+        <w:t>Statistic</w:t>
+      </w:r>
+      <w:r>
+        <w:rPr>
+          <w:rFonts w:hint="eastAsia"/>
           <w:b/>
           <w:w w:val="105"/>
-          <w:szCs w:val="24"/>
+          <w:sz w:val="21"/>
+          <w:szCs w:val="21"/>
+          <w:lang w:eastAsia="zh-CN"/>
+        </w:rPr>
+        <w:t>s</w:t>
+      </w:r>
+      <w:r>
+        <w:rPr>
+          <w:b/>
+          <w:w w:val="105"/>
+          <w:sz w:val="21"/>
+          <w:szCs w:val="21"/>
+        </w:rPr>
+        <w:t xml:space="preserve">:   </w:t>
+      </w:r>
+      <w:r>
+        <w:rPr>
+          <w:b/>
+          <w:w w:val="105"/>
+          <w:sz w:val="21"/>
+          <w:szCs w:val="21"/>
+        </w:rPr>
+        <w:t xml:space="preserve">          </w:t>
+      </w:r>
+      <w:r>
+        <w:rPr>
+          <w:b/>
+          <w:w w:val="105"/>
+          <w:sz w:val="21"/>
+          <w:szCs w:val="21"/>
         </w:rPr>
         <w:t xml:space="preserve"> </w:t>
       </w:r>
       <w:r>
         <w:rPr>
-          <w:b/>
-          <w:w w:val="105"/>
-          <w:szCs w:val="24"/>
-          <w:lang w:eastAsia="zh-CN"/>
-        </w:rPr>
-        <w:t>Coursework</w:t>
-      </w:r>
-      <w:r>
-        <w:rPr>
-          <w:b/>
-          <w:w w:val="105"/>
-          <w:szCs w:val="24"/>
-        </w:rPr>
-        <w:t>:</w:t>
-      </w:r>
-      <w:r>
-        <w:rPr>
-          <w:b/>
-          <w:w w:val="105"/>
-          <w:szCs w:val="24"/>
-        </w:rPr>
-        <w:t xml:space="preserve"> </w:t>
-      </w:r>
-      <w:r>
-        <w:rPr>
-          <w:lang w:eastAsia="zh-CN"/>
-        </w:rPr>
-        <w:t xml:space="preserve"> </w:t>
-      </w:r>
-      <w:r>
-        <w:rPr>
-          <w:lang w:eastAsia="zh-CN"/>
-        </w:rPr>
-        <w:t xml:space="preserve">      </w:t>
-      </w:r>
-      <w:r>
-        <w:rPr>
-          <w:lang w:eastAsia="zh-CN"/>
-        </w:rPr>
-        <w:t>Continuum mechanics, theoretical mechanics, electromagnetics, electrodynamics</w:t>
+          <w:sz w:val="21"/>
+          <w:szCs w:val="21"/>
+          <w:lang w:eastAsia="zh-CN"/>
+        </w:rPr>
+        <w:t>Probability</w:t>
+      </w:r>
+      <w:r>
+        <w:rPr>
+          <w:sz w:val="21"/>
+          <w:szCs w:val="21"/>
+          <w:lang w:eastAsia="zh-CN"/>
+        </w:rPr>
+        <w:t xml:space="preserve"> T</w:t>
+      </w:r>
+      <w:r>
+        <w:rPr>
+          <w:sz w:val="21"/>
+          <w:szCs w:val="21"/>
+          <w:lang w:eastAsia="zh-CN"/>
+        </w:rPr>
+        <w:t>heory,</w:t>
+      </w:r>
+      <w:r>
+        <w:rPr>
+          <w:sz w:val="21"/>
+          <w:szCs w:val="21"/>
+          <w:lang w:eastAsia="zh-CN"/>
+        </w:rPr>
+        <w:t xml:space="preserve"> Machine Learning</w:t>
+      </w:r>
+      <w:r>
+        <w:rPr>
+          <w:sz w:val="21"/>
+          <w:szCs w:val="21"/>
+          <w:lang w:eastAsia="zh-CN"/>
+        </w:rPr>
+        <w:t xml:space="preserve">, </w:t>
+      </w:r>
+      <w:r>
+        <w:rPr>
+          <w:sz w:val="21"/>
+          <w:szCs w:val="21"/>
+          <w:lang w:eastAsia="zh-CN"/>
+        </w:rPr>
+        <w:t>Non</w:t>
+      </w:r>
+      <w:r>
+        <w:rPr>
+          <w:sz w:val="21"/>
+          <w:szCs w:val="21"/>
+          <w:lang w:eastAsia="zh-CN"/>
+        </w:rPr>
+        <w:t xml:space="preserve">parametric Function Estimation and </w:t>
+      </w:r>
+      <w:r>
+        <w:rPr>
+          <w:rFonts w:hint="eastAsia"/>
+          <w:sz w:val="21"/>
+          <w:szCs w:val="21"/>
+          <w:lang w:eastAsia="zh-CN"/>
+        </w:rPr>
+        <w:t>Model</w:t>
+      </w:r>
+      <w:r>
+        <w:rPr>
+          <w:sz w:val="21"/>
+          <w:szCs w:val="21"/>
+          <w:lang w:eastAsia="zh-CN"/>
+        </w:rPr>
+        <w:t>ing</w:t>
       </w:r>
     </w:p>
     <w:p>
       <w:pPr>
         <w:ind w:left="158"/>
         <w:rPr>
+          <w:sz w:val="21"/>
+          <w:szCs w:val="21"/>
+          <w:lang w:eastAsia="zh-CN"/>
+        </w:rPr>
+      </w:pPr>
+      <w:r>
+        <w:rPr>
           <w:b/>
           <w:w w:val="105"/>
-          <w:szCs w:val="24"/>
-        </w:rPr>
-      </w:pPr>
-      <w:r>
-        <w:rPr>
-          <w:b/>
-          <w:w w:val="105"/>
-          <w:szCs w:val="24"/>
-        </w:rPr>
-        <w:t>Math</w:t>
-      </w:r>
-      <w:r>
-        <w:rPr>
-          <w:b/>
-          <w:w w:val="105"/>
-          <w:szCs w:val="24"/>
-        </w:rPr>
-        <w:t xml:space="preserve"> Coursework</w:t>
-      </w:r>
-      <w:r>
-        <w:rPr>
-          <w:b/>
-          <w:w w:val="105"/>
-          <w:szCs w:val="24"/>
-        </w:rPr>
-        <w:t xml:space="preserve">: </w:t>
-      </w:r>
-      <w:r>
-        <w:rPr>
-          <w:rFonts w:ascii="Batang" w:eastAsia="Batang" w:hAnsi="Batang" w:cs="Batang" w:hint="eastAsia"/>
+          <w:sz w:val="21"/>
+        </w:rPr>
+        <w:t xml:space="preserve">Physics: </w:t>
+      </w:r>
+      <w:r>
+        <w:rPr>
+          <w:sz w:val="21"/>
+          <w:szCs w:val="21"/>
           <w:lang w:eastAsia="zh-CN"/>
         </w:rPr>
         <w:t xml:space="preserve"> </w:t>
       </w:r>
       <w:r>
         <w:rPr>
-          <w:rFonts w:ascii="Batang" w:eastAsia="Batang" w:hAnsi="Batang" w:cs="Batang"/>
+          <w:sz w:val="21"/>
+          <w:szCs w:val="21"/>
           <w:lang w:eastAsia="zh-CN"/>
         </w:rPr>
         <w:t xml:space="preserve">      </w:t>
       </w:r>
       <w:r>
         <w:rPr>
-          <w:rFonts w:ascii="Batang" w:eastAsia="Batang" w:hAnsi="Batang" w:cs="Batang"/>
+          <w:sz w:val="21"/>
+          <w:szCs w:val="21"/>
+          <w:lang w:eastAsia="zh-CN"/>
+        </w:rPr>
+        <w:t xml:space="preserve">      </w:t>
+      </w:r>
+      <w:r>
+        <w:rPr>
+          <w:sz w:val="21"/>
+          <w:szCs w:val="21"/>
+          <w:lang w:eastAsia="zh-CN"/>
+        </w:rPr>
+        <w:t xml:space="preserve">  </w:t>
+      </w:r>
+      <w:r>
+        <w:rPr>
+          <w:sz w:val="21"/>
+          <w:szCs w:val="21"/>
           <w:lang w:eastAsia="zh-CN"/>
         </w:rPr>
         <w:t xml:space="preserve"> </w:t>
       </w:r>
       <w:r>
         <w:rPr>
-          <w:lang w:eastAsia="zh-CN"/>
-        </w:rPr>
-        <w:t>Calculus, linear algebra, probability theory</w:t>
-      </w:r>
-      <w:r>
-        <w:rPr>
-          <w:lang w:eastAsia="zh-CN"/>
-        </w:rPr>
-        <w:t>, mathematical physics, machine learning</w:t>
+          <w:sz w:val="21"/>
+          <w:szCs w:val="21"/>
+          <w:lang w:eastAsia="zh-CN"/>
+        </w:rPr>
+        <w:t xml:space="preserve">Continuum mechanics, </w:t>
+      </w:r>
+      <w:r>
+        <w:rPr>
+          <w:sz w:val="21"/>
+          <w:szCs w:val="21"/>
+          <w:lang w:eastAsia="zh-CN"/>
+        </w:rPr>
+        <w:t>T</w:t>
+      </w:r>
+      <w:r>
+        <w:rPr>
+          <w:sz w:val="21"/>
+          <w:szCs w:val="21"/>
+          <w:lang w:eastAsia="zh-CN"/>
+        </w:rPr>
+        <w:t>heoretical mechanics,</w:t>
+      </w:r>
+      <w:r>
+        <w:rPr>
+          <w:sz w:val="21"/>
+          <w:szCs w:val="21"/>
+          <w:lang w:eastAsia="zh-CN"/>
+        </w:rPr>
+        <w:t xml:space="preserve"> </w:t>
+      </w:r>
+      <w:proofErr w:type="spellStart"/>
+      <w:r>
+        <w:rPr>
+          <w:sz w:val="21"/>
+          <w:szCs w:val="21"/>
+          <w:lang w:eastAsia="zh-CN"/>
+        </w:rPr>
+        <w:t>E</w:t>
+      </w:r>
+      <w:r>
+        <w:rPr>
+          <w:sz w:val="21"/>
+          <w:szCs w:val="21"/>
+          <w:lang w:eastAsia="zh-CN"/>
+        </w:rPr>
+        <w:t>electromagnetics</w:t>
+      </w:r>
+      <w:proofErr w:type="spellEnd"/>
+      <w:r>
+        <w:rPr>
+          <w:sz w:val="21"/>
+          <w:szCs w:val="21"/>
+          <w:lang w:eastAsia="zh-CN"/>
+        </w:rPr>
+        <w:t xml:space="preserve">, </w:t>
+      </w:r>
+      <w:r>
+        <w:rPr>
+          <w:sz w:val="21"/>
+          <w:szCs w:val="21"/>
+          <w:lang w:eastAsia="zh-CN"/>
+        </w:rPr>
+        <w:t>E</w:t>
+      </w:r>
+      <w:r>
+        <w:rPr>
+          <w:sz w:val="21"/>
+          <w:szCs w:val="21"/>
+          <w:lang w:eastAsia="zh-CN"/>
+        </w:rPr>
+        <w:t>lectrodynamics</w:t>
       </w:r>
     </w:p>
     <w:p>
       <w:pPr>
         <w:ind w:left="158"/>
         <w:rPr>
-          <w:szCs w:val="24"/>
+          <w:sz w:val="21"/>
+          <w:szCs w:val="21"/>
         </w:rPr>
       </w:pPr>
       <w:r>
         <w:rPr>
           <w:b/>
           <w:w w:val="105"/>
-          <w:szCs w:val="24"/>
-        </w:rPr>
-        <w:t xml:space="preserve">Language: </w:t>
-      </w:r>
+          <w:sz w:val="21"/>
+        </w:rPr>
+        <w:t xml:space="preserve">Language:            </w:t>
+      </w:r>
+      <w:r>
+        <w:rPr>
+          <w:sz w:val="21"/>
+          <w:szCs w:val="21"/>
+        </w:rPr>
+        <w:t>English (Fluent)</w:t>
+      </w:r>
+      <w:r>
+        <w:rPr>
+          <w:rFonts w:hint="eastAsia"/>
+          <w:sz w:val="21"/>
+          <w:szCs w:val="21"/>
+          <w:lang w:eastAsia="zh-CN"/>
+        </w:rPr>
+        <w:t xml:space="preserve">, Japanese </w:t>
+      </w:r>
+      <w:r>
+        <w:rPr>
+          <w:sz w:val="21"/>
+          <w:szCs w:val="21"/>
+          <w:lang w:eastAsia="zh-CN"/>
+        </w:rPr>
+        <w:t>(Intermediate</w:t>
+      </w:r>
+      <w:r>
+        <w:rPr>
+          <w:rFonts w:hint="eastAsia"/>
+          <w:sz w:val="21"/>
+          <w:szCs w:val="21"/>
+          <w:lang w:eastAsia="zh-CN"/>
+        </w:rPr>
+        <w:t>)</w:t>
+      </w:r>
+      <w:r>
+        <w:rPr>
+          <w:sz w:val="21"/>
+          <w:szCs w:val="21"/>
+          <w:lang w:eastAsia="zh-CN"/>
+        </w:rPr>
+        <w:t xml:space="preserve">, </w:t>
+      </w:r>
+      <w:r>
+        <w:rPr>
+          <w:sz w:val="21"/>
+          <w:szCs w:val="21"/>
+        </w:rPr>
+        <w:t>Mandarin (Native)</w:t>
+      </w:r>
+    </w:p>
+    <w:p>
+      <w:pPr>
+        <w:ind w:left="158"/>
+        <w:rPr>
+          <w:sz w:val="21"/>
+          <w:szCs w:val="21"/>
+          <w:lang w:eastAsia="zh-CN"/>
+        </w:rPr>
+      </w:pPr>
       <w:r>
         <w:rPr>
           <w:b/>
           <w:w w:val="105"/>
-          <w:szCs w:val="24"/>
-        </w:rPr>
-        <w:t xml:space="preserve">        </w:t>
-      </w:r>
-      <w:r>
-        <w:rPr>
-          <w:b/>
-          <w:w w:val="105"/>
-          <w:szCs w:val="24"/>
+          <w:sz w:val="21"/>
+        </w:rPr>
+        <w:t>Finance:</w:t>
+      </w:r>
+      <w:r>
+        <w:rPr>
+          <w:sz w:val="21"/>
+          <w:szCs w:val="21"/>
+          <w:lang w:eastAsia="zh-CN"/>
+        </w:rPr>
+        <w:t xml:space="preserve">               </w:t>
+      </w:r>
+      <w:r>
+        <w:rPr>
+          <w:sz w:val="21"/>
+          <w:szCs w:val="21"/>
+          <w:lang w:eastAsia="zh-CN"/>
         </w:rPr>
         <w:t xml:space="preserve"> </w:t>
       </w:r>
       <w:r>
         <w:rPr>
-          <w:b/>
-          <w:w w:val="105"/>
-          <w:szCs w:val="24"/>
-        </w:rPr>
-        <w:t xml:space="preserve">                </w:t>
-      </w:r>
-      <w:r>
-        <w:t>English (Fluent)</w:t>
-      </w:r>
-      <w:r>
-        <w:rPr>
-          <w:rFonts w:hint="eastAsia"/>
-          <w:lang w:eastAsia="zh-CN"/>
-        </w:rPr>
-        <w:t xml:space="preserve">, Japanese </w:t>
-      </w:r>
-      <w:r>
-        <w:rPr>
-          <w:lang w:eastAsia="zh-CN"/>
-        </w:rPr>
-        <w:t>(Intermediate</w:t>
-      </w:r>
-      <w:r>
-        <w:rPr>
-          <w:rFonts w:hint="eastAsia"/>
-          <w:lang w:eastAsia="zh-CN"/>
-        </w:rPr>
-        <w:t>)</w:t>
-      </w:r>
-      <w:r>
-        <w:rPr>
-          <w:lang w:eastAsia="zh-CN"/>
-        </w:rPr>
-        <w:t xml:space="preserve">, </w:t>
-      </w:r>
-      <w:r>
-        <w:t>Mandarin (Native)</w:t>
+          <w:sz w:val="21"/>
+          <w:szCs w:val="21"/>
+          <w:lang w:eastAsia="zh-CN"/>
+        </w:rPr>
+        <w:t>CFA Level 1 Passed</w:t>
+      </w:r>
+      <w:r>
+        <w:rPr>
+          <w:sz w:val="21"/>
+          <w:szCs w:val="21"/>
+          <w:lang w:eastAsia="zh-CN"/>
+        </w:rPr>
+        <w:t xml:space="preserve"> (Top 10%)</w:t>
       </w:r>
     </w:p>
     <w:p>
@@ -2666,11 +3270,55 @@
           <w:color w:val="000000" w:themeColor="text1"/>
           <w:spacing w:val="-32"/>
           <w:w w:val="99"/>
-          <w:sz w:val="36"/>
-          <w:szCs w:val="36"/>
+          <w:sz w:val="32"/>
+          <w:szCs w:val="32"/>
           <w:u w:val="single"/>
         </w:rPr>
         <w:t>P</w:t>
+      </w:r>
+      <w:r>
+        <w:rPr>
+          <w:color w:val="000000" w:themeColor="text1"/>
+          <w:spacing w:val="-32"/>
+          <w:w w:val="99"/>
+          <w:sz w:val="28"/>
+          <w:szCs w:val="28"/>
+          <w:u w:val="single"/>
+        </w:rPr>
+        <w:t>UB</w:t>
+      </w:r>
+      <w:r>
+        <w:rPr>
+          <w:color w:val="000000" w:themeColor="text1"/>
+          <w:spacing w:val="-32"/>
+          <w:w w:val="99"/>
+          <w:sz w:val="28"/>
+          <w:szCs w:val="28"/>
+          <w:u w:val="single"/>
+        </w:rPr>
+        <w:t>L</w:t>
+      </w:r>
+      <w:r>
+        <w:rPr>
+          <w:color w:val="000000" w:themeColor="text1"/>
+          <w:spacing w:val="-32"/>
+          <w:w w:val="99"/>
+          <w:sz w:val="28"/>
+          <w:szCs w:val="28"/>
+          <w:u w:val="single"/>
+        </w:rPr>
+        <w:t>ICATION</w:t>
+      </w:r>
+      <w:r>
+        <w:rPr>
+          <w:color w:val="000000" w:themeColor="text1"/>
+          <w:spacing w:val="-32"/>
+          <w:w w:val="99"/>
+          <w:sz w:val="28"/>
+          <w:szCs w:val="28"/>
+          <w:u w:val="single"/>
+        </w:rPr>
+        <w:t>S</w:t>
       </w:r>
       <w:r>
         <w:rPr>
@@ -2681,50 +3329,6 @@
           <w:szCs w:val="32"/>
           <w:u w:val="single"/>
         </w:rPr>
-        <w:t>UB</w:t>
-      </w:r>
-      <w:r>
-        <w:rPr>
-          <w:color w:val="000000" w:themeColor="text1"/>
-          <w:spacing w:val="-32"/>
-          <w:w w:val="99"/>
-          <w:sz w:val="32"/>
-          <w:szCs w:val="32"/>
-          <w:u w:val="single"/>
-        </w:rPr>
-        <w:t>L</w:t>
-      </w:r>
-      <w:r>
-        <w:rPr>
-          <w:color w:val="000000" w:themeColor="text1"/>
-          <w:spacing w:val="-32"/>
-          <w:w w:val="99"/>
-          <w:sz w:val="32"/>
-          <w:szCs w:val="32"/>
-          <w:u w:val="single"/>
-        </w:rPr>
-        <w:t>ICATION</w:t>
-      </w:r>
-      <w:r>
-        <w:rPr>
-          <w:color w:val="000000" w:themeColor="text1"/>
-          <w:spacing w:val="-32"/>
-          <w:w w:val="99"/>
-          <w:sz w:val="32"/>
-          <w:szCs w:val="32"/>
-          <w:u w:val="single"/>
-        </w:rPr>
-        <w:t>S</w:t>
-      </w:r>
-      <w:r>
-        <w:rPr>
-          <w:color w:val="000000" w:themeColor="text1"/>
-          <w:spacing w:val="-32"/>
-          <w:w w:val="99"/>
-          <w:sz w:val="32"/>
-          <w:szCs w:val="32"/>
-          <w:u w:val="single"/>
-        </w:rPr>
         <w:tab/>
       </w:r>
     </w:p>
@@ -2744,16 +3348,30 @@
       </w:pPr>
       <w:r>
         <w:rPr>
+          <w:b/>
+          <w:bCs/>
           <w:color w:val="000000" w:themeColor="text1"/>
           <w:sz w:val="20"/>
           <w:szCs w:val="20"/>
           <w:shd w:val="clear" w:color="auto" w:fill="FFFFFF"/>
           <w:lang w:eastAsia="zh-CN"/>
         </w:rPr>
-        <w:t>Feng, T., &amp; Meng, L. (2018). A High-frequency Distance Metric in Ground-Motion Prediction Equations Based on Seismic Array Back-Projections. </w:t>
-      </w:r>
-      <w:r>
-        <w:rPr>
+        <w:t>Feng, T.</w:t>
+      </w:r>
+      <w:r>
+        <w:rPr>
+          <w:color w:val="000000" w:themeColor="text1"/>
+          <w:sz w:val="20"/>
+          <w:szCs w:val="20"/>
+          <w:shd w:val="clear" w:color="auto" w:fill="FFFFFF"/>
+          <w:lang w:eastAsia="zh-CN"/>
+        </w:rPr>
+        <w:t>, &amp; Meng, L. (2018). A High-frequency Distance Metric in Ground-Motion Prediction Equations Based on Seismic Array Back-Projections. </w:t>
+      </w:r>
+      <w:r>
+        <w:rPr>
+          <w:b/>
+          <w:bCs/>
           <w:i/>
           <w:iCs/>
           <w:color w:val="000000" w:themeColor="text1"/>
@@ -2864,30 +3482,30 @@
           <w:shd w:val="clear" w:color="auto" w:fill="FFFFFF"/>
           <w:lang w:val="nb-NO" w:eastAsia="zh-CN"/>
         </w:rPr>
-        <w:t xml:space="preserve">, C. W., Feng, T. &amp; Huang, H. (2019). </w:t>
-      </w:r>
-      <w:r>
-        <w:rPr>
+        <w:t xml:space="preserve">, C. W., </w:t>
+      </w:r>
+      <w:r>
+        <w:rPr>
+          <w:b/>
+          <w:bCs/>
           <w:color w:val="000000" w:themeColor="text1"/>
           <w:sz w:val="20"/>
           <w:szCs w:val="20"/>
           <w:shd w:val="clear" w:color="auto" w:fill="FFFFFF"/>
-          <w:lang w:eastAsia="zh-CN"/>
-        </w:rPr>
-        <w:t xml:space="preserve">Early and persistent </w:t>
-      </w:r>
-      <w:proofErr w:type="spellStart"/>
+          <w:lang w:val="nb-NO" w:eastAsia="zh-CN"/>
+        </w:rPr>
+        <w:t>Feng, T.</w:t>
+      </w:r>
       <w:r>
         <w:rPr>
           <w:color w:val="000000" w:themeColor="text1"/>
           <w:sz w:val="20"/>
           <w:szCs w:val="20"/>
           <w:shd w:val="clear" w:color="auto" w:fill="FFFFFF"/>
-          <w:lang w:eastAsia="zh-CN"/>
-        </w:rPr>
-        <w:t>supershear</w:t>
-      </w:r>
-      <w:proofErr w:type="spellEnd"/>
+          <w:lang w:val="nb-NO" w:eastAsia="zh-CN"/>
+        </w:rPr>
+        <w:t xml:space="preserve"> &amp; Huang, H. (2019). </w:t>
+      </w:r>
       <w:r>
         <w:rPr>
           <w:color w:val="000000" w:themeColor="text1"/>
@@ -2896,7 +3514,7 @@
           <w:shd w:val="clear" w:color="auto" w:fill="FFFFFF"/>
           <w:lang w:eastAsia="zh-CN"/>
         </w:rPr>
-        <w:t xml:space="preserve"> rupture of the 2018 magnitude 7.5 </w:t>
+        <w:t xml:space="preserve">Early and persistent </w:t>
       </w:r>
       <w:proofErr w:type="spellStart"/>
       <w:r>
@@ -2907,7 +3525,7 @@
           <w:shd w:val="clear" w:color="auto" w:fill="FFFFFF"/>
           <w:lang w:eastAsia="zh-CN"/>
         </w:rPr>
-        <w:t>Palu</w:t>
+        <w:t>supershear</w:t>
       </w:r>
       <w:proofErr w:type="spellEnd"/>
       <w:r>
@@ -2918,10 +3536,34 @@
           <w:shd w:val="clear" w:color="auto" w:fill="FFFFFF"/>
           <w:lang w:eastAsia="zh-CN"/>
         </w:rPr>
+        <w:t xml:space="preserve"> rupture of the 2018 magnitude 7.5 </w:t>
+      </w:r>
+      <w:proofErr w:type="spellStart"/>
+      <w:r>
+        <w:rPr>
+          <w:color w:val="000000" w:themeColor="text1"/>
+          <w:sz w:val="20"/>
+          <w:szCs w:val="20"/>
+          <w:shd w:val="clear" w:color="auto" w:fill="FFFFFF"/>
+          <w:lang w:eastAsia="zh-CN"/>
+        </w:rPr>
+        <w:t>Palu</w:t>
+      </w:r>
+      <w:proofErr w:type="spellEnd"/>
+      <w:r>
+        <w:rPr>
+          <w:color w:val="000000" w:themeColor="text1"/>
+          <w:sz w:val="20"/>
+          <w:szCs w:val="20"/>
+          <w:shd w:val="clear" w:color="auto" w:fill="FFFFFF"/>
+          <w:lang w:eastAsia="zh-CN"/>
+        </w:rPr>
         <w:t xml:space="preserve"> earthquake. </w:t>
       </w:r>
       <w:r>
         <w:rPr>
+          <w:b/>
+          <w:bCs/>
           <w:i/>
           <w:iCs/>
           <w:color w:val="000000" w:themeColor="text1"/>
@@ -3004,30 +3646,30 @@
           <w:shd w:val="clear" w:color="auto" w:fill="FFFFFF"/>
           <w:lang w:val="nb-NO" w:eastAsia="zh-CN"/>
         </w:rPr>
-        <w:t xml:space="preserve">, A., Atkinson, G. M., Feng, T., &amp; Meng, L. (2019). </w:t>
-      </w:r>
-      <w:r>
-        <w:rPr>
+        <w:t xml:space="preserve">, A., Atkinson, G. M., </w:t>
+      </w:r>
+      <w:r>
+        <w:rPr>
+          <w:b/>
+          <w:bCs/>
           <w:color w:val="000000" w:themeColor="text1"/>
           <w:sz w:val="20"/>
           <w:szCs w:val="20"/>
           <w:shd w:val="clear" w:color="auto" w:fill="FFFFFF"/>
-          <w:lang w:eastAsia="zh-CN"/>
-        </w:rPr>
-        <w:t xml:space="preserve">Comparison of site dominant frequency from earthquake and </w:t>
-      </w:r>
-      <w:proofErr w:type="spellStart"/>
+          <w:lang w:val="nb-NO" w:eastAsia="zh-CN"/>
+        </w:rPr>
+        <w:t>Feng, T.</w:t>
+      </w:r>
       <w:r>
         <w:rPr>
           <w:color w:val="000000" w:themeColor="text1"/>
           <w:sz w:val="20"/>
           <w:szCs w:val="20"/>
           <w:shd w:val="clear" w:color="auto" w:fill="FFFFFF"/>
-          <w:lang w:eastAsia="zh-CN"/>
-        </w:rPr>
-        <w:t>microseismic</w:t>
-      </w:r>
-      <w:proofErr w:type="spellEnd"/>
+          <w:lang w:val="nb-NO" w:eastAsia="zh-CN"/>
+        </w:rPr>
+        <w:t xml:space="preserve">, &amp; Meng, L. (2019). </w:t>
+      </w:r>
       <w:r>
         <w:rPr>
           <w:color w:val="000000" w:themeColor="text1"/>
@@ -3036,31 +3678,43 @@
           <w:shd w:val="clear" w:color="auto" w:fill="FFFFFF"/>
           <w:lang w:eastAsia="zh-CN"/>
         </w:rPr>
-        <w:t xml:space="preserve"> data in California. </w:t>
-      </w:r>
-      <w:r>
-        <w:rPr>
-          <w:i/>
-          <w:iCs/>
+        <w:t xml:space="preserve">Comparison of site dominant frequency from earthquake and </w:t>
+      </w:r>
+      <w:proofErr w:type="spellStart"/>
+      <w:r>
+        <w:rPr>
           <w:color w:val="000000" w:themeColor="text1"/>
           <w:sz w:val="20"/>
           <w:szCs w:val="20"/>
           <w:shd w:val="clear" w:color="auto" w:fill="FFFFFF"/>
           <w:lang w:eastAsia="zh-CN"/>
         </w:rPr>
-        <w:t>B</w:t>
-      </w:r>
-      <w:r>
-        <w:rPr>
-          <w:i/>
-          <w:iCs/>
+        <w:t>microseismic</w:t>
+      </w:r>
+      <w:proofErr w:type="spellEnd"/>
+      <w:r>
+        <w:rPr>
           <w:color w:val="000000" w:themeColor="text1"/>
           <w:sz w:val="20"/>
           <w:szCs w:val="20"/>
           <w:shd w:val="clear" w:color="auto" w:fill="FFFFFF"/>
           <w:lang w:eastAsia="zh-CN"/>
         </w:rPr>
-        <w:t>ulletin of the Seismological Society of America</w:t>
+        <w:t xml:space="preserve"> data in California. </w:t>
+      </w:r>
+      <w:r>
+        <w:rPr>
+          <w:b/>
+          <w:bCs/>
+          <w:i/>
+          <w:iCs/>
+          <w:color w:val="000000" w:themeColor="text1"/>
+          <w:sz w:val="20"/>
+          <w:szCs w:val="20"/>
+          <w:shd w:val="clear" w:color="auto" w:fill="FFFFFF"/>
+          <w:lang w:eastAsia="zh-CN"/>
+        </w:rPr>
+        <w:t>Bulletin of the Seismological Society of America</w:t>
       </w:r>
       <w:r>
         <w:rPr>
@@ -3105,7 +3759,27 @@
           <w:szCs w:val="20"/>
           <w:lang w:val="nb-NO" w:eastAsia="zh-CN"/>
         </w:rPr>
-        <w:t xml:space="preserve">, H., Huang, H., Feng, T., &amp; Meng, L. (2018). </w:t>
+        <w:t xml:space="preserve">, H., Huang, H., </w:t>
+      </w:r>
+      <w:r>
+        <w:rPr>
+          <w:b/>
+          <w:bCs/>
+          <w:color w:val="000000" w:themeColor="text1"/>
+          <w:sz w:val="20"/>
+          <w:szCs w:val="20"/>
+          <w:lang w:val="nb-NO" w:eastAsia="zh-CN"/>
+        </w:rPr>
+        <w:t>Feng, T.</w:t>
+      </w:r>
+      <w:r>
+        <w:rPr>
+          <w:color w:val="000000" w:themeColor="text1"/>
+          <w:sz w:val="20"/>
+          <w:szCs w:val="20"/>
+          <w:lang w:val="nb-NO" w:eastAsia="zh-CN"/>
+        </w:rPr>
+        <w:t xml:space="preserve">, &amp; Meng, L. (2018). </w:t>
       </w:r>
       <w:r>
         <w:rPr>
@@ -3153,12 +3827,23 @@
       </w:pPr>
       <w:r>
         <w:rPr>
+          <w:b/>
+          <w:bCs/>
           <w:color w:val="000000" w:themeColor="text1"/>
           <w:sz w:val="20"/>
           <w:szCs w:val="20"/>
           <w:lang w:eastAsia="zh-CN"/>
         </w:rPr>
-        <w:t xml:space="preserve">Feng, T., &amp; Meng, L. (2018). Combining back-projection and matched filter in detecting offshore seismicity: Application to NE Japan subduction zone. </w:t>
+        <w:t>Feng, T.</w:t>
+      </w:r>
+      <w:r>
+        <w:rPr>
+          <w:color w:val="000000" w:themeColor="text1"/>
+          <w:sz w:val="20"/>
+          <w:szCs w:val="20"/>
+          <w:lang w:eastAsia="zh-CN"/>
+        </w:rPr>
+        <w:t xml:space="preserve">, &amp; Meng, L. (2018). Combining back-projection and matched filter in detecting offshore seismicity: Application to NE Japan subduction zone. </w:t>
       </w:r>
       <w:r>
         <w:rPr>
@@ -3197,13 +3882,25 @@
       </w:pPr>
       <w:r>
         <w:rPr>
+          <w:b/>
+          <w:bCs/>
           <w:color w:val="000000" w:themeColor="text1"/>
           <w:sz w:val="20"/>
           <w:szCs w:val="20"/>
           <w:shd w:val="clear" w:color="auto" w:fill="FFFFFF"/>
           <w:lang w:eastAsia="zh-CN"/>
         </w:rPr>
-        <w:t xml:space="preserve">Feng, T., &amp; Meng, L. (2017). A New Distance Metric in Ground Motion Prediction Equations Based </w:t>
+        <w:t>Feng, T.</w:t>
+      </w:r>
+      <w:r>
+        <w:rPr>
+          <w:color w:val="000000" w:themeColor="text1"/>
+          <w:sz w:val="20"/>
+          <w:szCs w:val="20"/>
+          <w:shd w:val="clear" w:color="auto" w:fill="FFFFFF"/>
+          <w:lang w:eastAsia="zh-CN"/>
+        </w:rPr>
+        <w:t xml:space="preserve">, &amp; Meng, L. (2017). A New Distance Metric in Ground Motion Prediction Equations Based </w:t>
       </w:r>
       <w:r>
         <w:rPr>
@@ -3286,64 +3983,25 @@
       </w:pPr>
       <w:r>
         <w:rPr>
-          <w:color w:val="000000" w:themeColor="text1"/>
-          <w:sz w:val="20"/>
-          <w:szCs w:val="20"/>
-        </w:rPr>
-        <w:t>Feng, T., &amp; Meng, L. (2017</w:t>
-      </w:r>
-      <w:r>
-        <w:rPr>
-          <w:color w:val="000000" w:themeColor="text1"/>
-          <w:sz w:val="20"/>
-          <w:szCs w:val="20"/>
-        </w:rPr>
-        <w:t xml:space="preserve">). Detecting small offshore earthquakes with Back-Projection Imaging and Match-filter </w:t>
-      </w:r>
-      <w:r>
-        <w:rPr>
-          <w:color w:val="000000" w:themeColor="text1"/>
-          <w:sz w:val="20"/>
-          <w:szCs w:val="20"/>
-        </w:rPr>
-        <w:lastRenderedPageBreak/>
-        <w:t>Method. Poster Presentation at 2017 SCEC Annual Meeting.</w:t>
-      </w:r>
-    </w:p>
-    <w:p>
-      <w:pPr>
-        <w:pStyle w:val="ListParagraph"/>
-        <w:numPr>
-          <w:ilvl w:val="0"/>
-          <w:numId w:val="24"/>
-        </w:numPr>
-        <w:rPr>
-          <w:color w:val="000000" w:themeColor="text1"/>
-          <w:sz w:val="20"/>
-          <w:szCs w:val="20"/>
-          <w:lang w:eastAsia="zh-CN"/>
-        </w:rPr>
-      </w:pPr>
-      <w:r>
-        <w:rPr>
+          <w:b/>
+          <w:bCs/>
           <w:color w:val="000000" w:themeColor="text1"/>
           <w:sz w:val="20"/>
           <w:szCs w:val="20"/>
           <w:lang w:val="nb-NO" w:eastAsia="zh-CN"/>
         </w:rPr>
-        <w:t xml:space="preserve">Feng, T., Bodin, T., &amp; Meng, L. (2016). </w:t>
-      </w:r>
-      <w:proofErr w:type="spellStart"/>
+        <w:t>Feng, T.</w:t>
+      </w:r>
       <w:r>
         <w:rPr>
           <w:color w:val="000000" w:themeColor="text1"/>
           <w:sz w:val="20"/>
           <w:szCs w:val="20"/>
-          <w:lang w:eastAsia="zh-CN"/>
-        </w:rPr>
-        <w:t>Mento</w:t>
-      </w:r>
-      <w:proofErr w:type="spellEnd"/>
+          <w:lang w:val="nb-NO" w:eastAsia="zh-CN"/>
+        </w:rPr>
+        <w:t xml:space="preserve">, Bodin, T., &amp; Meng, L. (2016). </w:t>
+      </w:r>
+      <w:proofErr w:type="spellStart"/>
       <w:r>
         <w:rPr>
           <w:color w:val="000000" w:themeColor="text1"/>
@@ -3351,8 +4009,9 @@
           <w:szCs w:val="20"/>
           <w:lang w:eastAsia="zh-CN"/>
         </w:rPr>
-        <w:t xml:space="preserve"> Carlo Inversion of the 1D velocity and anisotropic model in the Juan de Fuca plate. Poster Presentat</w:t>
-      </w:r>
+        <w:t>Mento</w:t>
+      </w:r>
+      <w:proofErr w:type="spellEnd"/>
       <w:r>
         <w:rPr>
           <w:color w:val="000000" w:themeColor="text1"/>
@@ -3360,18 +4019,38 @@
           <w:szCs w:val="20"/>
           <w:lang w:eastAsia="zh-CN"/>
         </w:rPr>
-        <w:t>ion at 2016 S</w:t>
-      </w:r>
-      <w:bookmarkStart w:id="0" w:name="_GoBack"/>
-      <w:bookmarkEnd w:id="0"/>
-      <w:r>
-        <w:rPr>
+        <w:t xml:space="preserve"> Carlo Inversion of the 1D velocity and anisotropic model in the Juan de Fuca plate. </w:t>
+      </w:r>
+      <w:r>
+        <w:rPr>
+          <w:i/>
+          <w:iCs/>
           <w:color w:val="000000" w:themeColor="text1"/>
           <w:sz w:val="20"/>
           <w:szCs w:val="20"/>
           <w:lang w:eastAsia="zh-CN"/>
         </w:rPr>
-        <w:t>CEC Annual Meeting.</w:t>
+        <w:t>Poster Presentat</w:t>
+      </w:r>
+      <w:r>
+        <w:rPr>
+          <w:i/>
+          <w:iCs/>
+          <w:color w:val="000000" w:themeColor="text1"/>
+          <w:sz w:val="20"/>
+          <w:szCs w:val="20"/>
+          <w:lang w:eastAsia="zh-CN"/>
+        </w:rPr>
+        <w:t>ion at 2016 SCEC Annual Meeting</w:t>
+      </w:r>
+      <w:r>
+        <w:rPr>
+          <w:color w:val="000000" w:themeColor="text1"/>
+          <w:sz w:val="20"/>
+          <w:szCs w:val="20"/>
+          <w:lang w:eastAsia="zh-CN"/>
+        </w:rPr>
+        <w:t>.</w:t>
       </w:r>
     </w:p>
     <w:sectPr>
@@ -6648,6 +7327,7 @@
     <w:lsdException w:name="HTML Sample" w:semiHidden="1" w:unhideWhenUsed="1"/>
     <w:lsdException w:name="HTML Typewriter" w:semiHidden="1" w:unhideWhenUsed="1"/>
     <w:lsdException w:name="HTML Variable" w:semiHidden="1" w:unhideWhenUsed="1"/>
+    <w:lsdException w:name="Normal Table" w:semiHidden="1" w:unhideWhenUsed="1"/>
     <w:lsdException w:name="annotation subject" w:semiHidden="1" w:unhideWhenUsed="1"/>
     <w:lsdException w:name="No List" w:semiHidden="1" w:unhideWhenUsed="1"/>
     <w:lsdException w:name="Outline List 1" w:semiHidden="1" w:unhideWhenUsed="1"/>
@@ -6694,8 +7374,10 @@
     <w:lsdException w:name="Table Subtle 2" w:semiHidden="1" w:unhideWhenUsed="1"/>
     <w:lsdException w:name="Table Web 1" w:semiHidden="1" w:unhideWhenUsed="1"/>
     <w:lsdException w:name="Table Web 2" w:semiHidden="1" w:unhideWhenUsed="1"/>
+    <w:lsdException w:name="Table Web 3" w:semiHidden="1" w:unhideWhenUsed="1"/>
     <w:lsdException w:name="Balloon Text" w:semiHidden="1" w:unhideWhenUsed="1"/>
     <w:lsdException w:name="Table Grid" w:uiPriority="39"/>
+    <w:lsdException w:name="Table Theme" w:semiHidden="1" w:unhideWhenUsed="1"/>
     <w:lsdException w:name="Placeholder Text" w:semiHidden="1"/>
     <w:lsdException w:name="No Spacing" w:uiPriority="1" w:qFormat="1"/>
     <w:lsdException w:name="Light Shading" w:uiPriority="60"/>
@@ -7569,7 +8251,7 @@
 </file>
 
 <file path=customXml/itemProps1.xml><?xml version="1.0" encoding="utf-8"?>
-<ds:datastoreItem xmlns:ds="http://schemas.openxmlformats.org/officeDocument/2006/customXml" ds:itemID="{F599E3D9-94DE-6F49-9E37-CC9B0327CC60}">
+<ds:datastoreItem xmlns:ds="http://schemas.openxmlformats.org/officeDocument/2006/customXml" ds:itemID="{5D85F2CF-C7B2-B247-B5D3-90F48F4CFD45}">
   <ds:schemaRefs>
     <ds:schemaRef ds:uri="http://schemas.openxmlformats.org/officeDocument/2006/bibliography"/>
   </ds:schemaRefs>

--- a/Resume/Resume_2019_summer.docx
+++ b/Resume/Resume_2019_summer.docx
@@ -226,30 +226,19 @@
         <w:ind w:left="153" w:right="227"/>
         <w:rPr>
           <w:b/>
-          <w:sz w:val="24"/>
-          <w:szCs w:val="24"/>
-          <w:lang w:val="es-US"/>
-        </w:rPr>
-      </w:pPr>
-      <w:r>
-        <w:rPr>
-          <w:b/>
           <w:bCs/>
           <w:sz w:val="24"/>
           <w:szCs w:val="24"/>
-          <w:lang w:val="es-US"/>
-        </w:rPr>
-        <w:t xml:space="preserve">University of </w:t>
-      </w:r>
+        </w:rPr>
+      </w:pPr>
       <w:r>
         <w:rPr>
           <w:b/>
           <w:bCs/>
           <w:sz w:val="24"/>
           <w:szCs w:val="24"/>
-          <w:lang w:val="es-US"/>
-        </w:rPr>
-        <w:t>California</w:t>
+        </w:rPr>
+        <w:t xml:space="preserve">University of </w:t>
       </w:r>
       <w:r>
         <w:rPr>
@@ -257,9 +246,8 @@
           <w:bCs/>
           <w:sz w:val="24"/>
           <w:szCs w:val="24"/>
-          <w:lang w:val="es-US"/>
-        </w:rPr>
-        <w:t xml:space="preserve">, </w:t>
+        </w:rPr>
+        <w:t>California</w:t>
       </w:r>
       <w:r>
         <w:rPr>
@@ -267,9 +255,8 @@
           <w:bCs/>
           <w:sz w:val="24"/>
           <w:szCs w:val="24"/>
-          <w:lang w:val="es-US"/>
-        </w:rPr>
-        <w:t>Los Angeles</w:t>
+        </w:rPr>
+        <w:t xml:space="preserve">, </w:t>
       </w:r>
       <w:r>
         <w:rPr>
@@ -277,9 +264,8 @@
           <w:bCs/>
           <w:sz w:val="24"/>
           <w:szCs w:val="24"/>
-          <w:lang w:val="es-US"/>
-        </w:rPr>
-        <w:t xml:space="preserve">                                               </w:t>
+        </w:rPr>
+        <w:t>Los Angeles</w:t>
       </w:r>
       <w:r>
         <w:rPr>
@@ -287,9 +273,8 @@
           <w:bCs/>
           <w:sz w:val="24"/>
           <w:szCs w:val="24"/>
-          <w:lang w:val="es-US"/>
-        </w:rPr>
-        <w:t xml:space="preserve">    </w:t>
+        </w:rPr>
+        <w:t xml:space="preserve">                                               </w:t>
       </w:r>
       <w:r>
         <w:rPr>
@@ -297,9 +282,8 @@
           <w:bCs/>
           <w:sz w:val="24"/>
           <w:szCs w:val="24"/>
-          <w:lang w:val="es-US"/>
-        </w:rPr>
-        <w:t xml:space="preserve">           </w:t>
+        </w:rPr>
+        <w:t xml:space="preserve">    </w:t>
       </w:r>
       <w:r>
         <w:rPr>
@@ -307,9 +291,8 @@
           <w:bCs/>
           <w:sz w:val="24"/>
           <w:szCs w:val="24"/>
-          <w:lang w:val="es-US"/>
-        </w:rPr>
-        <w:t xml:space="preserve"> </w:t>
+        </w:rPr>
+        <w:t xml:space="preserve">           </w:t>
       </w:r>
       <w:r>
         <w:rPr>
@@ -317,9 +300,8 @@
           <w:bCs/>
           <w:sz w:val="24"/>
           <w:szCs w:val="24"/>
-          <w:lang w:val="es-US"/>
-        </w:rPr>
-        <w:t>Los Angeles</w:t>
+        </w:rPr>
+        <w:t xml:space="preserve"> </w:t>
       </w:r>
       <w:r>
         <w:rPr>
@@ -327,27 +309,8 @@
           <w:bCs/>
           <w:sz w:val="24"/>
           <w:szCs w:val="24"/>
-          <w:lang w:val="es-US"/>
-        </w:rPr>
-        <w:t>,</w:t>
-      </w:r>
-      <w:r>
-        <w:rPr>
-          <w:b/>
-          <w:sz w:val="24"/>
-          <w:szCs w:val="24"/>
-          <w:lang w:val="es-US"/>
-        </w:rPr>
-        <w:t xml:space="preserve"> </w:t>
-      </w:r>
-      <w:r>
-        <w:rPr>
-          <w:b/>
-          <w:sz w:val="24"/>
-          <w:szCs w:val="24"/>
-          <w:lang w:val="es-US"/>
-        </w:rPr>
-        <w:t>CA</w:t>
+        </w:rPr>
+        <w:t>Expected May 2021</w:t>
       </w:r>
     </w:p>
     <w:p>
@@ -358,156 +321,40 @@
         <w:ind w:left="153" w:right="227"/>
         <w:rPr>
           <w:b/>
-          <w:sz w:val="24"/>
-        </w:rPr>
-      </w:pPr>
-      <w:r>
-        <w:rPr>
-          <w:sz w:val="21"/>
-          <w:szCs w:val="21"/>
-        </w:rPr>
+          <w:sz w:val="28"/>
+          <w:szCs w:val="24"/>
+        </w:rPr>
+      </w:pPr>
+      <w:r>
         <w:t>Ph.D. C</w:t>
       </w:r>
       <w:r>
-        <w:rPr>
-          <w:sz w:val="21"/>
-          <w:szCs w:val="21"/>
-        </w:rPr>
         <w:t>andidate</w:t>
       </w:r>
       <w:r>
-        <w:rPr>
-          <w:sz w:val="21"/>
-          <w:szCs w:val="21"/>
-        </w:rPr>
         <w:t xml:space="preserve"> of </w:t>
       </w:r>
       <w:r>
-        <w:rPr>
-          <w:sz w:val="21"/>
-          <w:szCs w:val="21"/>
-        </w:rPr>
         <w:t>Geophysics and Space Physics</w:t>
       </w:r>
       <w:r>
-        <w:rPr>
-          <w:sz w:val="21"/>
-          <w:szCs w:val="21"/>
-        </w:rPr>
         <w:t xml:space="preserve">                   </w:t>
       </w:r>
       <w:r>
-        <w:rPr>
-          <w:sz w:val="21"/>
-          <w:szCs w:val="21"/>
-        </w:rPr>
         <w:t xml:space="preserve">             </w:t>
       </w:r>
       <w:r>
-        <w:rPr>
-          <w:sz w:val="21"/>
-          <w:szCs w:val="21"/>
-        </w:rPr>
         <w:t xml:space="preserve">                </w:t>
       </w:r>
       <w:r>
-        <w:rPr>
-          <w:sz w:val="21"/>
-          <w:szCs w:val="21"/>
-        </w:rPr>
         <w:t xml:space="preserve"> </w:t>
       </w:r>
       <w:r>
-        <w:rPr>
-          <w:sz w:val="21"/>
-          <w:szCs w:val="21"/>
-        </w:rPr>
         <w:tab/>
         <w:t xml:space="preserve"> </w:t>
       </w:r>
       <w:r>
-        <w:rPr>
-          <w:sz w:val="21"/>
-          <w:szCs w:val="21"/>
-        </w:rPr>
         <w:t xml:space="preserve">  </w:t>
-      </w:r>
-      <w:r>
-        <w:rPr>
-          <w:sz w:val="21"/>
-          <w:szCs w:val="21"/>
-        </w:rPr>
-        <w:t xml:space="preserve">Expected </w:t>
-      </w:r>
-      <w:r>
-        <w:rPr>
-          <w:sz w:val="21"/>
-          <w:szCs w:val="21"/>
-        </w:rPr>
-        <w:t>May 2021</w:t>
-      </w:r>
-    </w:p>
-    <w:p>
-      <w:pPr>
-        <w:ind w:left="151"/>
-        <w:rPr>
-          <w:sz w:val="21"/>
-          <w:szCs w:val="21"/>
-        </w:rPr>
-      </w:pPr>
-      <w:r>
-        <w:rPr>
-          <w:b/>
-          <w:bCs/>
-          <w:i/>
-          <w:sz w:val="21"/>
-          <w:szCs w:val="21"/>
-        </w:rPr>
-        <w:t>Activities</w:t>
-      </w:r>
-      <w:r>
-        <w:rPr>
-          <w:b/>
-          <w:bCs/>
-          <w:sz w:val="21"/>
-          <w:szCs w:val="21"/>
-        </w:rPr>
-        <w:t>:</w:t>
-      </w:r>
-      <w:r>
-        <w:rPr>
-          <w:sz w:val="21"/>
-          <w:szCs w:val="21"/>
-        </w:rPr>
-        <w:t xml:space="preserve"> </w:t>
-      </w:r>
-      <w:r>
-        <w:rPr>
-          <w:sz w:val="21"/>
-          <w:szCs w:val="21"/>
-        </w:rPr>
-        <w:t xml:space="preserve">Academic </w:t>
-      </w:r>
-      <w:r>
-        <w:rPr>
-          <w:sz w:val="21"/>
-          <w:szCs w:val="21"/>
-        </w:rPr>
-        <w:t xml:space="preserve">Student </w:t>
-      </w:r>
-      <w:r>
-        <w:rPr>
-          <w:sz w:val="21"/>
-          <w:szCs w:val="21"/>
-        </w:rPr>
-        <w:t>Employee (ASE</w:t>
-      </w:r>
-      <w:r>
-        <w:rPr>
-          <w:sz w:val="21"/>
-          <w:szCs w:val="21"/>
-        </w:rPr>
-        <w:t xml:space="preserve">) </w:t>
       </w:r>
     </w:p>
     <w:p>
@@ -517,30 +364,20 @@
         </w:tabs>
         <w:ind w:left="153" w:right="227"/>
         <w:rPr>
-          <w:sz w:val="24"/>
-          <w:szCs w:val="24"/>
-          <w:lang w:val="es-US"/>
-        </w:rPr>
-      </w:pPr>
-      <w:r>
-        <w:rPr>
           <w:b/>
           <w:bCs/>
           <w:sz w:val="24"/>
           <w:szCs w:val="24"/>
-          <w:lang w:val="es-US"/>
-        </w:rPr>
-        <w:t xml:space="preserve">University of California, Los Angeles                                               </w:t>
-      </w:r>
+        </w:rPr>
+      </w:pPr>
       <w:r>
         <w:rPr>
           <w:b/>
           <w:bCs/>
           <w:sz w:val="24"/>
           <w:szCs w:val="24"/>
-          <w:lang w:val="es-US"/>
-        </w:rPr>
-        <w:t xml:space="preserve">   </w:t>
+        </w:rPr>
+        <w:t xml:space="preserve">University of California, Los Angeles                                               </w:t>
       </w:r>
       <w:r>
         <w:rPr>
@@ -548,9 +385,8 @@
           <w:bCs/>
           <w:sz w:val="24"/>
           <w:szCs w:val="24"/>
-          <w:lang w:val="es-US"/>
-        </w:rPr>
-        <w:t xml:space="preserve">           </w:t>
+        </w:rPr>
+        <w:t xml:space="preserve">   </w:t>
       </w:r>
       <w:r>
         <w:rPr>
@@ -558,9 +394,8 @@
           <w:bCs/>
           <w:sz w:val="24"/>
           <w:szCs w:val="24"/>
-          <w:lang w:val="es-US"/>
-        </w:rPr>
-        <w:t xml:space="preserve"> </w:t>
+        </w:rPr>
+        <w:t xml:space="preserve">           </w:t>
       </w:r>
       <w:r>
         <w:rPr>
@@ -568,7 +403,6 @@
           <w:bCs/>
           <w:sz w:val="24"/>
           <w:szCs w:val="24"/>
-          <w:lang w:val="es-US"/>
         </w:rPr>
         <w:t xml:space="preserve"> </w:t>
       </w:r>
@@ -578,18 +412,17 @@
           <w:bCs/>
           <w:sz w:val="24"/>
           <w:szCs w:val="24"/>
-          <w:lang w:val="es-US"/>
-        </w:rPr>
-        <w:t>Los Angeles,</w:t>
-      </w:r>
-      <w:r>
-        <w:rPr>
-          <w:b/>
+        </w:rPr>
+        <w:t xml:space="preserve"> </w:t>
+      </w:r>
+      <w:r>
+        <w:rPr>
+          <w:b/>
+          <w:bCs/>
           <w:sz w:val="24"/>
           <w:szCs w:val="24"/>
-          <w:lang w:val="es-US"/>
-        </w:rPr>
-        <w:t xml:space="preserve"> CA</w:t>
+        </w:rPr>
+        <w:t>Mar 2018</w:t>
       </w:r>
     </w:p>
     <w:p>
@@ -598,164 +431,48 @@
           <w:tab w:val="left" w:pos="8360"/>
         </w:tabs>
         <w:ind w:left="153" w:right="227"/>
-        <w:rPr>
-          <w:sz w:val="21"/>
-          <w:szCs w:val="21"/>
-        </w:rPr>
-      </w:pPr>
-      <w:r>
-        <w:rPr>
-          <w:sz w:val="21"/>
-          <w:szCs w:val="21"/>
-        </w:rPr>
+      </w:pPr>
+      <w:r>
         <w:t xml:space="preserve">Master of </w:t>
       </w:r>
       <w:r>
-        <w:rPr>
-          <w:sz w:val="21"/>
-          <w:szCs w:val="21"/>
-        </w:rPr>
         <w:t xml:space="preserve">Science in </w:t>
       </w:r>
       <w:r>
-        <w:rPr>
-          <w:sz w:val="21"/>
-          <w:szCs w:val="21"/>
-        </w:rPr>
         <w:t>Geophysics and Space Physics</w:t>
       </w:r>
       <w:r>
-        <w:rPr>
-          <w:sz w:val="21"/>
-          <w:szCs w:val="21"/>
-        </w:rPr>
         <w:t xml:space="preserve"> (GPA: 3</w:t>
       </w:r>
       <w:r>
-        <w:rPr>
-          <w:sz w:val="21"/>
-          <w:szCs w:val="21"/>
-        </w:rPr>
         <w:t>.</w:t>
       </w:r>
       <w:r>
-        <w:rPr>
-          <w:sz w:val="21"/>
-          <w:szCs w:val="21"/>
-        </w:rPr>
         <w:t>9</w:t>
       </w:r>
       <w:r>
-        <w:rPr>
-          <w:sz w:val="21"/>
-          <w:szCs w:val="21"/>
-        </w:rPr>
         <w:t xml:space="preserve">)            </w:t>
       </w:r>
       <w:r>
-        <w:rPr>
-          <w:sz w:val="21"/>
-          <w:szCs w:val="21"/>
-        </w:rPr>
         <w:t xml:space="preserve">                               </w:t>
       </w:r>
       <w:r>
-        <w:rPr>
-          <w:sz w:val="21"/>
-          <w:szCs w:val="21"/>
-        </w:rPr>
         <w:t xml:space="preserve"> </w:t>
       </w:r>
       <w:r>
-        <w:rPr>
-          <w:sz w:val="21"/>
-          <w:szCs w:val="21"/>
-        </w:rPr>
         <w:t xml:space="preserve"> </w:t>
       </w:r>
       <w:r>
-        <w:rPr>
-          <w:sz w:val="21"/>
-          <w:szCs w:val="21"/>
-        </w:rPr>
         <w:tab/>
       </w:r>
       <w:r>
-        <w:rPr>
-          <w:sz w:val="21"/>
-          <w:szCs w:val="21"/>
-        </w:rPr>
         <w:tab/>
       </w:r>
       <w:r>
-        <w:rPr>
-          <w:sz w:val="21"/>
-          <w:szCs w:val="21"/>
-        </w:rPr>
         <w:tab/>
       </w:r>
       <w:r>
-        <w:rPr>
-          <w:sz w:val="21"/>
-          <w:szCs w:val="21"/>
-        </w:rPr>
-        <w:t>Mar 2018</w:t>
-      </w:r>
-      <w:r>
-        <w:rPr>
-          <w:sz w:val="21"/>
-          <w:szCs w:val="21"/>
-        </w:rPr>
         <w:t xml:space="preserve"> </w:t>
-      </w:r>
-    </w:p>
-    <w:p>
-      <w:pPr>
-        <w:ind w:left="151"/>
-        <w:rPr>
-          <w:sz w:val="21"/>
-          <w:szCs w:val="21"/>
-        </w:rPr>
-      </w:pPr>
-      <w:r>
-        <w:rPr>
-          <w:b/>
-          <w:bCs/>
-          <w:i/>
-          <w:sz w:val="21"/>
-          <w:szCs w:val="21"/>
-        </w:rPr>
-        <w:t>Activities</w:t>
-      </w:r>
-      <w:r>
-        <w:rPr>
-          <w:b/>
-          <w:bCs/>
-          <w:sz w:val="21"/>
-          <w:szCs w:val="21"/>
-        </w:rPr>
-        <w:t>:</w:t>
-      </w:r>
-      <w:r>
-        <w:rPr>
-          <w:sz w:val="21"/>
-          <w:szCs w:val="21"/>
-        </w:rPr>
-        <w:t xml:space="preserve"> Gr</w:t>
-      </w:r>
-      <w:r>
-        <w:rPr>
-          <w:sz w:val="21"/>
-          <w:szCs w:val="21"/>
-        </w:rPr>
-        <w:t>aduate Student Research (GSR</w:t>
-      </w:r>
-      <w:r>
-        <w:rPr>
-          <w:sz w:val="21"/>
-          <w:szCs w:val="21"/>
-        </w:rPr>
-        <w:t xml:space="preserve">) </w:t>
       </w:r>
     </w:p>
     <w:p>
@@ -805,7 +522,7 @@
           <w:sz w:val="24"/>
           <w:szCs w:val="24"/>
         </w:rPr>
-        <w:t xml:space="preserve">           </w:t>
+        <w:t xml:space="preserve">         </w:t>
       </w:r>
       <w:r>
         <w:rPr>
@@ -814,7 +531,7 @@
           <w:sz w:val="24"/>
           <w:szCs w:val="24"/>
         </w:rPr>
-        <w:t xml:space="preserve"> </w:t>
+        <w:t xml:space="preserve">  </w:t>
       </w:r>
       <w:r>
         <w:rPr>
@@ -823,16 +540,7 @@
           <w:sz w:val="24"/>
           <w:szCs w:val="24"/>
         </w:rPr>
-        <w:t xml:space="preserve"> </w:t>
-      </w:r>
-      <w:r>
-        <w:rPr>
-          <w:b/>
-          <w:bCs/>
-          <w:sz w:val="24"/>
-          <w:szCs w:val="24"/>
-        </w:rPr>
-        <w:t>Nanjing, China</w:t>
+        <w:t>Jun 2016</w:t>
       </w:r>
     </w:p>
     <w:p>
@@ -842,51 +550,108 @@
           <w:tab w:val="left" w:pos="8695"/>
         </w:tabs>
         <w:ind w:left="153" w:right="166"/>
-      </w:pPr>
-      <w:r>
+        <w:rPr>
+          <w:sz w:val="22"/>
+          <w:szCs w:val="22"/>
+        </w:rPr>
+      </w:pPr>
+      <w:r>
+        <w:rPr>
+          <w:sz w:val="22"/>
+          <w:szCs w:val="22"/>
+        </w:rPr>
         <w:t xml:space="preserve">Bachelor of </w:t>
       </w:r>
       <w:r>
+        <w:rPr>
+          <w:sz w:val="22"/>
+          <w:szCs w:val="22"/>
+        </w:rPr>
         <w:t xml:space="preserve">Science </w:t>
       </w:r>
       <w:r>
+        <w:rPr>
+          <w:sz w:val="22"/>
+          <w:szCs w:val="22"/>
+        </w:rPr>
         <w:t>in</w:t>
       </w:r>
       <w:r>
+        <w:rPr>
+          <w:sz w:val="22"/>
+          <w:szCs w:val="22"/>
+        </w:rPr>
         <w:t xml:space="preserve"> Geology and Geophysics (GPA: 3.8,</w:t>
       </w:r>
       <w:r>
+        <w:rPr>
+          <w:sz w:val="22"/>
+          <w:szCs w:val="22"/>
+        </w:rPr>
         <w:t xml:space="preserve"> Rank: 1/8</w:t>
       </w:r>
       <w:r>
+        <w:rPr>
+          <w:sz w:val="22"/>
+          <w:szCs w:val="22"/>
+        </w:rPr>
         <w:t>)</w:t>
       </w:r>
       <w:r>
+        <w:rPr>
+          <w:sz w:val="22"/>
+          <w:szCs w:val="22"/>
+        </w:rPr>
         <w:t xml:space="preserve">             </w:t>
       </w:r>
       <w:r>
+        <w:rPr>
+          <w:sz w:val="22"/>
+          <w:szCs w:val="22"/>
+        </w:rPr>
         <w:t xml:space="preserve">                 </w:t>
       </w:r>
       <w:r>
+        <w:rPr>
+          <w:sz w:val="22"/>
+          <w:szCs w:val="22"/>
+        </w:rPr>
         <w:t xml:space="preserve">  </w:t>
       </w:r>
       <w:r>
+        <w:rPr>
+          <w:sz w:val="22"/>
+          <w:szCs w:val="22"/>
+        </w:rPr>
         <w:t xml:space="preserve"> </w:t>
       </w:r>
       <w:r>
+        <w:rPr>
+          <w:sz w:val="22"/>
+          <w:szCs w:val="22"/>
+        </w:rPr>
         <w:t xml:space="preserve"> </w:t>
       </w:r>
       <w:r>
+        <w:rPr>
+          <w:sz w:val="22"/>
+          <w:szCs w:val="22"/>
+        </w:rPr>
         <w:tab/>
       </w:r>
       <w:r>
+        <w:rPr>
+          <w:sz w:val="22"/>
+          <w:szCs w:val="22"/>
+        </w:rPr>
         <w:tab/>
       </w:r>
       <w:r>
+        <w:rPr>
+          <w:sz w:val="22"/>
+          <w:szCs w:val="22"/>
+        </w:rPr>
         <w:t xml:space="preserve"> </w:t>
-      </w:r>
-      <w:r>
-        <w:t xml:space="preserve">Jun 2016 </w:t>
       </w:r>
     </w:p>
     <w:p>
@@ -894,59 +659,95 @@
         <w:pStyle w:val="BodyText"/>
         <w:ind w:left="153"/>
         <w:rPr>
+          <w:sz w:val="24"/>
+          <w:szCs w:val="24"/>
+        </w:rPr>
+      </w:pPr>
+      <w:r>
+        <w:rPr>
+          <w:b/>
+          <w:bCs/>
+          <w:i/>
           <w:sz w:val="22"/>
           <w:szCs w:val="22"/>
         </w:rPr>
-      </w:pPr>
+        <w:t>Honors</w:t>
+      </w:r>
       <w:r>
         <w:rPr>
           <w:b/>
           <w:bCs/>
-          <w:i/>
-        </w:rPr>
-        <w:t>Honors</w:t>
-      </w:r>
-      <w:r>
-        <w:rPr>
-          <w:b/>
-          <w:bCs/>
+          <w:sz w:val="22"/>
+          <w:szCs w:val="22"/>
         </w:rPr>
         <w:t>:</w:t>
       </w:r>
       <w:r>
+        <w:rPr>
+          <w:sz w:val="22"/>
+          <w:szCs w:val="22"/>
+        </w:rPr>
         <w:t xml:space="preserve"> </w:t>
       </w:r>
       <w:r>
+        <w:rPr>
+          <w:sz w:val="22"/>
+          <w:szCs w:val="22"/>
+        </w:rPr>
         <w:t xml:space="preserve">Dean’s List, </w:t>
       </w:r>
       <w:r>
+        <w:rPr>
+          <w:sz w:val="22"/>
+          <w:szCs w:val="22"/>
+        </w:rPr>
         <w:t xml:space="preserve">Geology Field </w:t>
       </w:r>
       <w:r>
         <w:rPr>
           <w:rFonts w:hint="eastAsia"/>
+          <w:sz w:val="22"/>
+          <w:szCs w:val="22"/>
           <w:lang w:eastAsia="zh-CN"/>
         </w:rPr>
         <w:t>Practice</w:t>
       </w:r>
       <w:r>
         <w:rPr>
+          <w:sz w:val="22"/>
+          <w:szCs w:val="22"/>
           <w:lang w:eastAsia="zh-CN"/>
         </w:rPr>
         <w:t xml:space="preserve"> Scholarship</w:t>
       </w:r>
       <w:r>
+        <w:rPr>
+          <w:sz w:val="22"/>
+          <w:szCs w:val="22"/>
+        </w:rPr>
         <w:t xml:space="preserve">, </w:t>
       </w:r>
       <w:proofErr w:type="spellStart"/>
       <w:r>
+        <w:rPr>
+          <w:sz w:val="22"/>
+          <w:szCs w:val="22"/>
+        </w:rPr>
         <w:t>Runtian’s</w:t>
       </w:r>
       <w:proofErr w:type="spellEnd"/>
       <w:r>
+        <w:rPr>
+          <w:sz w:val="22"/>
+          <w:szCs w:val="22"/>
+        </w:rPr>
         <w:t xml:space="preserve"> Scholarship, People’s </w:t>
       </w:r>
       <w:r>
+        <w:rPr>
+          <w:sz w:val="22"/>
+          <w:szCs w:val="22"/>
+        </w:rPr>
         <w:t>Scholarship</w:t>
       </w:r>
     </w:p>
@@ -1015,9 +816,8 @@
           <w:sz w:val="24"/>
           <w:szCs w:val="24"/>
         </w:rPr>
-        <w:t xml:space="preserve">           </w:t>
-      </w:r>
-      <w:proofErr w:type="spellStart"/>
+        <w:t xml:space="preserve">     </w:t>
+      </w:r>
       <w:r>
         <w:rPr>
           <w:b/>
@@ -1025,9 +825,8 @@
           <w:sz w:val="24"/>
           <w:szCs w:val="24"/>
         </w:rPr>
-        <w:t>Berkeley</w:t>
-      </w:r>
-      <w:proofErr w:type="spellEnd"/>
+        <w:t xml:space="preserve"> </w:t>
+      </w:r>
       <w:r>
         <w:rPr>
           <w:b/>
@@ -1035,7 +834,7 @@
           <w:sz w:val="24"/>
           <w:szCs w:val="24"/>
         </w:rPr>
-        <w:t>, CA</w:t>
+        <w:t>Jan 2015—Jul 2015</w:t>
       </w:r>
     </w:p>
     <w:p>
@@ -1045,60 +844,47 @@
           <w:tab w:val="left" w:pos="8735"/>
         </w:tabs>
         <w:ind w:left="151"/>
-      </w:pPr>
-      <w:r>
+        <w:rPr>
+          <w:w w:val="105"/>
+          <w:sz w:val="22"/>
+          <w:szCs w:val="22"/>
+        </w:rPr>
+      </w:pPr>
+      <w:r>
+        <w:rPr>
+          <w:sz w:val="22"/>
+          <w:szCs w:val="22"/>
+        </w:rPr>
         <w:t>Visiting student in the De</w:t>
       </w:r>
       <w:r>
+        <w:rPr>
+          <w:sz w:val="22"/>
+          <w:szCs w:val="22"/>
+        </w:rPr>
         <w:t>partment of</w:t>
       </w:r>
       <w:r>
+        <w:rPr>
+          <w:sz w:val="22"/>
+          <w:szCs w:val="22"/>
+        </w:rPr>
         <w:t xml:space="preserve"> Earth, Planetary, and Space Sciences</w:t>
       </w:r>
       <w:r>
+        <w:rPr>
+          <w:sz w:val="22"/>
+          <w:szCs w:val="22"/>
+        </w:rPr>
         <w:t xml:space="preserve"> (GPA 4.0)</w:t>
       </w:r>
       <w:r>
         <w:rPr>
           <w:w w:val="105"/>
-        </w:rPr>
-        <w:t xml:space="preserve">  </w:t>
-      </w:r>
-      <w:r>
-        <w:rPr>
-          <w:w w:val="105"/>
+          <w:sz w:val="22"/>
+          <w:szCs w:val="22"/>
         </w:rPr>
         <w:t xml:space="preserve"> </w:t>
-      </w:r>
-      <w:r>
-        <w:rPr>
-          <w:w w:val="105"/>
-        </w:rPr>
-        <w:t xml:space="preserve"> </w:t>
-      </w:r>
-      <w:r>
-        <w:rPr>
-          <w:w w:val="105"/>
-        </w:rPr>
-        <w:t xml:space="preserve">       </w:t>
-      </w:r>
-      <w:r>
-        <w:rPr>
-          <w:w w:val="105"/>
-        </w:rPr>
-        <w:t xml:space="preserve"> </w:t>
-      </w:r>
-      <w:r>
-        <w:rPr>
-          <w:w w:val="105"/>
-        </w:rPr>
-        <w:t xml:space="preserve"> </w:t>
-      </w:r>
-      <w:r>
-        <w:t>Jan 2015—</w:t>
-      </w:r>
-      <w:r>
-        <w:t>Jul 2015</w:t>
       </w:r>
     </w:p>
     <w:p>
@@ -1116,10 +902,386 @@
           <w:sz w:val="32"/>
           <w:szCs w:val="32"/>
           <w:u w:val="single"/>
-          <w:lang w:val="es-US"/>
-        </w:rPr>
-      </w:pPr>
-      <w:r>
+        </w:rPr>
+      </w:pPr>
+      <w:r>
+        <w:rPr>
+          <w:color w:val="000000" w:themeColor="text1"/>
+          <w:spacing w:val="-32"/>
+          <w:w w:val="99"/>
+          <w:sz w:val="32"/>
+          <w:szCs w:val="32"/>
+          <w:u w:val="single"/>
+        </w:rPr>
+        <w:t>S</w:t>
+      </w:r>
+      <w:r>
+        <w:rPr>
+          <w:color w:val="000000" w:themeColor="text1"/>
+          <w:spacing w:val="-32"/>
+          <w:w w:val="99"/>
+          <w:sz w:val="28"/>
+          <w:szCs w:val="28"/>
+          <w:u w:val="single"/>
+        </w:rPr>
+        <w:t>KILLS</w:t>
+      </w:r>
+      <w:r>
+        <w:rPr>
+          <w:color w:val="000000" w:themeColor="text1"/>
+          <w:spacing w:val="-32"/>
+          <w:w w:val="99"/>
+          <w:sz w:val="32"/>
+          <w:szCs w:val="32"/>
+          <w:u w:val="single"/>
+        </w:rPr>
+        <w:tab/>
+      </w:r>
+    </w:p>
+    <w:p>
+      <w:pPr>
+        <w:ind w:left="158"/>
+        <w:rPr>
+          <w:lang w:eastAsia="zh-CN"/>
+        </w:rPr>
+      </w:pPr>
+      <w:r>
+        <w:rPr>
+          <w:b/>
+          <w:w w:val="105"/>
+        </w:rPr>
+        <w:t xml:space="preserve">Programming:     </w:t>
+      </w:r>
+      <w:r>
+        <w:rPr>
+          <w:rFonts w:hint="eastAsia"/>
+          <w:lang w:eastAsia="zh-CN"/>
+        </w:rPr>
+        <w:t>Python, C, C++,</w:t>
+      </w:r>
+      <w:r>
+        <w:rPr>
+          <w:lang w:eastAsia="zh-CN"/>
+        </w:rPr>
+        <w:t xml:space="preserve"> Java, SQL, </w:t>
+      </w:r>
+      <w:proofErr w:type="spellStart"/>
+      <w:r>
+        <w:rPr>
+          <w:lang w:eastAsia="zh-CN"/>
+        </w:rPr>
+        <w:t>Matlab</w:t>
+      </w:r>
+      <w:proofErr w:type="spellEnd"/>
+      <w:r>
+        <w:rPr>
+          <w:lang w:eastAsia="zh-CN"/>
+        </w:rPr>
+        <w:t xml:space="preserve">, </w:t>
+      </w:r>
+      <w:r>
+        <w:rPr>
+          <w:rFonts w:hint="eastAsia"/>
+          <w:lang w:eastAsia="zh-CN"/>
+        </w:rPr>
+        <w:t>Fortran</w:t>
+      </w:r>
+      <w:r>
+        <w:rPr>
+          <w:lang w:eastAsia="zh-CN"/>
+        </w:rPr>
+        <w:t>, Assembly, Bash</w:t>
+      </w:r>
+    </w:p>
+    <w:p>
+      <w:pPr>
+        <w:ind w:left="158"/>
+        <w:rPr>
+          <w:lang w:eastAsia="zh-CN"/>
+        </w:rPr>
+      </w:pPr>
+      <w:r>
+        <w:rPr>
+          <w:b/>
+          <w:w w:val="105"/>
+        </w:rPr>
+        <w:t>Tools:</w:t>
+      </w:r>
+      <w:r>
+        <w:rPr>
+          <w:lang w:eastAsia="zh-CN"/>
+        </w:rPr>
+        <w:t xml:space="preserve">                    </w:t>
+      </w:r>
+      <w:r>
+        <w:rPr>
+          <w:lang w:eastAsia="zh-CN"/>
+        </w:rPr>
+        <w:t xml:space="preserve"> </w:t>
+      </w:r>
+      <w:r>
+        <w:rPr>
+          <w:lang w:eastAsia="zh-CN"/>
+        </w:rPr>
+        <w:t xml:space="preserve">Hadoop, Spark, </w:t>
+      </w:r>
+      <w:proofErr w:type="spellStart"/>
+      <w:r>
+        <w:rPr>
+          <w:rFonts w:hint="eastAsia"/>
+          <w:lang w:eastAsia="zh-CN"/>
+        </w:rPr>
+        <w:t>Tensorflow</w:t>
+      </w:r>
+      <w:proofErr w:type="spellEnd"/>
+      <w:r>
+        <w:rPr>
+          <w:rFonts w:hint="eastAsia"/>
+          <w:lang w:eastAsia="zh-CN"/>
+        </w:rPr>
+        <w:t>,</w:t>
+      </w:r>
+      <w:r>
+        <w:rPr>
+          <w:lang w:eastAsia="zh-CN"/>
+        </w:rPr>
+        <w:t xml:space="preserve"> </w:t>
+      </w:r>
+      <w:proofErr w:type="spellStart"/>
+      <w:r>
+        <w:rPr>
+          <w:lang w:eastAsia="zh-CN"/>
+        </w:rPr>
+        <w:t>Pytorch</w:t>
+      </w:r>
+      <w:proofErr w:type="spellEnd"/>
+      <w:r>
+        <w:rPr>
+          <w:lang w:eastAsia="zh-CN"/>
+        </w:rPr>
+        <w:t xml:space="preserve">, </w:t>
+      </w:r>
+      <w:proofErr w:type="spellStart"/>
+      <w:r>
+        <w:rPr>
+          <w:lang w:eastAsia="zh-CN"/>
+        </w:rPr>
+        <w:t>OpenMPI</w:t>
+      </w:r>
+      <w:proofErr w:type="spellEnd"/>
+      <w:r>
+        <w:rPr>
+          <w:lang w:eastAsia="zh-CN"/>
+        </w:rPr>
+        <w:t xml:space="preserve">, </w:t>
+      </w:r>
+      <w:proofErr w:type="spellStart"/>
+      <w:r>
+        <w:rPr>
+          <w:lang w:eastAsia="zh-CN"/>
+        </w:rPr>
+        <w:t>Jupyter</w:t>
+      </w:r>
+      <w:proofErr w:type="spellEnd"/>
+      <w:r>
+        <w:rPr>
+          <w:lang w:eastAsia="zh-CN"/>
+        </w:rPr>
+        <w:t xml:space="preserve">, Linux, </w:t>
+      </w:r>
+      <w:proofErr w:type="spellStart"/>
+      <w:r>
+        <w:rPr>
+          <w:lang w:eastAsia="zh-CN"/>
+        </w:rPr>
+        <w:t>LaTex</w:t>
+      </w:r>
+      <w:proofErr w:type="spellEnd"/>
+    </w:p>
+    <w:p>
+      <w:pPr>
+        <w:ind w:left="158"/>
+        <w:rPr>
+          <w:rFonts w:hint="eastAsia"/>
+          <w:lang w:eastAsia="zh-CN"/>
+        </w:rPr>
+      </w:pPr>
+      <w:r>
+        <w:rPr>
+          <w:b/>
+          <w:w w:val="105"/>
+        </w:rPr>
+        <w:t xml:space="preserve">Computer:           </w:t>
+      </w:r>
+      <w:r>
+        <w:rPr>
+          <w:lang w:eastAsia="zh-CN"/>
+        </w:rPr>
+        <w:t>Algorithms, Data Structures, Computer Organization, Operating System, Database Systems</w:t>
+      </w:r>
+    </w:p>
+    <w:p>
+      <w:pPr>
+        <w:ind w:left="158"/>
+        <w:rPr>
+          <w:rFonts w:ascii="Batang" w:eastAsia="Batang" w:hAnsi="Batang" w:cs="Batang"/>
+          <w:lang w:eastAsia="zh-CN"/>
+        </w:rPr>
+      </w:pPr>
+      <w:r>
+        <w:rPr>
+          <w:b/>
+          <w:w w:val="105"/>
+        </w:rPr>
+        <w:t>Statistic</w:t>
+      </w:r>
+      <w:r>
+        <w:rPr>
+          <w:rFonts w:hint="eastAsia"/>
+          <w:b/>
+          <w:w w:val="105"/>
+          <w:lang w:eastAsia="zh-CN"/>
+        </w:rPr>
+        <w:t>s</w:t>
+      </w:r>
+      <w:r>
+        <w:rPr>
+          <w:b/>
+          <w:w w:val="105"/>
+        </w:rPr>
+        <w:t xml:space="preserve">:             </w:t>
+      </w:r>
+      <w:bookmarkStart w:id="0" w:name="_GoBack"/>
+      <w:bookmarkEnd w:id="0"/>
+      <w:r>
+        <w:rPr>
+          <w:lang w:eastAsia="zh-CN"/>
+        </w:rPr>
+        <w:t xml:space="preserve">Probability Theory, Machine Learning, Nonparametric Function Estimation and </w:t>
+      </w:r>
+      <w:r>
+        <w:rPr>
+          <w:rFonts w:hint="eastAsia"/>
+          <w:lang w:eastAsia="zh-CN"/>
+        </w:rPr>
+        <w:t>Model</w:t>
+      </w:r>
+      <w:r>
+        <w:rPr>
+          <w:lang w:eastAsia="zh-CN"/>
+        </w:rPr>
+        <w:t>ing</w:t>
+      </w:r>
+    </w:p>
+    <w:p>
+      <w:pPr>
+        <w:ind w:left="158"/>
+      </w:pPr>
+      <w:r>
+        <w:rPr>
+          <w:b/>
+          <w:w w:val="105"/>
+        </w:rPr>
+        <w:t xml:space="preserve">Language:            </w:t>
+      </w:r>
+      <w:r>
+        <w:t>English (Fluent)</w:t>
+      </w:r>
+      <w:r>
+        <w:rPr>
+          <w:rFonts w:hint="eastAsia"/>
+          <w:lang w:eastAsia="zh-CN"/>
+        </w:rPr>
+        <w:t xml:space="preserve">, Japanese </w:t>
+      </w:r>
+      <w:r>
+        <w:rPr>
+          <w:lang w:eastAsia="zh-CN"/>
+        </w:rPr>
+        <w:t>(Intermediate</w:t>
+      </w:r>
+      <w:r>
+        <w:rPr>
+          <w:rFonts w:hint="eastAsia"/>
+          <w:lang w:eastAsia="zh-CN"/>
+        </w:rPr>
+        <w:t>)</w:t>
+      </w:r>
+      <w:r>
+        <w:rPr>
+          <w:lang w:eastAsia="zh-CN"/>
+        </w:rPr>
+        <w:t xml:space="preserve">, </w:t>
+      </w:r>
+      <w:r>
+        <w:t>Mandarin (Native)</w:t>
+      </w:r>
+    </w:p>
+    <w:p>
+      <w:pPr>
+        <w:ind w:left="158"/>
+        <w:rPr>
+          <w:lang w:eastAsia="zh-CN"/>
+        </w:rPr>
+      </w:pPr>
+      <w:r>
+        <w:rPr>
+          <w:b/>
+          <w:w w:val="105"/>
+        </w:rPr>
+        <w:t>Finance:</w:t>
+      </w:r>
+      <w:r>
+        <w:rPr>
+          <w:lang w:eastAsia="zh-CN"/>
+        </w:rPr>
+        <w:t xml:space="preserve">                CFA Level 1 Passed (Top 10%)</w:t>
+      </w:r>
+      <w:r>
+        <w:rPr>
+          <w:w w:val="105"/>
+        </w:rPr>
+        <w:t xml:space="preserve"> </w:t>
+      </w:r>
+      <w:r>
+        <w:rPr>
+          <w:w w:val="105"/>
+        </w:rPr>
+        <w:t xml:space="preserve"> </w:t>
+      </w:r>
+      <w:r>
+        <w:rPr>
+          <w:w w:val="105"/>
+        </w:rPr>
+        <w:t xml:space="preserve"> </w:t>
+      </w:r>
+      <w:r>
+        <w:rPr>
+          <w:w w:val="105"/>
+        </w:rPr>
+        <w:t xml:space="preserve">       </w:t>
+      </w:r>
+      <w:r>
+        <w:rPr>
+          <w:w w:val="105"/>
+        </w:rPr>
+        <w:t xml:space="preserve"> </w:t>
+      </w:r>
+      <w:r>
+        <w:rPr>
+          <w:w w:val="105"/>
+        </w:rPr>
+        <w:t xml:space="preserve"> </w:t>
+      </w:r>
+    </w:p>
+    <w:p>
+      <w:pPr>
+        <w:pStyle w:val="Heading1"/>
+        <w:tabs>
+          <w:tab w:val="left" w:pos="10458"/>
+        </w:tabs>
+        <w:spacing w:before="40" w:line="240" w:lineRule="auto"/>
+        <w:ind w:left="115"/>
         <w:rPr>
           <w:color w:val="000000" w:themeColor="text1"/>
           <w:spacing w:val="-32"/>
@@ -1129,6 +1291,17 @@
           <w:u w:val="single"/>
           <w:lang w:val="es-US"/>
         </w:rPr>
+      </w:pPr>
+      <w:r>
+        <w:rPr>
+          <w:color w:val="000000" w:themeColor="text1"/>
+          <w:spacing w:val="-32"/>
+          <w:w w:val="99"/>
+          <w:sz w:val="32"/>
+          <w:szCs w:val="32"/>
+          <w:u w:val="single"/>
+          <w:lang w:val="es-US"/>
+        </w:rPr>
         <w:t>E</w:t>
       </w:r>
       <w:r>
@@ -1248,90 +1421,83 @@
         <w:widowControl/>
         <w:autoSpaceDE/>
         <w:autoSpaceDN/>
-        <w:ind w:left="288"/>
         <w:contextualSpacing/>
         <w:rPr>
           <w:i/>
           <w:w w:val="105"/>
-          <w:sz w:val="21"/>
-          <w:szCs w:val="21"/>
         </w:rPr>
       </w:pPr>
       <w:r>
         <w:rPr>
           <w:i/>
           <w:w w:val="105"/>
-          <w:sz w:val="21"/>
-          <w:szCs w:val="21"/>
-        </w:rPr>
-        <w:t>Research Assistant</w:t>
+        </w:rPr>
+        <w:t xml:space="preserve">  </w:t>
       </w:r>
       <w:r>
         <w:rPr>
           <w:i/>
           <w:w w:val="105"/>
-          <w:sz w:val="21"/>
-          <w:szCs w:val="21"/>
-        </w:rPr>
-        <w:t xml:space="preserve"> </w:t>
+        </w:rPr>
+        <w:t>Research Assistant</w:t>
       </w:r>
       <w:r>
         <w:rPr>
           <w:i/>
           <w:w w:val="105"/>
-          <w:sz w:val="21"/>
-          <w:szCs w:val="21"/>
-        </w:rPr>
-        <w:t>and</w:t>
+        </w:rPr>
+        <w:t xml:space="preserve"> </w:t>
       </w:r>
       <w:r>
         <w:rPr>
           <w:i/>
           <w:w w:val="105"/>
-          <w:sz w:val="21"/>
-          <w:szCs w:val="21"/>
-        </w:rPr>
-        <w:t xml:space="preserve"> </w:t>
+        </w:rPr>
+        <w:t>and</w:t>
       </w:r>
       <w:r>
         <w:rPr>
           <w:i/>
           <w:w w:val="105"/>
-          <w:sz w:val="21"/>
-          <w:szCs w:val="21"/>
-        </w:rPr>
-        <w:t xml:space="preserve">Teaching Assistant           </w:t>
+        </w:rPr>
+        <w:t xml:space="preserve"> </w:t>
       </w:r>
       <w:r>
         <w:rPr>
           <w:i/>
           <w:w w:val="105"/>
-          <w:sz w:val="21"/>
-          <w:szCs w:val="21"/>
-        </w:rPr>
-        <w:t xml:space="preserve">                                                            </w:t>
-      </w:r>
-      <w:r>
-        <w:rPr>
+        </w:rPr>
+        <w:t xml:space="preserve">Teaching Assistant                                                             </w:t>
+      </w:r>
+      <w:r>
+        <w:rPr>
+          <w:i/>
           <w:w w:val="105"/>
-          <w:sz w:val="21"/>
-          <w:szCs w:val="21"/>
+        </w:rPr>
+        <w:t xml:space="preserve">  </w:t>
+      </w:r>
+      <w:r>
+        <w:rPr>
+          <w:i/>
+          <w:w w:val="105"/>
+        </w:rPr>
+        <w:t xml:space="preserve"> </w:t>
+      </w:r>
+      <w:r>
+        <w:rPr>
+          <w:w w:val="105"/>
         </w:rPr>
         <w:t>Sep 2016</w:t>
       </w:r>
       <w:r>
         <w:rPr>
           <w:w w:val="105"/>
-          <w:sz w:val="21"/>
-          <w:szCs w:val="21"/>
         </w:rPr>
         <w:t>—</w:t>
       </w:r>
       <w:r>
         <w:rPr>
           <w:w w:val="105"/>
-          <w:sz w:val="21"/>
-          <w:szCs w:val="21"/>
         </w:rPr>
         <w:t>present</w:t>
       </w:r>
@@ -1348,122 +1514,44 @@
         <w:autoSpaceDN/>
         <w:contextualSpacing/>
         <w:rPr>
-          <w:sz w:val="21"/>
-          <w:szCs w:val="21"/>
-          <w:lang w:eastAsia="zh-CN"/>
-        </w:rPr>
-      </w:pPr>
-      <w:r>
-        <w:rPr>
-          <w:sz w:val="21"/>
-          <w:szCs w:val="21"/>
-          <w:lang w:eastAsia="zh-CN"/>
-        </w:rPr>
-        <w:t xml:space="preserve">Developed Deep </w:t>
-      </w:r>
-      <w:r>
-        <w:rPr>
-          <w:sz w:val="21"/>
-          <w:szCs w:val="21"/>
-          <w:lang w:eastAsia="zh-CN"/>
-        </w:rPr>
-        <w:t xml:space="preserve">Learning </w:t>
-      </w:r>
-      <w:r>
-        <w:rPr>
-          <w:sz w:val="21"/>
-          <w:szCs w:val="21"/>
-          <w:lang w:eastAsia="zh-CN"/>
-        </w:rPr>
-        <w:t>a</w:t>
-      </w:r>
-      <w:r>
-        <w:rPr>
-          <w:sz w:val="21"/>
-          <w:szCs w:val="21"/>
-          <w:lang w:eastAsia="zh-CN"/>
-        </w:rPr>
-        <w:t xml:space="preserve">lgorithms </w:t>
-      </w:r>
-      <w:r>
-        <w:rPr>
-          <w:sz w:val="21"/>
-          <w:szCs w:val="21"/>
-          <w:lang w:eastAsia="zh-CN"/>
-        </w:rPr>
-        <w:t xml:space="preserve">(Convolutional Neural Network) </w:t>
-      </w:r>
-      <w:r>
-        <w:rPr>
-          <w:sz w:val="21"/>
-          <w:szCs w:val="21"/>
-          <w:lang w:eastAsia="zh-CN"/>
-        </w:rPr>
-        <w:t>to detect</w:t>
-      </w:r>
-      <w:r>
-        <w:rPr>
-          <w:sz w:val="21"/>
-          <w:szCs w:val="21"/>
-          <w:lang w:eastAsia="zh-CN"/>
-        </w:rPr>
-        <w:t xml:space="preserve"> low-frequency earthquakes</w:t>
-      </w:r>
-      <w:r>
-        <w:rPr>
-          <w:sz w:val="21"/>
-          <w:szCs w:val="21"/>
-          <w:lang w:eastAsia="zh-CN"/>
-        </w:rPr>
-        <w:t xml:space="preserve">, </w:t>
-      </w:r>
-      <w:r>
-        <w:rPr>
-          <w:sz w:val="21"/>
-          <w:szCs w:val="21"/>
-          <w:lang w:eastAsia="zh-CN"/>
-        </w:rPr>
-        <w:t xml:space="preserve">computationally </w:t>
-      </w:r>
-      <w:r>
-        <w:rPr>
-          <w:sz w:val="21"/>
-          <w:szCs w:val="21"/>
-          <w:lang w:eastAsia="zh-CN"/>
-        </w:rPr>
-        <w:t xml:space="preserve">faster than </w:t>
-      </w:r>
-      <w:r>
-        <w:rPr>
-          <w:sz w:val="21"/>
-          <w:szCs w:val="21"/>
-          <w:lang w:eastAsia="zh-CN"/>
-        </w:rPr>
-        <w:t xml:space="preserve">the </w:t>
-      </w:r>
-      <w:r>
-        <w:rPr>
-          <w:sz w:val="21"/>
-          <w:szCs w:val="21"/>
-          <w:lang w:eastAsia="zh-CN"/>
-        </w:rPr>
-        <w:t>tradi</w:t>
-      </w:r>
-      <w:r>
-        <w:rPr>
-          <w:sz w:val="21"/>
-          <w:szCs w:val="21"/>
-          <w:lang w:eastAsia="zh-CN"/>
-        </w:rPr>
-        <w:t>tional template matching method</w:t>
-      </w:r>
-      <w:r>
-        <w:rPr>
-          <w:sz w:val="21"/>
-          <w:szCs w:val="21"/>
-          <w:lang w:eastAsia="zh-CN"/>
-        </w:rPr>
-        <w:t xml:space="preserve">. </w:t>
+          <w:lang w:eastAsia="zh-CN"/>
+        </w:rPr>
+      </w:pPr>
+      <w:r>
+        <w:rPr>
+          <w:lang w:eastAsia="zh-CN"/>
+        </w:rPr>
+        <w:t xml:space="preserve">Mentored an undergraduate student on recognizing earthquakes from Back-Projection images </w:t>
+      </w:r>
+      <w:r>
+        <w:rPr>
+          <w:lang w:eastAsia="zh-CN"/>
+        </w:rPr>
+        <w:t xml:space="preserve">based on </w:t>
+      </w:r>
+      <w:r>
+        <w:rPr>
+          <w:lang w:eastAsia="zh-CN"/>
+        </w:rPr>
+        <w:t>machine learning</w:t>
+      </w:r>
+      <w:r>
+        <w:rPr>
+          <w:lang w:eastAsia="zh-CN"/>
+        </w:rPr>
+        <w:t xml:space="preserve"> </w:t>
+      </w:r>
+      <w:r>
+        <w:rPr>
+          <w:lang w:eastAsia="zh-CN"/>
+        </w:rPr>
+        <w:t>algorithms</w:t>
+      </w:r>
+      <w:r>
+        <w:rPr>
+          <w:lang w:eastAsia="zh-CN"/>
+        </w:rPr>
+        <w:t>.</w:t>
       </w:r>
     </w:p>
     <w:p>
@@ -1478,166 +1566,92 @@
         <w:autoSpaceDN/>
         <w:contextualSpacing/>
         <w:rPr>
-          <w:sz w:val="21"/>
-          <w:szCs w:val="21"/>
-          <w:lang w:eastAsia="zh-CN"/>
-        </w:rPr>
-      </w:pPr>
-      <w:r>
-        <w:rPr>
-          <w:rFonts w:hint="eastAsia"/>
-          <w:sz w:val="21"/>
-          <w:szCs w:val="21"/>
-          <w:lang w:eastAsia="zh-CN"/>
-        </w:rPr>
-        <w:t>Integrated</w:t>
-      </w:r>
-      <w:r>
-        <w:rPr>
-          <w:rFonts w:hint="eastAsia"/>
-          <w:sz w:val="21"/>
-          <w:szCs w:val="21"/>
-          <w:lang w:eastAsia="zh-CN"/>
-        </w:rPr>
-        <w:t xml:space="preserve"> Back-Projection Imagi</w:t>
-      </w:r>
-      <w:r>
-        <w:rPr>
-          <w:sz w:val="21"/>
-          <w:szCs w:val="21"/>
-          <w:lang w:eastAsia="zh-CN"/>
-        </w:rPr>
-        <w:t>n</w:t>
-      </w:r>
-      <w:r>
-        <w:rPr>
-          <w:rFonts w:hint="eastAsia"/>
-          <w:sz w:val="21"/>
-          <w:szCs w:val="21"/>
-          <w:lang w:eastAsia="zh-CN"/>
-        </w:rPr>
-        <w:t xml:space="preserve">g </w:t>
-      </w:r>
-      <w:r>
-        <w:rPr>
-          <w:sz w:val="21"/>
-          <w:szCs w:val="21"/>
-          <w:lang w:eastAsia="zh-CN"/>
-        </w:rPr>
-        <w:t>and match</w:t>
-      </w:r>
-      <w:r>
-        <w:rPr>
-          <w:sz w:val="21"/>
-          <w:szCs w:val="21"/>
-          <w:lang w:eastAsia="zh-CN"/>
-        </w:rPr>
-        <w:t>ed</w:t>
-      </w:r>
-      <w:r>
-        <w:rPr>
-          <w:sz w:val="21"/>
-          <w:szCs w:val="21"/>
-          <w:lang w:eastAsia="zh-CN"/>
-        </w:rPr>
-        <w:t xml:space="preserve">-filter </w:t>
-      </w:r>
-      <w:r>
-        <w:rPr>
-          <w:sz w:val="21"/>
-          <w:szCs w:val="21"/>
-          <w:lang w:eastAsia="zh-CN"/>
-        </w:rPr>
-        <w:t xml:space="preserve">techniques </w:t>
-      </w:r>
-      <w:r>
-        <w:rPr>
-          <w:rFonts w:hint="eastAsia"/>
-          <w:sz w:val="21"/>
-          <w:szCs w:val="21"/>
-          <w:lang w:eastAsia="zh-CN"/>
-        </w:rPr>
-        <w:t>to</w:t>
-      </w:r>
-      <w:r>
-        <w:rPr>
-          <w:sz w:val="21"/>
-          <w:szCs w:val="21"/>
-          <w:lang w:eastAsia="zh-CN"/>
-        </w:rPr>
-        <w:t xml:space="preserve"> detect and relocate the aftershocks of 2011 M</w:t>
-      </w:r>
-      <w:r>
-        <w:rPr>
-          <w:sz w:val="21"/>
-          <w:szCs w:val="21"/>
-          <w:lang w:eastAsia="zh-CN"/>
-        </w:rPr>
-        <w:t>agnitude 9.0 Tohoku earthquake, a</w:t>
-      </w:r>
-      <w:r>
-        <w:rPr>
-          <w:sz w:val="21"/>
-          <w:szCs w:val="21"/>
-          <w:lang w:eastAsia="zh-CN"/>
-        </w:rPr>
-        <w:t xml:space="preserve"> large portion of </w:t>
-      </w:r>
-      <w:r>
-        <w:rPr>
-          <w:sz w:val="21"/>
-          <w:szCs w:val="21"/>
-          <w:lang w:eastAsia="zh-CN"/>
-        </w:rPr>
-        <w:t xml:space="preserve">which </w:t>
-      </w:r>
-      <w:r>
-        <w:rPr>
-          <w:sz w:val="21"/>
-          <w:szCs w:val="21"/>
-          <w:lang w:eastAsia="zh-CN"/>
-        </w:rPr>
-        <w:t xml:space="preserve">were </w:t>
-      </w:r>
-      <w:r>
-        <w:rPr>
-          <w:sz w:val="21"/>
-          <w:szCs w:val="21"/>
-          <w:lang w:eastAsia="zh-CN"/>
-        </w:rPr>
-        <w:t>missed by</w:t>
-      </w:r>
-      <w:r>
-        <w:rPr>
-          <w:sz w:val="21"/>
-          <w:szCs w:val="21"/>
-          <w:lang w:eastAsia="zh-CN"/>
-        </w:rPr>
-        <w:t xml:space="preserve"> the</w:t>
-      </w:r>
-      <w:r>
-        <w:rPr>
-          <w:sz w:val="21"/>
-          <w:szCs w:val="21"/>
-          <w:lang w:eastAsia="zh-CN"/>
-        </w:rPr>
-        <w:t xml:space="preserve"> earthquake catalog</w:t>
-      </w:r>
-      <w:r>
-        <w:rPr>
-          <w:sz w:val="21"/>
-          <w:szCs w:val="21"/>
-          <w:lang w:eastAsia="zh-CN"/>
-        </w:rPr>
-        <w:t>s</w:t>
-      </w:r>
-      <w:r>
-        <w:rPr>
-          <w:sz w:val="21"/>
-          <w:szCs w:val="21"/>
-          <w:lang w:eastAsia="zh-CN"/>
-        </w:rPr>
-        <w:t>.</w:t>
+          <w:lang w:eastAsia="zh-CN"/>
+        </w:rPr>
+      </w:pPr>
+      <w:r>
+        <w:rPr>
+          <w:lang w:eastAsia="zh-CN"/>
+        </w:rPr>
+        <w:t xml:space="preserve">Developed Deep </w:t>
+      </w:r>
+      <w:r>
+        <w:rPr>
+          <w:lang w:eastAsia="zh-CN"/>
+        </w:rPr>
+        <w:t xml:space="preserve">Learning </w:t>
+      </w:r>
+      <w:r>
+        <w:rPr>
+          <w:lang w:eastAsia="zh-CN"/>
+        </w:rPr>
+        <w:t>a</w:t>
+      </w:r>
+      <w:r>
+        <w:rPr>
+          <w:lang w:eastAsia="zh-CN"/>
+        </w:rPr>
+        <w:t xml:space="preserve">lgorithms </w:t>
+      </w:r>
+      <w:r>
+        <w:rPr>
+          <w:lang w:eastAsia="zh-CN"/>
+        </w:rPr>
+        <w:t xml:space="preserve">(Convolutional Neural Network) </w:t>
+      </w:r>
+      <w:r>
+        <w:rPr>
+          <w:lang w:eastAsia="zh-CN"/>
+        </w:rPr>
+        <w:t>to detect</w:t>
+      </w:r>
+      <w:r>
+        <w:rPr>
+          <w:lang w:eastAsia="zh-CN"/>
+        </w:rPr>
+        <w:t xml:space="preserve"> low-frequency earthquakes</w:t>
+      </w:r>
+      <w:r>
+        <w:rPr>
+          <w:lang w:eastAsia="zh-CN"/>
+        </w:rPr>
+        <w:t xml:space="preserve">, </w:t>
+      </w:r>
+      <w:r>
+        <w:rPr>
+          <w:lang w:eastAsia="zh-CN"/>
+        </w:rPr>
+        <w:t xml:space="preserve">computationally </w:t>
+      </w:r>
+      <w:r>
+        <w:rPr>
+          <w:lang w:eastAsia="zh-CN"/>
+        </w:rPr>
+        <w:t xml:space="preserve">faster than </w:t>
+      </w:r>
+      <w:r>
+        <w:rPr>
+          <w:lang w:eastAsia="zh-CN"/>
+        </w:rPr>
+        <w:t xml:space="preserve">the </w:t>
+      </w:r>
+      <w:r>
+        <w:rPr>
+          <w:lang w:eastAsia="zh-CN"/>
+        </w:rPr>
+        <w:t>tradi</w:t>
+      </w:r>
+      <w:r>
+        <w:rPr>
+          <w:lang w:eastAsia="zh-CN"/>
+        </w:rPr>
+        <w:t>tional template matching method</w:t>
+      </w:r>
+      <w:r>
+        <w:rPr>
+          <w:lang w:eastAsia="zh-CN"/>
+        </w:rPr>
+        <w:t xml:space="preserve">. </w:t>
       </w:r>
     </w:p>
     <w:p>
@@ -1652,117 +1666,138 @@
         <w:autoSpaceDN/>
         <w:contextualSpacing/>
         <w:rPr>
-          <w:sz w:val="21"/>
-          <w:szCs w:val="21"/>
           <w:lang w:eastAsia="zh-CN"/>
         </w:rPr>
       </w:pPr>
       <w:r>
         <w:rPr>
           <w:rFonts w:hint="eastAsia"/>
-          <w:sz w:val="21"/>
-          <w:szCs w:val="21"/>
-          <w:lang w:eastAsia="zh-CN"/>
-        </w:rPr>
-        <w:t xml:space="preserve">Adopted and </w:t>
-      </w:r>
-      <w:r>
-        <w:rPr>
-          <w:sz w:val="21"/>
-          <w:szCs w:val="21"/>
-          <w:lang w:eastAsia="zh-CN"/>
-        </w:rPr>
-        <w:t>i</w:t>
+          <w:lang w:eastAsia="zh-CN"/>
+        </w:rPr>
+        <w:t>Integrated</w:t>
       </w:r>
       <w:r>
         <w:rPr>
           <w:rFonts w:hint="eastAsia"/>
-          <w:sz w:val="21"/>
-          <w:szCs w:val="21"/>
-          <w:lang w:eastAsia="zh-CN"/>
-        </w:rPr>
-        <w:t xml:space="preserve">mproved </w:t>
-      </w:r>
-      <w:r>
-        <w:rPr>
-          <w:sz w:val="21"/>
-          <w:szCs w:val="21"/>
-          <w:lang w:eastAsia="zh-CN"/>
-        </w:rPr>
-        <w:t xml:space="preserve">Neighboring-station Coherence method </w:t>
+          <w:lang w:eastAsia="zh-CN"/>
+        </w:rPr>
+        <w:t xml:space="preserve"> Back-Projection Imagi</w:t>
+      </w:r>
+      <w:r>
+        <w:rPr>
+          <w:lang w:eastAsia="zh-CN"/>
+        </w:rPr>
+        <w:t>n</w:t>
       </w:r>
       <w:r>
         <w:rPr>
           <w:rFonts w:hint="eastAsia"/>
-          <w:sz w:val="21"/>
-          <w:szCs w:val="21"/>
-          <w:lang w:eastAsia="zh-CN"/>
-        </w:rPr>
-        <w:t>to d</w:t>
-      </w:r>
-      <w:r>
-        <w:rPr>
-          <w:sz w:val="21"/>
-          <w:szCs w:val="21"/>
-          <w:lang w:eastAsia="zh-CN"/>
-        </w:rPr>
-        <w:t>etect micro-seismicity in South California</w:t>
-      </w:r>
-      <w:r>
-        <w:rPr>
-          <w:sz w:val="21"/>
-          <w:szCs w:val="21"/>
-          <w:lang w:eastAsia="zh-CN"/>
-        </w:rPr>
-        <w:t xml:space="preserve">, </w:t>
-      </w:r>
-      <w:r>
-        <w:rPr>
-          <w:sz w:val="21"/>
-          <w:szCs w:val="21"/>
-          <w:lang w:eastAsia="zh-CN"/>
-        </w:rPr>
-        <w:t xml:space="preserve">and </w:t>
-      </w:r>
-      <w:r>
-        <w:rPr>
-          <w:sz w:val="21"/>
-          <w:szCs w:val="21"/>
-          <w:lang w:eastAsia="zh-CN"/>
-        </w:rPr>
-        <w:t xml:space="preserve">additionally </w:t>
-      </w:r>
-      <w:r>
-        <w:rPr>
-          <w:sz w:val="21"/>
-          <w:szCs w:val="21"/>
-          <w:lang w:eastAsia="zh-CN"/>
-        </w:rPr>
-        <w:t>found seismic signals generated by helicopters</w:t>
-      </w:r>
-      <w:r>
-        <w:rPr>
-          <w:sz w:val="21"/>
-          <w:szCs w:val="21"/>
-          <w:lang w:eastAsia="zh-CN"/>
-        </w:rPr>
-        <w:t xml:space="preserve"> and trains</w:t>
-      </w:r>
-      <w:r>
-        <w:rPr>
-          <w:sz w:val="21"/>
-          <w:szCs w:val="21"/>
-          <w:lang w:eastAsia="zh-CN"/>
-        </w:rPr>
-        <w:t xml:space="preserve"> (Doppler shift)</w:t>
-      </w:r>
-      <w:r>
-        <w:rPr>
-          <w:sz w:val="21"/>
-          <w:szCs w:val="21"/>
-          <w:lang w:eastAsia="zh-CN"/>
-        </w:rPr>
-        <w:t xml:space="preserve">. </w:t>
+          <w:lang w:eastAsia="zh-CN"/>
+        </w:rPr>
+        <w:t xml:space="preserve">g </w:t>
+      </w:r>
+      <w:r>
+        <w:rPr>
+          <w:lang w:eastAsia="zh-CN"/>
+        </w:rPr>
+        <w:t>and match</w:t>
+      </w:r>
+      <w:r>
+        <w:rPr>
+          <w:lang w:eastAsia="zh-CN"/>
+        </w:rPr>
+        <w:t>ed</w:t>
+      </w:r>
+      <w:r>
+        <w:rPr>
+          <w:lang w:eastAsia="zh-CN"/>
+        </w:rPr>
+        <w:t xml:space="preserve">-filter </w:t>
+      </w:r>
+      <w:r>
+        <w:rPr>
+          <w:lang w:eastAsia="zh-CN"/>
+        </w:rPr>
+        <w:t xml:space="preserve">techniques </w:t>
+      </w:r>
+      <w:r>
+        <w:rPr>
+          <w:rFonts w:hint="eastAsia"/>
+          <w:lang w:eastAsia="zh-CN"/>
+        </w:rPr>
+        <w:t>to</w:t>
+      </w:r>
+      <w:r>
+        <w:rPr>
+          <w:lang w:eastAsia="zh-CN"/>
+        </w:rPr>
+        <w:t xml:space="preserve"> detect and relocate the aftershocks of </w:t>
+      </w:r>
+      <w:r>
+        <w:rPr>
+          <w:lang w:eastAsia="zh-CN"/>
+        </w:rPr>
+        <w:t xml:space="preserve">the </w:t>
+      </w:r>
+      <w:r>
+        <w:rPr>
+          <w:lang w:eastAsia="zh-CN"/>
+        </w:rPr>
+        <w:t>2011 M</w:t>
+      </w:r>
+      <w:r>
+        <w:rPr>
+          <w:lang w:eastAsia="zh-CN"/>
+        </w:rPr>
+        <w:t>agnitude 9.0 Tohoku earthquake, a</w:t>
+      </w:r>
+      <w:r>
+        <w:rPr>
+          <w:lang w:eastAsia="zh-CN"/>
+        </w:rPr>
+        <w:t xml:space="preserve"> large portion of </w:t>
+      </w:r>
+      <w:r>
+        <w:rPr>
+          <w:lang w:eastAsia="zh-CN"/>
+        </w:rPr>
+        <w:t xml:space="preserve">which </w:t>
+      </w:r>
+      <w:r>
+        <w:rPr>
+          <w:lang w:eastAsia="zh-CN"/>
+        </w:rPr>
+        <w:t xml:space="preserve">were </w:t>
+      </w:r>
+      <w:r>
+        <w:rPr>
+          <w:lang w:eastAsia="zh-CN"/>
+        </w:rPr>
+        <w:t>missed by</w:t>
+      </w:r>
+      <w:r>
+        <w:rPr>
+          <w:lang w:eastAsia="zh-CN"/>
+        </w:rPr>
+        <w:t xml:space="preserve"> the</w:t>
+      </w:r>
+      <w:r>
+        <w:rPr>
+          <w:lang w:eastAsia="zh-CN"/>
+        </w:rPr>
+        <w:t xml:space="preserve"> earthquake catalog</w:t>
+      </w:r>
+      <w:r>
+        <w:rPr>
+          <w:lang w:eastAsia="zh-CN"/>
+        </w:rPr>
+        <w:t>s</w:t>
+      </w:r>
+      <w:r>
+        <w:rPr>
+          <w:lang w:eastAsia="zh-CN"/>
+        </w:rPr>
+        <w:t>.</w:t>
       </w:r>
     </w:p>
     <w:p>
@@ -1777,131 +1812,89 @@
         <w:autoSpaceDN/>
         <w:contextualSpacing/>
         <w:rPr>
-          <w:sz w:val="21"/>
-          <w:szCs w:val="21"/>
           <w:lang w:eastAsia="zh-CN"/>
         </w:rPr>
       </w:pPr>
       <w:r>
         <w:rPr>
           <w:rFonts w:hint="eastAsia"/>
-          <w:sz w:val="21"/>
-          <w:szCs w:val="21"/>
-          <w:lang w:eastAsia="zh-CN"/>
-        </w:rPr>
-        <w:t>Proposed</w:t>
-      </w:r>
-      <w:r>
-        <w:rPr>
-          <w:sz w:val="21"/>
-          <w:szCs w:val="21"/>
-          <w:lang w:eastAsia="zh-CN"/>
-        </w:rPr>
-        <w:t xml:space="preserve"> a new frequency-dependent distance metric (</w:t>
-      </w:r>
-      <w:proofErr w:type="spellStart"/>
-      <w:r>
-        <w:rPr>
-          <w:sz w:val="21"/>
-          <w:szCs w:val="21"/>
-          <w:lang w:eastAsia="zh-CN"/>
-        </w:rPr>
-        <w:t>R</w:t>
-      </w:r>
-      <w:r>
-        <w:rPr>
-          <w:sz w:val="21"/>
-          <w:szCs w:val="21"/>
-          <w:vertAlign w:val="subscript"/>
-          <w:lang w:eastAsia="zh-CN"/>
-        </w:rPr>
-        <w:t>hf</w:t>
-      </w:r>
-      <w:proofErr w:type="spellEnd"/>
-      <w:r>
-        <w:rPr>
-          <w:sz w:val="21"/>
-          <w:szCs w:val="21"/>
-          <w:lang w:eastAsia="zh-CN"/>
-        </w:rPr>
-        <w:t>) in the ground-</w:t>
-      </w:r>
-      <w:r>
-        <w:rPr>
-          <w:sz w:val="21"/>
-          <w:szCs w:val="21"/>
-          <w:lang w:eastAsia="zh-CN"/>
-        </w:rPr>
-        <w:t>motion prediction equation</w:t>
+          <w:lang w:eastAsia="zh-CN"/>
+        </w:rPr>
+        <w:t xml:space="preserve">Adopted and </w:t>
+      </w:r>
+      <w:r>
+        <w:rPr>
+          <w:lang w:eastAsia="zh-CN"/>
+        </w:rPr>
+        <w:t>i</w:t>
       </w:r>
       <w:r>
         <w:rPr>
           <w:rFonts w:hint="eastAsia"/>
-          <w:sz w:val="21"/>
-          <w:szCs w:val="21"/>
-          <w:lang w:eastAsia="zh-CN"/>
-        </w:rPr>
-        <w:t>s</w:t>
-      </w:r>
-      <w:r>
-        <w:rPr>
-          <w:sz w:val="21"/>
-          <w:szCs w:val="21"/>
-          <w:lang w:eastAsia="zh-CN"/>
-        </w:rPr>
-        <w:t xml:space="preserve"> (GMPE). Demonstrated </w:t>
-      </w:r>
-      <w:proofErr w:type="spellStart"/>
-      <w:r>
-        <w:rPr>
-          <w:sz w:val="21"/>
-          <w:szCs w:val="21"/>
-          <w:lang w:eastAsia="zh-CN"/>
-        </w:rPr>
-        <w:t>R</w:t>
-      </w:r>
-      <w:r>
-        <w:rPr>
-          <w:sz w:val="21"/>
-          <w:szCs w:val="21"/>
-          <w:vertAlign w:val="subscript"/>
-          <w:lang w:eastAsia="zh-CN"/>
-        </w:rPr>
-        <w:t>hf</w:t>
-      </w:r>
-      <w:proofErr w:type="spellEnd"/>
-      <w:r>
-        <w:rPr>
-          <w:sz w:val="21"/>
-          <w:szCs w:val="21"/>
-          <w:lang w:eastAsia="zh-CN"/>
-        </w:rPr>
-        <w:t xml:space="preserve"> as a complementary measure to conventional GMPE distance metrics and</w:t>
+          <w:lang w:eastAsia="zh-CN"/>
+        </w:rPr>
+        <w:t xml:space="preserve">mproved </w:t>
+      </w:r>
+      <w:r>
+        <w:rPr>
+          <w:lang w:eastAsia="zh-CN"/>
+        </w:rPr>
+        <w:t xml:space="preserve">Neighboring-station Coherence method </w:t>
       </w:r>
       <w:r>
         <w:rPr>
           <w:rFonts w:hint="eastAsia"/>
-          <w:sz w:val="21"/>
-          <w:szCs w:val="21"/>
-          <w:lang w:eastAsia="zh-CN"/>
-        </w:rPr>
-        <w:t xml:space="preserve"> yielded</w:t>
-      </w:r>
-      <w:r>
-        <w:rPr>
-          <w:sz w:val="21"/>
-          <w:szCs w:val="21"/>
-          <w:lang w:eastAsia="zh-CN"/>
-        </w:rPr>
-        <w:t xml:space="preserve"> more accurate ground-motion predic</w:t>
-      </w:r>
-      <w:r>
-        <w:rPr>
-          <w:sz w:val="21"/>
-          <w:szCs w:val="21"/>
-          <w:lang w:eastAsia="zh-CN"/>
-        </w:rPr>
-        <w:t>tor in megathrust earthquakes.</w:t>
+          <w:lang w:eastAsia="zh-CN"/>
+        </w:rPr>
+        <w:t>to d</w:t>
+      </w:r>
+      <w:r>
+        <w:rPr>
+          <w:lang w:eastAsia="zh-CN"/>
+        </w:rPr>
+        <w:t>etect micro-seismicity in South California</w:t>
+      </w:r>
+      <w:r>
+        <w:rPr>
+          <w:lang w:eastAsia="zh-CN"/>
+        </w:rPr>
+        <w:t xml:space="preserve">, </w:t>
+      </w:r>
+      <w:r>
+        <w:rPr>
+          <w:lang w:eastAsia="zh-CN"/>
+        </w:rPr>
+        <w:t xml:space="preserve">and </w:t>
+      </w:r>
+      <w:r>
+        <w:rPr>
+          <w:lang w:eastAsia="zh-CN"/>
+        </w:rPr>
+        <w:t xml:space="preserve">additionally </w:t>
+      </w:r>
+      <w:r>
+        <w:rPr>
+          <w:lang w:eastAsia="zh-CN"/>
+        </w:rPr>
+        <w:t>found seismic signals generated by helicopters</w:t>
+      </w:r>
+      <w:r>
+        <w:rPr>
+          <w:lang w:eastAsia="zh-CN"/>
+        </w:rPr>
+        <w:t xml:space="preserve"> and trains</w:t>
+      </w:r>
+      <w:r>
+        <w:rPr>
+          <w:lang w:eastAsia="zh-CN"/>
+        </w:rPr>
+        <w:t xml:space="preserve"> (Doppler shift)</w:t>
+      </w:r>
+      <w:r>
+        <w:rPr>
+          <w:lang w:eastAsia="zh-CN"/>
+        </w:rPr>
+        <w:t xml:space="preserve">. </w:t>
       </w:r>
     </w:p>
     <w:p>
@@ -1916,39 +1909,120 @@
         <w:autoSpaceDN/>
         <w:contextualSpacing/>
         <w:rPr>
-          <w:sz w:val="21"/>
-          <w:szCs w:val="21"/>
-          <w:lang w:eastAsia="zh-CN"/>
-        </w:rPr>
-      </w:pPr>
-      <w:r>
-        <w:rPr>
-          <w:sz w:val="21"/>
-          <w:szCs w:val="21"/>
-          <w:lang w:eastAsia="zh-CN"/>
-        </w:rPr>
-        <w:t>O</w:t>
-      </w:r>
-      <w:r>
-        <w:rPr>
-          <w:sz w:val="21"/>
-          <w:szCs w:val="21"/>
-          <w:lang w:eastAsia="zh-CN"/>
-        </w:rPr>
-        <w:t>rganized</w:t>
-      </w:r>
-      <w:r>
-        <w:rPr>
-          <w:sz w:val="21"/>
-          <w:szCs w:val="21"/>
-          <w:lang w:eastAsia="zh-CN"/>
-        </w:rPr>
-        <w:t xml:space="preserve"> labs of UCLA EPSS 3 Astrobiology and EPSS 10 Exploring Mars, Red Planet</w:t>
-      </w:r>
-      <w:r>
-        <w:rPr>
-          <w:sz w:val="21"/>
-          <w:szCs w:val="21"/>
+          <w:lang w:eastAsia="zh-CN"/>
+        </w:rPr>
+      </w:pPr>
+      <w:r>
+        <w:rPr>
+          <w:rFonts w:hint="eastAsia"/>
+          <w:lang w:eastAsia="zh-CN"/>
+        </w:rPr>
+        <w:t>Proposed</w:t>
+      </w:r>
+      <w:r>
+        <w:rPr>
+          <w:lang w:eastAsia="zh-CN"/>
+        </w:rPr>
+        <w:t xml:space="preserve"> a new frequency-dependent distance metric</w:t>
+      </w:r>
+      <w:r>
+        <w:rPr>
+          <w:lang w:eastAsia="zh-CN"/>
+        </w:rPr>
+        <w:t xml:space="preserve"> in the ground-</w:t>
+      </w:r>
+      <w:r>
+        <w:rPr>
+          <w:lang w:eastAsia="zh-CN"/>
+        </w:rPr>
+        <w:t>motion prediction equation</w:t>
+      </w:r>
+      <w:r>
+        <w:rPr>
+          <w:rFonts w:hint="eastAsia"/>
+          <w:lang w:eastAsia="zh-CN"/>
+        </w:rPr>
+        <w:t>s</w:t>
+      </w:r>
+      <w:r>
+        <w:rPr>
+          <w:lang w:eastAsia="zh-CN"/>
+        </w:rPr>
+        <w:t xml:space="preserve"> (GMPE). </w:t>
+      </w:r>
+      <w:r>
+        <w:rPr>
+          <w:lang w:eastAsia="zh-CN"/>
+        </w:rPr>
+        <w:t xml:space="preserve">Comparing with </w:t>
+      </w:r>
+      <w:r>
+        <w:rPr>
+          <w:lang w:eastAsia="zh-CN"/>
+        </w:rPr>
+        <w:t>conventional GMPE distance metrics</w:t>
+      </w:r>
+      <w:r>
+        <w:rPr>
+          <w:lang w:eastAsia="zh-CN"/>
+        </w:rPr>
+        <w:t>, ours</w:t>
+      </w:r>
+      <w:r>
+        <w:rPr>
+          <w:rFonts w:hint="eastAsia"/>
+          <w:lang w:eastAsia="zh-CN"/>
+        </w:rPr>
+        <w:t xml:space="preserve"> yielded</w:t>
+      </w:r>
+      <w:r>
+        <w:rPr>
+          <w:lang w:eastAsia="zh-CN"/>
+        </w:rPr>
+        <w:t xml:space="preserve"> </w:t>
+      </w:r>
+      <w:r>
+        <w:rPr>
+          <w:lang w:eastAsia="zh-CN"/>
+        </w:rPr>
+        <w:t xml:space="preserve">a </w:t>
+      </w:r>
+      <w:r>
+        <w:rPr>
+          <w:lang w:eastAsia="zh-CN"/>
+        </w:rPr>
+        <w:t>more accurate ground-motion predic</w:t>
+      </w:r>
+      <w:r>
+        <w:rPr>
+          <w:lang w:eastAsia="zh-CN"/>
+        </w:rPr>
+        <w:t>tor in megathrust earthquakes.</w:t>
+      </w:r>
+    </w:p>
+    <w:p>
+      <w:pPr>
+        <w:pStyle w:val="ListParagraph"/>
+        <w:widowControl/>
+        <w:numPr>
+          <w:ilvl w:val="0"/>
+          <w:numId w:val="21"/>
+        </w:numPr>
+        <w:autoSpaceDE/>
+        <w:autoSpaceDN/>
+        <w:contextualSpacing/>
+        <w:rPr>
+          <w:lang w:eastAsia="zh-CN"/>
+        </w:rPr>
+      </w:pPr>
+      <w:r>
+        <w:rPr>
+          <w:lang w:eastAsia="zh-CN"/>
+        </w:rPr>
+        <w:t>Organized labs of UCLA EPSS 3 Astrobiology and EPSS 10 Exploring Mars, Red Planet</w:t>
+      </w:r>
+      <w:r>
+        <w:rPr>
           <w:lang w:eastAsia="zh-CN"/>
         </w:rPr>
         <w:t>.</w:t>
@@ -1965,7 +2039,6 @@
           <w:bCs/>
           <w:sz w:val="24"/>
           <w:szCs w:val="24"/>
-          <w:lang w:val="es-US"/>
         </w:rPr>
       </w:pPr>
       <w:r>
@@ -1975,7 +2048,6 @@
           <w:bCs/>
           <w:sz w:val="24"/>
           <w:szCs w:val="24"/>
-          <w:lang w:val="es-US"/>
         </w:rPr>
         <w:t>US G</w:t>
       </w:r>
@@ -1985,7 +2057,6 @@
           <w:bCs/>
           <w:sz w:val="24"/>
           <w:szCs w:val="24"/>
-          <w:lang w:val="es-US"/>
         </w:rPr>
         <w:t>eological Survey</w:t>
       </w:r>
@@ -1995,7 +2066,6 @@
           <w:bCs/>
           <w:sz w:val="24"/>
           <w:szCs w:val="24"/>
-          <w:lang w:val="es-US"/>
         </w:rPr>
         <w:t xml:space="preserve">                                                      </w:t>
       </w:r>
@@ -2005,7 +2075,6 @@
           <w:bCs/>
           <w:sz w:val="24"/>
           <w:szCs w:val="24"/>
-          <w:lang w:val="es-US"/>
         </w:rPr>
         <w:t xml:space="preserve">   </w:t>
       </w:r>
@@ -2015,7 +2084,6 @@
           <w:bCs/>
           <w:sz w:val="24"/>
           <w:szCs w:val="24"/>
-          <w:lang w:val="es-US"/>
         </w:rPr>
         <w:t xml:space="preserve">                     </w:t>
       </w:r>
@@ -2025,7 +2093,6 @@
           <w:bCs/>
           <w:sz w:val="24"/>
           <w:szCs w:val="24"/>
-          <w:lang w:val="es-US"/>
         </w:rPr>
         <w:t xml:space="preserve">            </w:t>
       </w:r>
@@ -2035,7 +2102,6 @@
           <w:bCs/>
           <w:sz w:val="24"/>
           <w:szCs w:val="24"/>
-          <w:lang w:val="es-US"/>
         </w:rPr>
         <w:t>Los Angeles</w:t>
       </w:r>
@@ -2045,7 +2111,6 @@
           <w:bCs/>
           <w:sz w:val="24"/>
           <w:szCs w:val="24"/>
-          <w:lang w:val="es-US"/>
         </w:rPr>
         <w:t xml:space="preserve">, </w:t>
       </w:r>
@@ -2055,7 +2120,6 @@
           <w:bCs/>
           <w:sz w:val="24"/>
           <w:szCs w:val="24"/>
-          <w:lang w:val="es-US"/>
         </w:rPr>
         <w:t>CA</w:t>
       </w:r>
@@ -2067,14 +2131,14 @@
         </w:tabs>
         <w:ind w:left="153"/>
         <w:rPr>
-          <w:sz w:val="21"/>
+          <w:szCs w:val="24"/>
         </w:rPr>
       </w:pPr>
       <w:r>
         <w:rPr>
           <w:i/>
           <w:w w:val="105"/>
-          <w:sz w:val="21"/>
+          <w:szCs w:val="24"/>
         </w:rPr>
         <w:t>Research Assistant</w:t>
       </w:r>
@@ -2082,60 +2146,36 @@
         <w:rPr>
           <w:i/>
           <w:w w:val="105"/>
-          <w:sz w:val="21"/>
-        </w:rPr>
-        <w:t xml:space="preserve">                                                                                                       </w:t>
+          <w:szCs w:val="24"/>
+        </w:rPr>
+        <w:t xml:space="preserve">                                                                                                   </w:t>
       </w:r>
       <w:r>
         <w:rPr>
           <w:i/>
           <w:w w:val="105"/>
-          <w:sz w:val="21"/>
-        </w:rPr>
-        <w:t xml:space="preserve">     </w:t>
-      </w:r>
-      <w:r>
-        <w:rPr>
-          <w:i/>
+          <w:szCs w:val="24"/>
+        </w:rPr>
+        <w:t xml:space="preserve">  </w:t>
+      </w:r>
+      <w:r>
+        <w:rPr>
           <w:w w:val="105"/>
-          <w:sz w:val="21"/>
-        </w:rPr>
-        <w:t xml:space="preserve"> </w:t>
-      </w:r>
-      <w:r>
-        <w:rPr>
-          <w:i/>
+          <w:szCs w:val="24"/>
+        </w:rPr>
+        <w:t xml:space="preserve">Jan </w:t>
+      </w:r>
+      <w:r>
+        <w:rPr>
           <w:w w:val="105"/>
-          <w:sz w:val="21"/>
-        </w:rPr>
-        <w:t xml:space="preserve"> </w:t>
-      </w:r>
-      <w:r>
-        <w:rPr>
-          <w:i/>
+          <w:szCs w:val="24"/>
+        </w:rPr>
+        <w:t>2017—</w:t>
+      </w:r>
+      <w:r>
+        <w:rPr>
           <w:w w:val="105"/>
-          <w:sz w:val="21"/>
-        </w:rPr>
-        <w:t xml:space="preserve"> </w:t>
-      </w:r>
-      <w:r>
-        <w:rPr>
-          <w:w w:val="105"/>
-          <w:sz w:val="21"/>
-        </w:rPr>
-        <w:t xml:space="preserve">Jan </w:t>
-      </w:r>
-      <w:r>
-        <w:rPr>
-          <w:w w:val="105"/>
-          <w:sz w:val="21"/>
-        </w:rPr>
-        <w:t>2017—</w:t>
-      </w:r>
-      <w:r>
-        <w:rPr>
-          <w:w w:val="105"/>
-          <w:sz w:val="21"/>
+          <w:szCs w:val="24"/>
         </w:rPr>
         <w:t>Dec</w:t>
       </w:r>
@@ -2143,14 +2183,14 @@
         <w:rPr>
           <w:spacing w:val="-9"/>
           <w:w w:val="105"/>
-          <w:sz w:val="21"/>
+          <w:szCs w:val="24"/>
         </w:rPr>
         <w:t xml:space="preserve"> </w:t>
       </w:r>
       <w:r>
         <w:rPr>
           <w:w w:val="105"/>
-          <w:sz w:val="21"/>
+          <w:szCs w:val="24"/>
         </w:rPr>
         <w:t>2017</w:t>
       </w:r>
@@ -2167,15 +2207,11 @@
         <w:autoSpaceDN/>
         <w:contextualSpacing/>
         <w:rPr>
-          <w:sz w:val="21"/>
-          <w:szCs w:val="21"/>
-          <w:lang w:eastAsia="zh-CN"/>
-        </w:rPr>
-      </w:pPr>
-      <w:r>
-        <w:rPr>
-          <w:sz w:val="21"/>
-          <w:szCs w:val="21"/>
+          <w:lang w:eastAsia="zh-CN"/>
+        </w:rPr>
+      </w:pPr>
+      <w:r>
+        <w:rPr>
           <w:lang w:eastAsia="zh-CN"/>
         </w:rPr>
         <w:t>Analyzed</w:t>
@@ -2183,16 +2219,12 @@
       <w:r>
         <w:rPr>
           <w:rFonts w:hint="eastAsia"/>
-          <w:sz w:val="21"/>
-          <w:szCs w:val="21"/>
           <w:lang w:eastAsia="zh-CN"/>
         </w:rPr>
         <w:t xml:space="preserve"> one</w:t>
       </w:r>
       <w:r>
         <w:rPr>
-          <w:sz w:val="21"/>
-          <w:szCs w:val="21"/>
           <w:lang w:eastAsia="zh-CN"/>
         </w:rPr>
         <w:t>-</w:t>
@@ -2200,16 +2232,12 @@
       <w:r>
         <w:rPr>
           <w:rFonts w:hint="eastAsia"/>
-          <w:sz w:val="21"/>
-          <w:szCs w:val="21"/>
           <w:lang w:eastAsia="zh-CN"/>
         </w:rPr>
         <w:t>year</w:t>
       </w:r>
       <w:r>
         <w:rPr>
-          <w:sz w:val="21"/>
-          <w:szCs w:val="21"/>
           <w:lang w:eastAsia="zh-CN"/>
         </w:rPr>
         <w:t xml:space="preserve"> </w:t>
@@ -2217,16 +2245,12 @@
       <w:r>
         <w:rPr>
           <w:rFonts w:hint="eastAsia"/>
-          <w:sz w:val="21"/>
-          <w:szCs w:val="21"/>
           <w:lang w:eastAsia="zh-CN"/>
         </w:rPr>
         <w:t>US</w:t>
       </w:r>
       <w:r>
         <w:rPr>
-          <w:sz w:val="21"/>
-          <w:szCs w:val="21"/>
           <w:lang w:eastAsia="zh-CN"/>
         </w:rPr>
         <w:t xml:space="preserve"> Geological Survey </w:t>
@@ -2234,72 +2258,54 @@
       <w:r>
         <w:rPr>
           <w:rFonts w:hint="eastAsia"/>
-          <w:sz w:val="21"/>
-          <w:szCs w:val="21"/>
           <w:lang w:eastAsia="zh-CN"/>
         </w:rPr>
         <w:t>s</w:t>
       </w:r>
       <w:r>
         <w:rPr>
-          <w:sz w:val="21"/>
-          <w:szCs w:val="21"/>
           <w:lang w:eastAsia="zh-CN"/>
         </w:rPr>
         <w:t xml:space="preserve">eismic station response data by adopting </w:t>
       </w:r>
       <w:r>
         <w:rPr>
-          <w:sz w:val="21"/>
-          <w:szCs w:val="21"/>
           <w:lang w:eastAsia="zh-CN"/>
         </w:rPr>
         <w:t>horizonta</w:t>
       </w:r>
       <w:r>
         <w:rPr>
-          <w:sz w:val="21"/>
-          <w:szCs w:val="21"/>
           <w:lang w:eastAsia="zh-CN"/>
         </w:rPr>
         <w:t>l-to-</w:t>
       </w:r>
       <w:r>
         <w:rPr>
-          <w:sz w:val="21"/>
-          <w:szCs w:val="21"/>
           <w:lang w:eastAsia="zh-CN"/>
         </w:rPr>
         <w:t>vertical spectral ratio (</w:t>
       </w:r>
       <w:r>
         <w:rPr>
-          <w:sz w:val="21"/>
-          <w:szCs w:val="21"/>
           <w:lang w:eastAsia="zh-CN"/>
         </w:rPr>
         <w:t>HVSR</w:t>
       </w:r>
       <w:r>
         <w:rPr>
-          <w:sz w:val="21"/>
-          <w:szCs w:val="21"/>
           <w:lang w:eastAsia="zh-CN"/>
         </w:rPr>
         <w:t>)</w:t>
       </w:r>
       <w:r>
         <w:rPr>
-          <w:sz w:val="21"/>
-          <w:szCs w:val="21"/>
           <w:lang w:eastAsia="zh-CN"/>
         </w:rPr>
         <w:t xml:space="preserve"> method, which c</w:t>
       </w:r>
       <w:r>
         <w:rPr>
-          <w:sz w:val="21"/>
-          <w:szCs w:val="21"/>
           <w:lang w:eastAsia="zh-CN"/>
         </w:rPr>
         <w:t>ontributed to the next generation of Vs30 study.</w:t>
@@ -2322,7 +2328,6 @@
           <w:bCs/>
           <w:sz w:val="24"/>
           <w:szCs w:val="24"/>
-          <w:lang w:val="es-US"/>
         </w:rPr>
         <w:t xml:space="preserve">Berkeley Seismology Laboratory          </w:t>
       </w:r>
@@ -2332,7 +2337,6 @@
           <w:bCs/>
           <w:sz w:val="24"/>
           <w:szCs w:val="24"/>
-          <w:lang w:val="es-US"/>
         </w:rPr>
         <w:t xml:space="preserve">                                                    </w:t>
       </w:r>
@@ -2342,7 +2346,6 @@
           <w:bCs/>
           <w:sz w:val="24"/>
           <w:szCs w:val="24"/>
-          <w:lang w:val="es-US"/>
         </w:rPr>
         <w:t xml:space="preserve">  </w:t>
       </w:r>
@@ -2352,7 +2355,6 @@
           <w:bCs/>
           <w:sz w:val="24"/>
           <w:szCs w:val="24"/>
-          <w:lang w:val="es-US"/>
         </w:rPr>
         <w:t xml:space="preserve"> </w:t>
       </w:r>
@@ -2362,9 +2364,8 @@
           <w:bCs/>
           <w:sz w:val="24"/>
           <w:szCs w:val="24"/>
-          <w:lang w:val="es-US"/>
-        </w:rPr>
-        <w:t xml:space="preserve">           </w:t>
+        </w:rPr>
+        <w:t xml:space="preserve">       </w:t>
       </w:r>
       <w:r>
         <w:rPr>
@@ -2372,7 +2373,6 @@
           <w:bCs/>
           <w:sz w:val="24"/>
           <w:szCs w:val="24"/>
-          <w:lang w:val="es-US"/>
         </w:rPr>
         <w:t>Berkeley</w:t>
       </w:r>
@@ -2382,7 +2382,6 @@
           <w:bCs/>
           <w:sz w:val="24"/>
           <w:szCs w:val="24"/>
-          <w:lang w:val="es-US"/>
         </w:rPr>
         <w:t xml:space="preserve">, </w:t>
       </w:r>
@@ -2392,7 +2391,6 @@
           <w:bCs/>
           <w:sz w:val="24"/>
           <w:szCs w:val="24"/>
-          <w:lang w:val="es-US"/>
         </w:rPr>
         <w:t>CA</w:t>
       </w:r>
@@ -2402,17 +2400,17 @@
         <w:tabs>
           <w:tab w:val="left" w:pos="8712"/>
         </w:tabs>
-        <w:ind w:firstLineChars="50" w:firstLine="110"/>
+        <w:ind w:firstLineChars="50" w:firstLine="115"/>
         <w:rPr>
           <w:w w:val="105"/>
-          <w:sz w:val="21"/>
+          <w:szCs w:val="24"/>
         </w:rPr>
       </w:pPr>
       <w:r>
         <w:rPr>
           <w:i/>
           <w:w w:val="105"/>
-          <w:sz w:val="21"/>
+          <w:szCs w:val="24"/>
         </w:rPr>
         <w:t>Research Assistant</w:t>
       </w:r>
@@ -2420,44 +2418,36 @@
         <w:rPr>
           <w:i/>
           <w:w w:val="105"/>
-          <w:sz w:val="21"/>
-        </w:rPr>
-        <w:t xml:space="preserve">                                                                                                             </w:t>
+          <w:szCs w:val="24"/>
+        </w:rPr>
+        <w:t xml:space="preserve">                                                                                                     </w:t>
       </w:r>
       <w:r>
         <w:rPr>
           <w:i/>
           <w:w w:val="105"/>
-          <w:sz w:val="21"/>
-        </w:rPr>
-        <w:t xml:space="preserve">   </w:t>
-      </w:r>
-      <w:r>
-        <w:rPr>
-          <w:i/>
+          <w:szCs w:val="24"/>
+        </w:rPr>
+        <w:t xml:space="preserve">  </w:t>
+      </w:r>
+      <w:r>
+        <w:rPr>
           <w:w w:val="105"/>
-          <w:sz w:val="21"/>
-        </w:rPr>
-        <w:t xml:space="preserve"> </w:t>
+          <w:szCs w:val="24"/>
+        </w:rPr>
+        <w:t>Jan 2015</w:t>
       </w:r>
       <w:r>
         <w:rPr>
           <w:w w:val="105"/>
-          <w:sz w:val="21"/>
-        </w:rPr>
-        <w:t>Jan 2015</w:t>
+          <w:szCs w:val="24"/>
+        </w:rPr>
+        <w:t>—</w:t>
       </w:r>
       <w:r>
         <w:rPr>
           <w:w w:val="105"/>
-          <w:sz w:val="21"/>
-        </w:rPr>
-        <w:t>—</w:t>
-      </w:r>
-      <w:r>
-        <w:rPr>
-          <w:w w:val="105"/>
-          <w:sz w:val="21"/>
+          <w:szCs w:val="24"/>
         </w:rPr>
         <w:t>Jul</w:t>
       </w:r>
@@ -2465,14 +2455,14 @@
         <w:rPr>
           <w:spacing w:val="-3"/>
           <w:w w:val="105"/>
-          <w:sz w:val="21"/>
+          <w:szCs w:val="24"/>
         </w:rPr>
         <w:t xml:space="preserve"> </w:t>
       </w:r>
       <w:r>
         <w:rPr>
           <w:w w:val="105"/>
-          <w:sz w:val="21"/>
+          <w:szCs w:val="24"/>
         </w:rPr>
         <w:t>2015</w:t>
       </w:r>
@@ -2489,15 +2479,11 @@
         <w:autoSpaceDN/>
         <w:contextualSpacing/>
         <w:rPr>
-          <w:sz w:val="21"/>
-          <w:szCs w:val="21"/>
-          <w:lang w:eastAsia="zh-CN"/>
-        </w:rPr>
-      </w:pPr>
-      <w:r>
-        <w:rPr>
-          <w:sz w:val="21"/>
-          <w:szCs w:val="21"/>
+          <w:lang w:eastAsia="zh-CN"/>
+        </w:rPr>
+      </w:pPr>
+      <w:r>
+        <w:rPr>
           <w:lang w:eastAsia="zh-CN"/>
         </w:rPr>
         <w:t xml:space="preserve">Utilized Markov Chain </w:t>
@@ -2505,16 +2491,12 @@
       <w:r>
         <w:rPr>
           <w:rFonts w:hint="eastAsia"/>
-          <w:sz w:val="21"/>
-          <w:szCs w:val="21"/>
           <w:lang w:eastAsia="zh-CN"/>
         </w:rPr>
         <w:t>Mont</w:t>
       </w:r>
       <w:r>
         <w:rPr>
-          <w:sz w:val="21"/>
-          <w:szCs w:val="21"/>
           <w:lang w:eastAsia="zh-CN"/>
         </w:rPr>
         <w:t>o</w:t>
@@ -2522,16 +2504,12 @@
       <w:r>
         <w:rPr>
           <w:rFonts w:hint="eastAsia"/>
-          <w:sz w:val="21"/>
-          <w:szCs w:val="21"/>
           <w:lang w:eastAsia="zh-CN"/>
         </w:rPr>
         <w:t xml:space="preserve"> Carlo</w:t>
       </w:r>
       <w:r>
         <w:rPr>
-          <w:sz w:val="21"/>
-          <w:szCs w:val="21"/>
           <w:lang w:eastAsia="zh-CN"/>
         </w:rPr>
         <w:t xml:space="preserve"> (MCMC)</w:t>
@@ -2539,713 +2517,21 @@
       <w:r>
         <w:rPr>
           <w:rFonts w:hint="eastAsia"/>
-          <w:sz w:val="21"/>
-          <w:szCs w:val="21"/>
           <w:lang w:eastAsia="zh-CN"/>
         </w:rPr>
         <w:t xml:space="preserve"> </w:t>
       </w:r>
       <w:r>
         <w:rPr>
-          <w:sz w:val="21"/>
-          <w:szCs w:val="21"/>
           <w:lang w:eastAsia="zh-CN"/>
         </w:rPr>
         <w:t>m</w:t>
       </w:r>
       <w:r>
         <w:rPr>
-          <w:sz w:val="21"/>
-          <w:szCs w:val="21"/>
-          <w:lang w:eastAsia="zh-CN"/>
-        </w:rPr>
-        <w:t xml:space="preserve">ethod to inverse the 1D shear wave velocity model from crust to upper mantle. Obtained 1D shear velocity model of Juan de Fuca Plate. </w:t>
-      </w:r>
-    </w:p>
-    <w:p>
-      <w:pPr>
-        <w:pStyle w:val="Heading1"/>
-        <w:tabs>
-          <w:tab w:val="left" w:pos="10458"/>
-        </w:tabs>
-        <w:spacing w:before="40" w:line="240" w:lineRule="auto"/>
-        <w:ind w:left="115"/>
-        <w:rPr>
-          <w:color w:val="000000" w:themeColor="text1"/>
-          <w:spacing w:val="-32"/>
-          <w:w w:val="99"/>
-          <w:sz w:val="32"/>
-          <w:szCs w:val="32"/>
-          <w:u w:val="single"/>
-        </w:rPr>
-      </w:pPr>
-      <w:r>
-        <w:rPr>
-          <w:color w:val="000000" w:themeColor="text1"/>
-          <w:spacing w:val="-32"/>
-          <w:w w:val="99"/>
-          <w:sz w:val="32"/>
-          <w:szCs w:val="32"/>
-          <w:u w:val="single"/>
-        </w:rPr>
-        <w:t>S</w:t>
-      </w:r>
-      <w:r>
-        <w:rPr>
-          <w:color w:val="000000" w:themeColor="text1"/>
-          <w:spacing w:val="-32"/>
-          <w:w w:val="99"/>
-          <w:sz w:val="28"/>
-          <w:szCs w:val="28"/>
-          <w:u w:val="single"/>
-        </w:rPr>
-        <w:t>KILLS</w:t>
-      </w:r>
-      <w:r>
-        <w:rPr>
-          <w:color w:val="000000" w:themeColor="text1"/>
-          <w:spacing w:val="-32"/>
-          <w:w w:val="99"/>
-          <w:sz w:val="32"/>
-          <w:szCs w:val="32"/>
-          <w:u w:val="single"/>
-        </w:rPr>
-        <w:tab/>
-      </w:r>
-    </w:p>
-    <w:p>
-      <w:pPr>
-        <w:ind w:left="158"/>
-        <w:rPr>
-          <w:sz w:val="21"/>
-          <w:szCs w:val="21"/>
-          <w:lang w:eastAsia="zh-CN"/>
-        </w:rPr>
-      </w:pPr>
-      <w:r>
-        <w:rPr>
-          <w:b/>
-          <w:w w:val="105"/>
-          <w:sz w:val="21"/>
-          <w:szCs w:val="21"/>
-        </w:rPr>
-        <w:t>Programming:</w:t>
-      </w:r>
-      <w:r>
-        <w:rPr>
-          <w:b/>
-          <w:w w:val="105"/>
-          <w:sz w:val="21"/>
-        </w:rPr>
-        <w:t xml:space="preserve">  </w:t>
-      </w:r>
-      <w:r>
-        <w:rPr>
-          <w:b/>
-          <w:w w:val="105"/>
-          <w:sz w:val="21"/>
-        </w:rPr>
-        <w:t xml:space="preserve"> </w:t>
-      </w:r>
-      <w:r>
-        <w:rPr>
-          <w:b/>
-          <w:w w:val="105"/>
-          <w:sz w:val="21"/>
-        </w:rPr>
-        <w:t xml:space="preserve"> </w:t>
-      </w:r>
-      <w:r>
-        <w:rPr>
-          <w:b/>
-          <w:w w:val="105"/>
-          <w:sz w:val="21"/>
-        </w:rPr>
-        <w:t xml:space="preserve"> </w:t>
-      </w:r>
-      <w:r>
-        <w:rPr>
-          <w:rFonts w:hint="eastAsia"/>
-          <w:sz w:val="21"/>
-          <w:szCs w:val="21"/>
-          <w:lang w:eastAsia="zh-CN"/>
-        </w:rPr>
-        <w:t>Python, C, C++,</w:t>
-      </w:r>
-      <w:r>
-        <w:rPr>
-          <w:sz w:val="21"/>
-          <w:szCs w:val="21"/>
-          <w:lang w:eastAsia="zh-CN"/>
-        </w:rPr>
-        <w:t xml:space="preserve"> Java,</w:t>
-      </w:r>
-      <w:r>
-        <w:rPr>
-          <w:sz w:val="21"/>
-          <w:szCs w:val="21"/>
-          <w:lang w:eastAsia="zh-CN"/>
-        </w:rPr>
-        <w:t xml:space="preserve"> </w:t>
-      </w:r>
-      <w:proofErr w:type="spellStart"/>
-      <w:r>
-        <w:rPr>
-          <w:sz w:val="21"/>
-          <w:szCs w:val="21"/>
-          <w:lang w:eastAsia="zh-CN"/>
-        </w:rPr>
-        <w:t>Matlab</w:t>
-      </w:r>
-      <w:proofErr w:type="spellEnd"/>
-      <w:r>
-        <w:rPr>
-          <w:sz w:val="21"/>
-          <w:szCs w:val="21"/>
-          <w:lang w:eastAsia="zh-CN"/>
-        </w:rPr>
-        <w:t xml:space="preserve">, </w:t>
-      </w:r>
-      <w:proofErr w:type="spellStart"/>
-      <w:r>
-        <w:rPr>
-          <w:rFonts w:hint="eastAsia"/>
-          <w:sz w:val="21"/>
-          <w:szCs w:val="21"/>
-          <w:lang w:eastAsia="zh-CN"/>
-        </w:rPr>
-        <w:t>Tensorflow</w:t>
-      </w:r>
-      <w:proofErr w:type="spellEnd"/>
-      <w:r>
-        <w:rPr>
-          <w:rFonts w:hint="eastAsia"/>
-          <w:sz w:val="21"/>
-          <w:szCs w:val="21"/>
-          <w:lang w:eastAsia="zh-CN"/>
-        </w:rPr>
-        <w:t>,</w:t>
-      </w:r>
-      <w:r>
-        <w:rPr>
-          <w:sz w:val="21"/>
-          <w:szCs w:val="21"/>
-          <w:lang w:eastAsia="zh-CN"/>
-        </w:rPr>
-        <w:t xml:space="preserve"> </w:t>
-      </w:r>
-      <w:proofErr w:type="spellStart"/>
-      <w:r>
-        <w:rPr>
-          <w:sz w:val="21"/>
-          <w:szCs w:val="21"/>
-          <w:lang w:eastAsia="zh-CN"/>
-        </w:rPr>
-        <w:t>Pytorch</w:t>
-      </w:r>
-      <w:proofErr w:type="spellEnd"/>
-      <w:r>
-        <w:rPr>
-          <w:sz w:val="21"/>
-          <w:szCs w:val="21"/>
-          <w:lang w:eastAsia="zh-CN"/>
-        </w:rPr>
-        <w:t xml:space="preserve">, </w:t>
-      </w:r>
-      <w:r>
-        <w:rPr>
-          <w:rFonts w:hint="eastAsia"/>
-          <w:sz w:val="21"/>
-          <w:szCs w:val="21"/>
-          <w:lang w:eastAsia="zh-CN"/>
-        </w:rPr>
-        <w:t>Fortran</w:t>
-      </w:r>
-      <w:r>
-        <w:rPr>
-          <w:sz w:val="21"/>
-          <w:szCs w:val="21"/>
-          <w:lang w:eastAsia="zh-CN"/>
-        </w:rPr>
-        <w:t xml:space="preserve">, </w:t>
-      </w:r>
-      <w:proofErr w:type="spellStart"/>
-      <w:r>
-        <w:rPr>
-          <w:sz w:val="21"/>
-          <w:szCs w:val="21"/>
-          <w:lang w:eastAsia="zh-CN"/>
-        </w:rPr>
-        <w:t>OpenMPI</w:t>
-      </w:r>
-      <w:proofErr w:type="spellEnd"/>
-      <w:r>
-        <w:rPr>
-          <w:sz w:val="21"/>
-          <w:szCs w:val="21"/>
-          <w:lang w:eastAsia="zh-CN"/>
-        </w:rPr>
-        <w:t xml:space="preserve">, Assembly </w:t>
-      </w:r>
-    </w:p>
-    <w:p>
-      <w:pPr>
-        <w:ind w:left="158"/>
-        <w:rPr>
-          <w:sz w:val="21"/>
-          <w:szCs w:val="21"/>
-          <w:lang w:eastAsia="zh-CN"/>
-        </w:rPr>
-      </w:pPr>
-      <w:r>
-        <w:rPr>
-          <w:b/>
-          <w:w w:val="105"/>
-          <w:sz w:val="21"/>
-          <w:szCs w:val="21"/>
-        </w:rPr>
-        <w:t>C</w:t>
-      </w:r>
-      <w:r>
-        <w:rPr>
-          <w:b/>
-          <w:w w:val="105"/>
-          <w:sz w:val="21"/>
-          <w:szCs w:val="21"/>
-        </w:rPr>
-        <w:t>omputer</w:t>
-      </w:r>
-      <w:r>
-        <w:rPr>
-          <w:b/>
-          <w:w w:val="105"/>
-          <w:sz w:val="21"/>
-          <w:szCs w:val="21"/>
-        </w:rPr>
-        <w:t xml:space="preserve">:      </w:t>
-      </w:r>
-      <w:r>
-        <w:rPr>
-          <w:b/>
-          <w:w w:val="105"/>
-          <w:sz w:val="21"/>
-          <w:szCs w:val="21"/>
-        </w:rPr>
-        <w:t xml:space="preserve">    </w:t>
-      </w:r>
-      <w:r>
-        <w:rPr>
-          <w:b/>
-          <w:w w:val="105"/>
-          <w:sz w:val="21"/>
-          <w:szCs w:val="21"/>
-        </w:rPr>
-        <w:t xml:space="preserve"> </w:t>
-      </w:r>
-      <w:r>
-        <w:rPr>
-          <w:b/>
-          <w:w w:val="105"/>
-          <w:sz w:val="21"/>
-          <w:szCs w:val="21"/>
-        </w:rPr>
-        <w:t xml:space="preserve"> </w:t>
-      </w:r>
-      <w:bookmarkStart w:id="0" w:name="_GoBack"/>
-      <w:bookmarkEnd w:id="0"/>
-      <w:r>
-        <w:rPr>
-          <w:sz w:val="21"/>
-          <w:szCs w:val="21"/>
-          <w:lang w:eastAsia="zh-CN"/>
-        </w:rPr>
-        <w:t>Algorithms, Data Structures, Computer Organization, Operating System</w:t>
-      </w:r>
-      <w:r>
-        <w:rPr>
-          <w:sz w:val="21"/>
-          <w:szCs w:val="21"/>
-          <w:lang w:eastAsia="zh-CN"/>
-        </w:rPr>
-        <w:t>, Network Fundamentals</w:t>
-      </w:r>
-    </w:p>
-    <w:p>
-      <w:pPr>
-        <w:ind w:left="158"/>
-        <w:rPr>
-          <w:rFonts w:ascii="Batang" w:eastAsia="Batang" w:hAnsi="Batang" w:cs="Batang"/>
-          <w:sz w:val="21"/>
-          <w:szCs w:val="21"/>
-          <w:lang w:eastAsia="zh-CN"/>
-        </w:rPr>
-      </w:pPr>
-      <w:r>
-        <w:rPr>
-          <w:b/>
-          <w:w w:val="105"/>
-          <w:sz w:val="21"/>
-          <w:szCs w:val="21"/>
-        </w:rPr>
-        <w:t>Statistic</w:t>
-      </w:r>
-      <w:r>
-        <w:rPr>
-          <w:rFonts w:hint="eastAsia"/>
-          <w:b/>
-          <w:w w:val="105"/>
-          <w:sz w:val="21"/>
-          <w:szCs w:val="21"/>
-          <w:lang w:eastAsia="zh-CN"/>
-        </w:rPr>
-        <w:t>s</w:t>
-      </w:r>
-      <w:r>
-        <w:rPr>
-          <w:b/>
-          <w:w w:val="105"/>
-          <w:sz w:val="21"/>
-          <w:szCs w:val="21"/>
-        </w:rPr>
-        <w:t xml:space="preserve">:   </w:t>
-      </w:r>
-      <w:r>
-        <w:rPr>
-          <w:b/>
-          <w:w w:val="105"/>
-          <w:sz w:val="21"/>
-          <w:szCs w:val="21"/>
-        </w:rPr>
-        <w:t xml:space="preserve">          </w:t>
-      </w:r>
-      <w:r>
-        <w:rPr>
-          <w:b/>
-          <w:w w:val="105"/>
-          <w:sz w:val="21"/>
-          <w:szCs w:val="21"/>
-        </w:rPr>
-        <w:t xml:space="preserve"> </w:t>
-      </w:r>
-      <w:r>
-        <w:rPr>
-          <w:sz w:val="21"/>
-          <w:szCs w:val="21"/>
-          <w:lang w:eastAsia="zh-CN"/>
-        </w:rPr>
-        <w:t>Probability</w:t>
-      </w:r>
-      <w:r>
-        <w:rPr>
-          <w:sz w:val="21"/>
-          <w:szCs w:val="21"/>
-          <w:lang w:eastAsia="zh-CN"/>
-        </w:rPr>
-        <w:t xml:space="preserve"> T</w:t>
-      </w:r>
-      <w:r>
-        <w:rPr>
-          <w:sz w:val="21"/>
-          <w:szCs w:val="21"/>
-          <w:lang w:eastAsia="zh-CN"/>
-        </w:rPr>
-        <w:t>heory,</w:t>
-      </w:r>
-      <w:r>
-        <w:rPr>
-          <w:sz w:val="21"/>
-          <w:szCs w:val="21"/>
-          <w:lang w:eastAsia="zh-CN"/>
-        </w:rPr>
-        <w:t xml:space="preserve"> Machine Learning</w:t>
-      </w:r>
-      <w:r>
-        <w:rPr>
-          <w:sz w:val="21"/>
-          <w:szCs w:val="21"/>
-          <w:lang w:eastAsia="zh-CN"/>
-        </w:rPr>
-        <w:t xml:space="preserve">, </w:t>
-      </w:r>
-      <w:r>
-        <w:rPr>
-          <w:sz w:val="21"/>
-          <w:szCs w:val="21"/>
-          <w:lang w:eastAsia="zh-CN"/>
-        </w:rPr>
-        <w:t>Non</w:t>
-      </w:r>
-      <w:r>
-        <w:rPr>
-          <w:sz w:val="21"/>
-          <w:szCs w:val="21"/>
-          <w:lang w:eastAsia="zh-CN"/>
-        </w:rPr>
-        <w:t xml:space="preserve">parametric Function Estimation and </w:t>
-      </w:r>
-      <w:r>
-        <w:rPr>
-          <w:rFonts w:hint="eastAsia"/>
-          <w:sz w:val="21"/>
-          <w:szCs w:val="21"/>
-          <w:lang w:eastAsia="zh-CN"/>
-        </w:rPr>
-        <w:t>Model</w:t>
-      </w:r>
-      <w:r>
-        <w:rPr>
-          <w:sz w:val="21"/>
-          <w:szCs w:val="21"/>
-          <w:lang w:eastAsia="zh-CN"/>
-        </w:rPr>
-        <w:t>ing</w:t>
-      </w:r>
-    </w:p>
-    <w:p>
-      <w:pPr>
-        <w:ind w:left="158"/>
-        <w:rPr>
-          <w:sz w:val="21"/>
-          <w:szCs w:val="21"/>
-          <w:lang w:eastAsia="zh-CN"/>
-        </w:rPr>
-      </w:pPr>
-      <w:r>
-        <w:rPr>
-          <w:b/>
-          <w:w w:val="105"/>
-          <w:sz w:val="21"/>
-        </w:rPr>
-        <w:t xml:space="preserve">Physics: </w:t>
-      </w:r>
-      <w:r>
-        <w:rPr>
-          <w:sz w:val="21"/>
-          <w:szCs w:val="21"/>
-          <w:lang w:eastAsia="zh-CN"/>
-        </w:rPr>
-        <w:t xml:space="preserve"> </w:t>
-      </w:r>
-      <w:r>
-        <w:rPr>
-          <w:sz w:val="21"/>
-          <w:szCs w:val="21"/>
-          <w:lang w:eastAsia="zh-CN"/>
-        </w:rPr>
-        <w:t xml:space="preserve">      </w:t>
-      </w:r>
-      <w:r>
-        <w:rPr>
-          <w:sz w:val="21"/>
-          <w:szCs w:val="21"/>
-          <w:lang w:eastAsia="zh-CN"/>
-        </w:rPr>
-        <w:t xml:space="preserve">      </w:t>
-      </w:r>
-      <w:r>
-        <w:rPr>
-          <w:sz w:val="21"/>
-          <w:szCs w:val="21"/>
-          <w:lang w:eastAsia="zh-CN"/>
-        </w:rPr>
-        <w:t xml:space="preserve">  </w:t>
-      </w:r>
-      <w:r>
-        <w:rPr>
-          <w:sz w:val="21"/>
-          <w:szCs w:val="21"/>
-          <w:lang w:eastAsia="zh-CN"/>
-        </w:rPr>
-        <w:t xml:space="preserve"> </w:t>
-      </w:r>
-      <w:r>
-        <w:rPr>
-          <w:sz w:val="21"/>
-          <w:szCs w:val="21"/>
-          <w:lang w:eastAsia="zh-CN"/>
-        </w:rPr>
-        <w:t xml:space="preserve">Continuum mechanics, </w:t>
-      </w:r>
-      <w:r>
-        <w:rPr>
-          <w:sz w:val="21"/>
-          <w:szCs w:val="21"/>
-          <w:lang w:eastAsia="zh-CN"/>
-        </w:rPr>
-        <w:t>T</w:t>
-      </w:r>
-      <w:r>
-        <w:rPr>
-          <w:sz w:val="21"/>
-          <w:szCs w:val="21"/>
-          <w:lang w:eastAsia="zh-CN"/>
-        </w:rPr>
-        <w:t>heoretical mechanics,</w:t>
-      </w:r>
-      <w:r>
-        <w:rPr>
-          <w:sz w:val="21"/>
-          <w:szCs w:val="21"/>
-          <w:lang w:eastAsia="zh-CN"/>
-        </w:rPr>
-        <w:t xml:space="preserve"> </w:t>
-      </w:r>
-      <w:proofErr w:type="spellStart"/>
-      <w:r>
-        <w:rPr>
-          <w:sz w:val="21"/>
-          <w:szCs w:val="21"/>
-          <w:lang w:eastAsia="zh-CN"/>
-        </w:rPr>
-        <w:t>E</w:t>
-      </w:r>
-      <w:r>
-        <w:rPr>
-          <w:sz w:val="21"/>
-          <w:szCs w:val="21"/>
-          <w:lang w:eastAsia="zh-CN"/>
-        </w:rPr>
-        <w:t>electromagnetics</w:t>
-      </w:r>
-      <w:proofErr w:type="spellEnd"/>
-      <w:r>
-        <w:rPr>
-          <w:sz w:val="21"/>
-          <w:szCs w:val="21"/>
-          <w:lang w:eastAsia="zh-CN"/>
-        </w:rPr>
-        <w:t xml:space="preserve">, </w:t>
-      </w:r>
-      <w:r>
-        <w:rPr>
-          <w:sz w:val="21"/>
-          <w:szCs w:val="21"/>
-          <w:lang w:eastAsia="zh-CN"/>
-        </w:rPr>
-        <w:t>E</w:t>
-      </w:r>
-      <w:r>
-        <w:rPr>
-          <w:sz w:val="21"/>
-          <w:szCs w:val="21"/>
-          <w:lang w:eastAsia="zh-CN"/>
-        </w:rPr>
-        <w:t>lectrodynamics</w:t>
-      </w:r>
-    </w:p>
-    <w:p>
-      <w:pPr>
-        <w:ind w:left="158"/>
-        <w:rPr>
-          <w:sz w:val="21"/>
-          <w:szCs w:val="21"/>
-        </w:rPr>
-      </w:pPr>
-      <w:r>
-        <w:rPr>
-          <w:b/>
-          <w:w w:val="105"/>
-          <w:sz w:val="21"/>
-        </w:rPr>
-        <w:t xml:space="preserve">Language:            </w:t>
-      </w:r>
-      <w:r>
-        <w:rPr>
-          <w:sz w:val="21"/>
-          <w:szCs w:val="21"/>
-        </w:rPr>
-        <w:t>English (Fluent)</w:t>
-      </w:r>
-      <w:r>
-        <w:rPr>
-          <w:rFonts w:hint="eastAsia"/>
-          <w:sz w:val="21"/>
-          <w:szCs w:val="21"/>
-          <w:lang w:eastAsia="zh-CN"/>
-        </w:rPr>
-        <w:t xml:space="preserve">, Japanese </w:t>
-      </w:r>
-      <w:r>
-        <w:rPr>
-          <w:sz w:val="21"/>
-          <w:szCs w:val="21"/>
-          <w:lang w:eastAsia="zh-CN"/>
-        </w:rPr>
-        <w:t>(Intermediate</w:t>
-      </w:r>
-      <w:r>
-        <w:rPr>
-          <w:rFonts w:hint="eastAsia"/>
-          <w:sz w:val="21"/>
-          <w:szCs w:val="21"/>
-          <w:lang w:eastAsia="zh-CN"/>
-        </w:rPr>
-        <w:t>)</w:t>
-      </w:r>
-      <w:r>
-        <w:rPr>
-          <w:sz w:val="21"/>
-          <w:szCs w:val="21"/>
-          <w:lang w:eastAsia="zh-CN"/>
-        </w:rPr>
-        <w:t xml:space="preserve">, </w:t>
-      </w:r>
-      <w:r>
-        <w:rPr>
-          <w:sz w:val="21"/>
-          <w:szCs w:val="21"/>
-        </w:rPr>
-        <w:t>Mandarin (Native)</w:t>
-      </w:r>
-    </w:p>
-    <w:p>
-      <w:pPr>
-        <w:ind w:left="158"/>
-        <w:rPr>
-          <w:sz w:val="21"/>
-          <w:szCs w:val="21"/>
-          <w:lang w:eastAsia="zh-CN"/>
-        </w:rPr>
-      </w:pPr>
-      <w:r>
-        <w:rPr>
-          <w:b/>
-          <w:w w:val="105"/>
-          <w:sz w:val="21"/>
-        </w:rPr>
-        <w:t>Finance:</w:t>
-      </w:r>
-      <w:r>
-        <w:rPr>
-          <w:sz w:val="21"/>
-          <w:szCs w:val="21"/>
-          <w:lang w:eastAsia="zh-CN"/>
-        </w:rPr>
-        <w:t xml:space="preserve">               </w:t>
-      </w:r>
-      <w:r>
-        <w:rPr>
-          <w:sz w:val="21"/>
-          <w:szCs w:val="21"/>
-          <w:lang w:eastAsia="zh-CN"/>
-        </w:rPr>
-        <w:t xml:space="preserve"> </w:t>
-      </w:r>
-      <w:r>
-        <w:rPr>
-          <w:sz w:val="21"/>
-          <w:szCs w:val="21"/>
-          <w:lang w:eastAsia="zh-CN"/>
-        </w:rPr>
-        <w:t>CFA Level 1 Passed</w:t>
-      </w:r>
-      <w:r>
-        <w:rPr>
-          <w:sz w:val="21"/>
-          <w:szCs w:val="21"/>
-          <w:lang w:eastAsia="zh-CN"/>
-        </w:rPr>
-        <w:t xml:space="preserve"> (Top 10%)</w:t>
+          <w:lang w:eastAsia="zh-CN"/>
+        </w:rPr>
+        <w:t xml:space="preserve">ethod to inverse the 1D shear wave velocity model from crust to upper mantle. </w:t>
       </w:r>
     </w:p>
     <w:p>
@@ -3725,90 +3011,6 @@
           <w:lang w:eastAsia="zh-CN"/>
         </w:rPr>
         <w:t>, 109(3), 1034-1040.</w:t>
-      </w:r>
-    </w:p>
-    <w:p>
-      <w:pPr>
-        <w:pStyle w:val="ListParagraph"/>
-        <w:numPr>
-          <w:ilvl w:val="0"/>
-          <w:numId w:val="24"/>
-        </w:numPr>
-        <w:rPr>
-          <w:color w:val="000000" w:themeColor="text1"/>
-          <w:sz w:val="20"/>
-          <w:szCs w:val="20"/>
-          <w:lang w:eastAsia="zh-CN"/>
-        </w:rPr>
-      </w:pPr>
-      <w:proofErr w:type="spellStart"/>
-      <w:r>
-        <w:rPr>
-          <w:color w:val="000000" w:themeColor="text1"/>
-          <w:sz w:val="20"/>
-          <w:szCs w:val="20"/>
-          <w:lang w:val="nb-NO" w:eastAsia="zh-CN"/>
-        </w:rPr>
-        <w:t>Guo</w:t>
-      </w:r>
-      <w:proofErr w:type="spellEnd"/>
-      <w:r>
-        <w:rPr>
-          <w:color w:val="000000" w:themeColor="text1"/>
-          <w:sz w:val="20"/>
-          <w:szCs w:val="20"/>
-          <w:lang w:val="nb-NO" w:eastAsia="zh-CN"/>
-        </w:rPr>
-        <w:t xml:space="preserve">, H., Huang, H., </w:t>
-      </w:r>
-      <w:r>
-        <w:rPr>
-          <w:b/>
-          <w:bCs/>
-          <w:color w:val="000000" w:themeColor="text1"/>
-          <w:sz w:val="20"/>
-          <w:szCs w:val="20"/>
-          <w:lang w:val="nb-NO" w:eastAsia="zh-CN"/>
-        </w:rPr>
-        <w:t>Feng, T.</w:t>
-      </w:r>
-      <w:r>
-        <w:rPr>
-          <w:color w:val="000000" w:themeColor="text1"/>
-          <w:sz w:val="20"/>
-          <w:szCs w:val="20"/>
-          <w:lang w:val="nb-NO" w:eastAsia="zh-CN"/>
-        </w:rPr>
-        <w:t xml:space="preserve">, &amp; Meng, L. (2018). </w:t>
-      </w:r>
-      <w:r>
-        <w:rPr>
-          <w:color w:val="000000" w:themeColor="text1"/>
-          <w:sz w:val="20"/>
-          <w:szCs w:val="20"/>
-          <w:lang w:eastAsia="zh-CN"/>
-        </w:rPr>
-        <w:t xml:space="preserve">Machine Learning in detecting Low-frequency Earthquakes in Shikoku, Japan. </w:t>
-      </w:r>
-      <w:r>
-        <w:rPr>
-          <w:i/>
-          <w:iCs/>
-          <w:color w:val="000000" w:themeColor="text1"/>
-          <w:sz w:val="20"/>
-          <w:szCs w:val="20"/>
-          <w:lang w:eastAsia="zh-CN"/>
-        </w:rPr>
-        <w:t>Poster Presentation at 2018 SCEC Annual Meeting</w:t>
-      </w:r>
-      <w:r>
-        <w:rPr>
-          <w:color w:val="000000" w:themeColor="text1"/>
-          <w:sz w:val="20"/>
-          <w:szCs w:val="20"/>
-          <w:lang w:eastAsia="zh-CN"/>
-        </w:rPr>
-        <w:t>.</w:t>
       </w:r>
     </w:p>
     <w:p>
@@ -7221,7 +6423,7 @@
       </w:pPr>
     </w:pPrDefault>
   </w:docDefaults>
-  <w:latentStyles w:defLockedState="0" w:defUIPriority="99" w:defSemiHidden="0" w:defUnhideWhenUsed="0" w:defQFormat="0" w:count="376">
+  <w:latentStyles w:defLockedState="0" w:defUIPriority="99" w:defSemiHidden="0" w:defUnhideWhenUsed="0" w:defQFormat="0" w:count="377">
     <w:lsdException w:name="Normal" w:uiPriority="0" w:qFormat="1"/>
     <w:lsdException w:name="heading 1" w:uiPriority="1" w:qFormat="1"/>
     <w:lsdException w:name="heading 2" w:semiHidden="1" w:uiPriority="9" w:unhideWhenUsed="1" w:qFormat="1"/>
@@ -7327,7 +6529,6 @@
     <w:lsdException w:name="HTML Sample" w:semiHidden="1" w:unhideWhenUsed="1"/>
     <w:lsdException w:name="HTML Typewriter" w:semiHidden="1" w:unhideWhenUsed="1"/>
     <w:lsdException w:name="HTML Variable" w:semiHidden="1" w:unhideWhenUsed="1"/>
-    <w:lsdException w:name="Normal Table" w:semiHidden="1" w:unhideWhenUsed="1"/>
     <w:lsdException w:name="annotation subject" w:semiHidden="1" w:unhideWhenUsed="1"/>
     <w:lsdException w:name="No List" w:semiHidden="1" w:unhideWhenUsed="1"/>
     <w:lsdException w:name="Outline List 1" w:semiHidden="1" w:unhideWhenUsed="1"/>
@@ -7374,10 +6575,8 @@
     <w:lsdException w:name="Table Subtle 2" w:semiHidden="1" w:unhideWhenUsed="1"/>
     <w:lsdException w:name="Table Web 1" w:semiHidden="1" w:unhideWhenUsed="1"/>
     <w:lsdException w:name="Table Web 2" w:semiHidden="1" w:unhideWhenUsed="1"/>
-    <w:lsdException w:name="Table Web 3" w:semiHidden="1" w:unhideWhenUsed="1"/>
     <w:lsdException w:name="Balloon Text" w:semiHidden="1" w:unhideWhenUsed="1"/>
     <w:lsdException w:name="Table Grid" w:uiPriority="39"/>
-    <w:lsdException w:name="Table Theme" w:semiHidden="1" w:unhideWhenUsed="1"/>
     <w:lsdException w:name="Placeholder Text" w:semiHidden="1"/>
     <w:lsdException w:name="No Spacing" w:uiPriority="1" w:qFormat="1"/>
     <w:lsdException w:name="Light Shading" w:uiPriority="60"/>
@@ -7596,6 +6795,7 @@
     <w:lsdException w:name="Mention" w:semiHidden="1" w:unhideWhenUsed="1"/>
     <w:lsdException w:name="Smart Hyperlink" w:semiHidden="1" w:unhideWhenUsed="1"/>
     <w:lsdException w:name="Smart Link" w:semiHidden="1" w:unhideWhenUsed="1"/>
+    <w:lsdException w:name="Smart Link Error" w:semiHidden="1" w:unhideWhenUsed="1"/>
   </w:latentStyles>
   <w:style w:type="paragraph" w:default="1" w:styleId="Normal">
     <w:name w:val="Normal"/>
@@ -8251,7 +7451,7 @@
 </file>
 
 <file path=customXml/itemProps1.xml><?xml version="1.0" encoding="utf-8"?>
-<ds:datastoreItem xmlns:ds="http://schemas.openxmlformats.org/officeDocument/2006/customXml" ds:itemID="{5D85F2CF-C7B2-B247-B5D3-90F48F4CFD45}">
+<ds:datastoreItem xmlns:ds="http://schemas.openxmlformats.org/officeDocument/2006/customXml" ds:itemID="{25BFB7C4-21AA-DF47-AA5D-BA713E5AB211}">
   <ds:schemaRefs>
     <ds:schemaRef ds:uri="http://schemas.openxmlformats.org/officeDocument/2006/bibliography"/>
   </ds:schemaRefs>
